--- a/manuscript/manuscript_v2_brain_SUPPLEMENTARY.docx
+++ b/manuscript/manuscript_v2_brain_SUPPLEMENTARY.docx
@@ -6791,7 +6791,7 @@
                 <w:sz w:val="18"/>
                 <w:szCs w:val="18"/>
               </w:rPr>
-              <w:t xml:space="preserve">6.7\u201311.6%</w:t>
+              <w:t xml:space="preserve">7.0\u201310.3%</w:t>
             </w:r>
           </w:p>
         </w:tc>
@@ -6889,7 +6889,7 @@
                 <w:sz w:val="18"/>
                 <w:szCs w:val="18"/>
               </w:rPr>
-              <w:t xml:space="preserve">~20\u201329%</w:t>
+              <w:t xml:space="preserve">~21\u201329%</w:t>
             </w:r>
           </w:p>
         </w:tc>
@@ -6987,7 +6987,7 @@
                 <w:sz w:val="18"/>
                 <w:szCs w:val="18"/>
               </w:rPr>
-              <w:t xml:space="preserve">94.8%</w:t>
+              <w:t xml:space="preserve">91.6%</w:t>
             </w:r>
           </w:p>
         </w:tc>
@@ -7085,7 +7085,7 @@
                 <w:sz w:val="18"/>
                 <w:szCs w:val="18"/>
               </w:rPr>
-              <w:t xml:space="preserve">90% / 89%</w:t>
+              <w:t xml:space="preserve">90% / 90%</w:t>
             </w:r>
           </w:p>
         </w:tc>
@@ -7117,7 +7117,7 @@
                 <w:sz w:val="18"/>
                 <w:szCs w:val="18"/>
               </w:rPr>
-              <w:t xml:space="preserve">REM is the most immobile state</w:t>
+              <w:t xml:space="preserve">REM the most immobile state</w:t>
             </w:r>
           </w:p>
         </w:tc>
@@ -7151,7 +7151,7 @@
                 <w:sz w:val="18"/>
                 <w:szCs w:val="18"/>
               </w:rPr>
-              <w:t xml:space="preserve">REM vs wake motion</w:t>
+              <w:t xml:space="preserve">REM vs ACTIVE wake motion</w:t>
             </w:r>
           </w:p>
         </w:tc>
@@ -7183,7 +7183,7 @@
                 <w:sz w:val="18"/>
                 <w:szCs w:val="18"/>
               </w:rPr>
-              <w:t xml:space="preserve">d = \u22120.27, p &lt; 0.001</w:t>
+              <w:t xml:space="preserve">d = \u22121.28, p &lt; 10\u207B\u2078</w:t>
             </w:r>
           </w:p>
         </w:tc>
@@ -7215,7 +7215,7 @@
                 <w:sz w:val="18"/>
                 <w:szCs w:val="18"/>
               </w:rPr>
-              <w:t xml:space="preserve">REM significantly less mobile than wake</w:t>
+              <w:t xml:space="preserve">the objection-relevant contrast</w:t>
             </w:r>
           </w:p>
         </w:tc>
@@ -7379,7 +7379,7 @@
                 <w:sz w:val="18"/>
                 <w:szCs w:val="18"/>
               </w:rPr>
-              <w:t xml:space="preserve">0.23</w:t>
+              <w:t xml:space="preserve">0.24</w:t>
             </w:r>
           </w:p>
         </w:tc>
@@ -7477,7 +7477,7 @@
                 <w:sz w:val="18"/>
                 <w:szCs w:val="18"/>
               </w:rPr>
-              <w:t xml:space="preserve">~6.5 Hz</w:t>
+              <w:t xml:space="preserve">~6.3 Hz</w:t>
             </w:r>
           </w:p>
         </w:tc>
@@ -7575,7 +7575,7 @@
                 <w:sz w:val="18"/>
                 <w:szCs w:val="18"/>
               </w:rPr>
-              <w:t xml:space="preserve">d = +0.36</w:t>
+              <w:t xml:space="preserve">d = +0.38</w:t>
             </w:r>
           </w:p>
         </w:tc>
@@ -7618,7 +7618,7 @@
         <w:spacing w:after="160" w:line="276"/>
       </w:pPr>
       <w:r>
-        <w:t xml:space="preserve">Per-epoch video motion energy and hippocampal signatures for the validation subset (knockout and wild-type at 3, 9, and 12 months). REM epochs classified from EEG were behaviourally immobile at physiological frequency, were rarely entered from wakefulness, and carried canonical hippocampal theta, indicating that the EEG-defined REM state is not misclassified active wakefulness. Because mean wake motion is diluted by quiet rest, the genotype-blind contrast with active (high-movement) wake is reported in Fig. S7. [Values to be updated from the full-cohort run.]</w:t>
+        <w:t xml:space="preserve">Per-epoch video motion energy and hippocampal signatures for the validation subset (knockout and wild-type at 3, 9, and 12 months). REM epochs classified from EEG were behaviourally immobile at physiological frequency, were rarely entered from wakefulness, and carried canonical hippocampal theta, indicating that the EEG-defined REM state is not misclassified active wakefulness. Because mean wake motion is diluted by quiet rest, the diagnostic contrast is with active (high-movement) wake (Fig. S7); n = 20,436 REM epochs across the full cohort.</w:t>
       </w:r>
     </w:p>
     <w:p>
@@ -8034,15 +8034,48 @@
     </w:p>
     <w:p>
       <w:pPr>
-        <w:spacing w:after="80"/>
+        <w:spacing w:after="40" w:before="120"/>
+        <w:jc w:val="center"/>
       </w:pPr>
       <w:r>
-        <w:rPr>
-          <w:i/>
-          <w:iCs/>
-          <w:color w:val="AA0000"/>
-        </w:rPr>
-        <w:t xml:space="preserve">[missing figure: sleep_state_validation_motion.png]</w:t>
+        <w:drawing>
+          <wp:inline distT="0" distB="0" distL="0" distR="0">
+            <wp:extent cx="4381500" cy="1809750"/>
+            <wp:effectExtent t="0" r="0" b="0" l="0"/>
+            <wp:docPr id="1" name="" descr="" title=""/>
+            <wp:cNvGraphicFramePr>
+              <a:graphicFrameLocks xmlns:a="http://schemas.openxmlformats.org/drawingml/2006/main" noChangeAspect="1"/>
+            </wp:cNvGraphicFramePr>
+            <a:graphic xmlns:a="http://schemas.openxmlformats.org/drawingml/2006/main">
+              <a:graphicData uri="http://schemas.openxmlformats.org/drawingml/2006/picture">
+                <pic:pic xmlns:pic="http://schemas.openxmlformats.org/drawingml/2006/picture">
+                  <pic:nvPicPr>
+                    <pic:cNvPr id="0" name="" descr=""/>
+                    <pic:cNvPicPr>
+                      <a:picLocks noChangeAspect="1" noChangeArrowheads="1"/>
+                    </pic:cNvPicPr>
+                  </pic:nvPicPr>
+                  <pic:blipFill>
+                    <a:blip r:embed="rId15" cstate="none"/>
+                    <a:srcRect/>
+                    <a:stretch>
+                      <a:fillRect/>
+                    </a:stretch>
+                  </pic:blipFill>
+                  <pic:spPr bwMode="auto">
+                    <a:xfrm>
+                      <a:off x="0" y="0"/>
+                      <a:ext cx="4381500" cy="1809750"/>
+                    </a:xfrm>
+                    <a:prstGeom prst="rect">
+                      <a:avLst/>
+                    </a:prstGeom>
+                  </pic:spPr>
+                </pic:pic>
+              </a:graphicData>
+            </a:graphic>
+          </wp:inline>
+        </w:drawing>
       </w:r>
     </w:p>
     <w:p>
@@ -8057,7 +8090,7 @@
         <w:t xml:space="preserve">Figure S7. Validation of EEG-defined REM using synchronous video. </w:t>
       </w:r>
       <w:r>
-        <w:t xml:space="preserve">Left: video motion energy (an electromyography surrogate) by vigilance state; REM-classified epochs are as immobile as NREM and below active wakefulness, with 94.8% of REM epochs behaviourally immobile. Right: per-epoch hippocampal CA3 theta/delta against cortical delta/theta ratio, coloured by motion energy; the REM cluster shows high CA3 theta and low movement. Together with physiological REM proportion, low wake-to-REM transition probability, and a ~6.5 Hz CA3 theta peak, these confirm that the EEG-defined REM state is behaviourally quiescent and hippocampally appropriate rather than misclassified active wake.</w:t>
+        <w:t xml:space="preserve">Left: video motion energy (an electromyography surrogate) by vigilance state, with wakefulness partitioned into quiet and active (upper movement quartile). REM-classified epochs are immobile and far below active wakefulness (Cohen’s d = −1.28), the contrast relevant to the active-wake confound; 91.6% of REM epochs were behaviourally immobile across the full cohort (n = 20,436). Right: hippocampal CA3 theta/delta ratio by state, greatest during REM (REM vs wake d = +0.38; ~6.3 Hz theta peak). Together with physiological REM proportion (7–10% of total time) and low wake-to-REM transition probability (0.07), these confirm that the EEG-defined REM state is behaviourally quiescent and hippocampally appropriate rather than misclassified active wake.</w:t>
       </w:r>
     </w:p>
     <w:sectPr>

--- a/manuscript/manuscript_v2_brain_SUPPLEMENTARY.docx
+++ b/manuscript/manuscript_v2_brain_SUPPLEMENTARY.docx
@@ -14,7 +14,7 @@
           <w:sz w:val="28"/>
           <w:szCs w:val="28"/>
         </w:rPr>
-        <w:t xml:space="preserve">Supplementary Materials \u2014 A biphasic trajectory of cortical and hippocampal network dysfunction during REM sleep in C9orf72-deficient mice</w:t>
+        <w:t xml:space="preserve">Supplementary Materials: A biphasic trajectory of cortical and hippocampal network dysfunction during REM sleep in C9orf72-deficient mice</w:t>
       </w:r>
     </w:p>
     <w:p>
@@ -45,7 +45,7 @@
         <w:t xml:space="preserve">Table S1. Session-level sensitivity analysis (Scenario B). </w:t>
       </w:r>
       <w:r>
-        <w:t xml:space="preserve">Full feature-by-timepoint comparisons treating each recording session as the unit of analysis, with group means, Cohen\u2019s d and 95% confidence intervals, and raw and FDR-adjusted p-values.</w:t>
+        <w:t xml:space="preserve">Full feature-by-timepoint comparisons treating each recording session as the unit of analysis, with group means, Cohen’s d and 95% confidence intervals, and raw and FDR-adjusted p-values.</w:t>
       </w:r>
     </w:p>
     <w:p>
@@ -60,7 +60,7 @@
         <w:t xml:space="preserve">Table S2. Mixed-effects models. </w:t>
       </w:r>
       <w:r>
-        <w:t xml:space="preserve">Complete genotype \u00D7 time interaction results for all tested features, reporting the mixed-model p-value, the cluster-robust (by animal) p-value, the random-effect variance estimate, and the reported value (robust where the random-effect variance approached the boundary).</w:t>
+        <w:t xml:space="preserve">Complete genotype × time interaction results for all tested features, reporting the mixed-model p-value, the cluster-robust (by animal) p-value, the random-effect variance estimate, and the reported value (robust where the random-effect variance approached the boundary).</w:t>
       </w:r>
     </w:p>
     <w:p>
@@ -105,7 +105,7 @@
         <w:t xml:space="preserve">Table S5. Cross-validated classification performance. </w:t>
       </w:r>
       <w:r>
-        <w:t xml:space="preserve">For each headline feature: in-sample AUC, leave-one-out cross-validated AUC, repeated stratified k-fold AUC (mean \u00B1 SD), and label-permutation p-value.</w:t>
+        <w:t xml:space="preserve">For each headline feature: in-sample AUC, leave-one-out cross-validated AUC, repeated stratified k-fold AUC (mean ± SD), and label-permutation p-value.</w:t>
       </w:r>
     </w:p>
     <w:p>
@@ -154,7 +154,7 @@
           <w:iCs/>
           <w:color w:val="375623"/>
         </w:rPr>
-        <w:t xml:space="preserve">[PLACEHOLDER] Awaiting the session-level results CSV (feature \u00D7 timepoint, treating each recording session as the unit) to populate this table with exact group means, Cohen\u2019s d [95% CI], and raw/FDR p-values.</w:t>
+        <w:t xml:space="preserve">[PLACEHOLDER] Awaiting the session-level results CSV (feature × timepoint, treating each recording session as the unit) to populate this table with exact group means, Cohen’s d [95% CI], and raw/FDR p-values.</w:t>
       </w:r>
     </w:p>
     <w:p>
@@ -166,7 +166,7 @@
           <w:b/>
           <w:bCs/>
         </w:rPr>
-        <w:t xml:space="preserve">Table S2. Mixed-effects genotype \u00D7 time interaction (all tested features).</w:t>
+        <w:t xml:space="preserve">Table S2. Mixed-effects genotype × time interaction (all tested features).</w:t>
       </w:r>
     </w:p>
     <w:tbl>
@@ -1110,7 +1110,7 @@
         <w:spacing w:after="160" w:line="276"/>
       </w:pPr>
       <w:r>
-        <w:t xml:space="preserve">Linear mixed-effects models with genotype, age, and their interaction as fixed effects and a by-animal random intercept; p-values are the genotype \u00D7 time interaction, reported under cluster-robust (by-animal) inference where the random-effect variance approached the boundary. FDR correction is across the features listed. A significant interaction indicates that the knockout and wild-type trajectories diverge over the disease course.</w:t>
+        <w:t xml:space="preserve">Linear mixed-effects models with genotype, age, and their interaction as fixed effects and a by-animal random intercept; p-values are the genotype × time interaction, reported under cluster-robust (by-animal) inference where the random-effect variance approached the boundary. FDR correction is across the features listed. A significant interaction indicates that the knockout and wild-type trajectories diverge over the disease course.</w:t>
       </w:r>
     </w:p>
     <w:p>
@@ -4846,7 +4846,7 @@
         <w:spacing w:after="160" w:line="276"/>
       </w:pPr>
       <w:r>
-        <w:t xml:space="preserve">Probability of transitioning from each row (current) state to each column (next) state, by genotype at 3, 4, and 12 months (rows sum to 1). The end-stage increase in the knockout NREM\u2192REM probability and REM\u2192NREM probability, with reduced REM self-maintenance, corresponds to the destabilization of sleep-state architecture described in the Results; full dwell-time and transition-rate comparisons with effect sizes and FDR-adjusted p-values are provided in the source results file.</w:t>
+        <w:t xml:space="preserve">Probability of transitioning from each row (current) state to each column (next) state, by genotype at 3, 4, and 12 months (rows sum to 1). The end-stage increase in the knockout NREM→REM probability and REM→NREM probability, with reduced REM self-maintenance, corresponds to the destabilization of sleep-state architecture described in the Results; full dwell-time and transition-rate comparisons with effect sizes and FDR-adjusted p-values are provided in the source results file.</w:t>
       </w:r>
     </w:p>
     <w:p>
@@ -5169,7 +5169,7 @@
                 <w:sz w:val="18"/>
                 <w:szCs w:val="18"/>
               </w:rPr>
-              <w:t xml:space="preserve">\u2014</w:t>
+              <w:t xml:space="preserve">0.81</w:t>
             </w:r>
           </w:p>
         </w:tc>
@@ -5201,7 +5201,7 @@
                 <w:sz w:val="18"/>
                 <w:szCs w:val="18"/>
               </w:rPr>
-              <w:t xml:space="preserve">\u2014</w:t>
+              <w:t xml:space="preserve">0.93</w:t>
             </w:r>
           </w:p>
         </w:tc>
@@ -5331,7 +5331,7 @@
                 <w:sz w:val="18"/>
                 <w:szCs w:val="18"/>
               </w:rPr>
-              <w:t xml:space="preserve">\u2014</w:t>
+              <w:t xml:space="preserve">0.83</w:t>
             </w:r>
           </w:p>
         </w:tc>
@@ -5363,7 +5363,7 @@
                 <w:sz w:val="18"/>
                 <w:szCs w:val="18"/>
               </w:rPr>
-              <w:t xml:space="preserve">\u2014</w:t>
+              <w:t xml:space="preserve">0.90</w:t>
             </w:r>
           </w:p>
         </w:tc>
@@ -5395,7 +5395,7 @@
                 <w:sz w:val="18"/>
                 <w:szCs w:val="18"/>
               </w:rPr>
-              <w:t xml:space="preserve">\u2014</w:t>
+              <w:t xml:space="preserve">0.007</w:t>
             </w:r>
           </w:p>
         </w:tc>
@@ -5493,7 +5493,7 @@
                 <w:sz w:val="18"/>
                 <w:szCs w:val="18"/>
               </w:rPr>
-              <w:t xml:space="preserve">\u2014</w:t>
+              <w:t xml:space="preserve">0.69</w:t>
             </w:r>
           </w:p>
         </w:tc>
@@ -5525,7 +5525,7 @@
                 <w:sz w:val="18"/>
                 <w:szCs w:val="18"/>
               </w:rPr>
-              <w:t xml:space="preserve">\u2014</w:t>
+              <w:t xml:space="preserve">0.85</w:t>
             </w:r>
           </w:p>
         </w:tc>
@@ -5557,7 +5557,7 @@
                 <w:sz w:val="18"/>
                 <w:szCs w:val="18"/>
               </w:rPr>
-              <w:t xml:space="preserve">\u2014</w:t>
+              <w:t xml:space="preserve">0.109</w:t>
             </w:r>
           </w:p>
         </w:tc>
@@ -5655,7 +5655,7 @@
                 <w:sz w:val="18"/>
                 <w:szCs w:val="18"/>
               </w:rPr>
-              <w:t xml:space="preserve">\u2014</w:t>
+              <w:t xml:space="preserve">0.72</w:t>
             </w:r>
           </w:p>
         </w:tc>
@@ -5687,7 +5687,7 @@
                 <w:sz w:val="18"/>
                 <w:szCs w:val="18"/>
               </w:rPr>
-              <w:t xml:space="preserve">\u2014</w:t>
+              <w:t xml:space="preserve">0.81</w:t>
             </w:r>
           </w:p>
         </w:tc>
@@ -5719,7 +5719,7 @@
                 <w:sz w:val="18"/>
                 <w:szCs w:val="18"/>
               </w:rPr>
-              <w:t xml:space="preserve">\u2014</w:t>
+              <w:t xml:space="preserve">0.017</w:t>
             </w:r>
           </w:p>
         </w:tc>
@@ -5817,7 +5817,7 @@
                 <w:sz w:val="18"/>
                 <w:szCs w:val="18"/>
               </w:rPr>
-              <w:t xml:space="preserve">\u2014</w:t>
+              <w:t xml:space="preserve">0.00</w:t>
             </w:r>
           </w:p>
         </w:tc>
@@ -5849,7 +5849,7 @@
                 <w:sz w:val="18"/>
                 <w:szCs w:val="18"/>
               </w:rPr>
-              <w:t xml:space="preserve">\u2014</w:t>
+              <w:t xml:space="preserve">0.22</w:t>
             </w:r>
           </w:p>
         </w:tc>
@@ -5881,7 +5881,7 @@
                 <w:sz w:val="18"/>
                 <w:szCs w:val="18"/>
               </w:rPr>
-              <w:t xml:space="preserve">\u2014</w:t>
+              <w:t xml:space="preserve">0.721</w:t>
             </w:r>
           </w:p>
         </w:tc>
@@ -5898,7 +5898,7 @@
           <w:iCs/>
           <w:color w:val="375623"/>
         </w:rPr>
-        <w:t xml:space="preserve">[PLACEHOLDER] In-sample AUCs and the permutation p-value for the strongest classifier are exact (from the ROC and permutation analyses). The leave-one-out, k-fold, and remaining permutation columns (dashes) will be filled from the cross-validation results CSV so the reported values are exact rather than read from the forest-plot figure.</w:t>
+        <w:t xml:space="preserve">[PLACEHOLDER] In-sample, leave-one-out cross-validated, and repeated stratified k-fold AUCs, with label-permutation p-values, for each headline feature. Out-of-sample (LOO-CV) AUC is the honest performance estimate; in-sample AUC is optimistic. The two acute REM features (4-month relative beta and theta/delta) and 3-month spindle duration classify genotype above chance under permutation testing, whereas the end-stage (12-month) beta reversal and the 3-month aperiodic exponent do not survive cross-validation at the available sample size and are interpreted as trajectory and predictive features respectively rather than standalone classifiers.</w:t>
       </w:r>
     </w:p>
     <w:p>
@@ -6594,7 +6594,7 @@
         <w:spacing w:after="160" w:line="276"/>
       </w:pPr>
       <w:r>
-        <w:t xml:space="preserve">Genotype effect size (Cohen\u2019s d, knockout \u2212 wild-type) for each headline REM feature across the 9-point grid of theta and delta percentile thresholds (40/50/60 each). The two acute effects remain positive and FDR-significant at every grid point; the end-stage beta reduction is directionally stable (negative at every grid point) though, consistent with its smaller sample, not individually significant across the grid. Full per-cell values for all 81 threshold combinations are in the source results file.</w:t>
+        <w:t xml:space="preserve">Genotype effect size (Cohen’s d, knockout − wild-type) for each headline REM feature across the 9-point grid of theta and delta percentile thresholds (40/50/60 each). The two acute effects remain positive and FDR-significant at every grid point; the end-stage beta reduction is directionally stable (negative at every grid point) though, consistent with its smaller sample, not individually significant across the grid. Full per-cell values for all 81 threshold combinations are in the source results file.</w:t>
       </w:r>
     </w:p>
     <w:p>
@@ -6791,7 +6791,7 @@
                 <w:sz w:val="18"/>
                 <w:szCs w:val="18"/>
               </w:rPr>
-              <w:t xml:space="preserve">7.0\u201310.3%</w:t>
+              <w:t xml:space="preserve">7.0–10.3%</w:t>
             </w:r>
           </w:p>
         </w:tc>
@@ -6823,7 +6823,7 @@
                 <w:sz w:val="18"/>
                 <w:szCs w:val="18"/>
               </w:rPr>
-              <w:t xml:space="preserve">physiological mouse REM (~5\u201310%)</w:t>
+              <w:t xml:space="preserve">physiological mouse REM (~5–10%)</w:t>
             </w:r>
           </w:p>
         </w:tc>
@@ -6889,7 +6889,7 @@
                 <w:sz w:val="18"/>
                 <w:szCs w:val="18"/>
               </w:rPr>
-              <w:t xml:space="preserve">~21\u201329%</w:t>
+              <w:t xml:space="preserve">~21–29%</w:t>
             </w:r>
           </w:p>
         </w:tc>
@@ -7019,7 +7019,7 @@
                 <w:sz w:val="18"/>
                 <w:szCs w:val="18"/>
               </w:rPr>
-              <w:t xml:space="preserve">highest of any state \u2192 not active wake</w:t>
+              <w:t xml:space="preserve">highest of any state → not active wake</w:t>
             </w:r>
           </w:p>
         </w:tc>
@@ -7183,7 +7183,7 @@
                 <w:sz w:val="18"/>
                 <w:szCs w:val="18"/>
               </w:rPr>
-              <w:t xml:space="preserve">d = \u22121.28, p &lt; 10\u207B\u2078</w:t>
+              <w:t xml:space="preserve">d = −1.28, p &lt; 10⁻⁸</w:t>
             </w:r>
           </w:p>
         </w:tc>
@@ -7249,7 +7249,7 @@
                 <w:sz w:val="18"/>
                 <w:szCs w:val="18"/>
               </w:rPr>
-              <w:t xml:space="preserve">Wake\u2192REM transition prob.</w:t>
+              <w:t xml:space="preserve">Wake→REM transition prob.</w:t>
             </w:r>
           </w:p>
         </w:tc>
@@ -7632,7 +7632,7 @@
           <w:iCs/>
           <w:color w:val="7F6000"/>
         </w:rPr>
-        <w:t xml:space="preserve">[TODO] Figure S1. Animal-flow diagram \u2014 CONSORT-style accounting of animals enrolled, contributing usable recordings at each timepoint, and lost to attrition, by genotype. Build from final animal numbers.</w:t>
+        <w:t xml:space="preserve">[TODO] Figure S1. Animal-flow diagram. CONSORT-style accounting of animals enrolled, contributing usable recordings at each timepoint, and lost to attrition, by genotype. Build from final animal numbers.</w:t>
       </w:r>
     </w:p>
     <w:p>
@@ -7643,7 +7643,7 @@
       <w:r>
         <w:drawing>
           <wp:inline distT="0" distB="0" distL="0" distR="0">
-            <wp:extent cx="4381500" cy="1800225"/>
+            <wp:extent cx="4381500" cy="1857375"/>
             <wp:effectExtent t="0" r="0" b="0" l="0"/>
             <wp:docPr id="1" name="" descr="" title=""/>
             <wp:cNvGraphicFramePr>
@@ -7668,7 +7668,7 @@
                   <pic:spPr bwMode="auto">
                     <a:xfrm>
                       <a:off x="0" y="0"/>
-                      <a:ext cx="4381500" cy="1800225"/>
+                      <a:ext cx="4381500" cy="1857375"/>
                     </a:xfrm>
                     <a:prstGeom prst="rect">
                       <a:avLst/>
@@ -7693,7 +7693,7 @@
         <w:t xml:space="preserve">Figure S2. Full cortical phase-amplitude coupling matrix. </w:t>
       </w:r>
       <w:r>
-        <w:t xml:space="preserve">Genotype effect size (Cohen\u2019s d, knockout \u2212 wild-type) for every phase band (theta, alpha) against both gamma amplitude bands (low, high) during cortical REM at the principal timepoints; values are small and no cell reaches FDR significance, supporting a frequency-general PAC null.</w:t>
+        <w:t xml:space="preserve">Genotype effect size (Cohen’s d, knockout − wild-type) for every phase band (theta, alpha) against both gamma amplitude bands (low, high) during cortical REM at the principal timepoints; values are small and no cell reaches FDR significance, supporting a frequency-general PAC null.</w:t>
       </w:r>
     </w:p>
     <w:p>
@@ -7933,7 +7933,7 @@
       <w:r>
         <w:drawing>
           <wp:inline distT="0" distB="0" distL="0" distR="0">
-            <wp:extent cx="4381500" cy="1619250"/>
+            <wp:extent cx="4381500" cy="1809750"/>
             <wp:effectExtent t="0" r="0" b="0" l="0"/>
             <wp:docPr id="1" name="" descr="" title=""/>
             <wp:cNvGraphicFramePr>
@@ -7958,7 +7958,7 @@
                   <pic:spPr bwMode="auto">
                     <a:xfrm>
                       <a:off x="0" y="0"/>
-                      <a:ext cx="4381500" cy="1619250"/>
+                      <a:ext cx="4381500" cy="1809750"/>
                     </a:xfrm>
                     <a:prstGeom prst="rect">
                       <a:avLst/>

--- a/manuscript/manuscript_v2_brain_SUPPLEMENTARY.docx
+++ b/manuscript/manuscript_v2_brain_SUPPLEMENTARY.docx
@@ -5889,16 +5889,10 @@
     </w:tbl>
     <w:p>
       <w:pPr>
-        <w:shd w:fill="E2EFDA" w:val="clear"/>
         <w:spacing w:after="160" w:line="276"/>
       </w:pPr>
       <w:r>
-        <w:rPr>
-          <w:i/>
-          <w:iCs/>
-          <w:color w:val="375623"/>
-        </w:rPr>
-        <w:t xml:space="preserve">[PLACEHOLDER] In-sample, leave-one-out cross-validated, and repeated stratified k-fold AUCs, with label-permutation p-values, for each headline feature. Out-of-sample (LOO-CV) AUC is the honest performance estimate; in-sample AUC is optimistic. The two acute REM features (4-month relative beta and theta/delta) and 3-month spindle duration classify genotype above chance under permutation testing, whereas the end-stage (12-month) beta reversal and the 3-month aperiodic exponent do not survive cross-validation at the available sample size and are interpreted as trajectory and predictive features respectively rather than standalone classifiers.</w:t>
+        <w:t xml:space="preserve">In-sample, leave-one-out cross-validated, and repeated stratified k-fold AUCs, with label-permutation p-values, for each headline feature. Out-of-sample (LOO-CV) AUC is the honest performance estimate; in-sample AUC is optimistic. The two acute REM features (4-month relative beta and theta/delta) and 3-month spindle duration classify genotype above chance under permutation testing, whereas the end-stage (12-month) beta reversal and the 3-month aperiodic exponent do not survive cross-validation at the available sample size and are interpreted as trajectory and predictive features respectively rather than standalone classifiers.</w:t>
       </w:r>
     </w:p>
     <w:p>
@@ -7623,16 +7617,63 @@
     </w:p>
     <w:p>
       <w:pPr>
-        <w:shd w:fill="FFF2CC" w:val="clear"/>
+        <w:spacing w:after="40" w:before="120"/>
+        <w:jc w:val="center"/>
+      </w:pPr>
+      <w:r>
+        <w:drawing>
+          <wp:inline distT="0" distB="0" distL="0" distR="0">
+            <wp:extent cx="3619500" cy="3371850"/>
+            <wp:effectExtent t="0" r="0" b="0" l="0"/>
+            <wp:docPr id="1" name="" descr="" title=""/>
+            <wp:cNvGraphicFramePr>
+              <a:graphicFrameLocks xmlns:a="http://schemas.openxmlformats.org/drawingml/2006/main" noChangeAspect="1"/>
+            </wp:cNvGraphicFramePr>
+            <a:graphic xmlns:a="http://schemas.openxmlformats.org/drawingml/2006/main">
+              <a:graphicData uri="http://schemas.openxmlformats.org/drawingml/2006/picture">
+                <pic:pic xmlns:pic="http://schemas.openxmlformats.org/drawingml/2006/picture">
+                  <pic:nvPicPr>
+                    <pic:cNvPr id="0" name="" descr=""/>
+                    <pic:cNvPicPr>
+                      <a:picLocks noChangeAspect="1" noChangeArrowheads="1"/>
+                    </pic:cNvPicPr>
+                  </pic:nvPicPr>
+                  <pic:blipFill>
+                    <a:blip r:embed="rId8" cstate="none"/>
+                    <a:srcRect/>
+                    <a:stretch>
+                      <a:fillRect/>
+                    </a:stretch>
+                  </pic:blipFill>
+                  <pic:spPr bwMode="auto">
+                    <a:xfrm>
+                      <a:off x="0" y="0"/>
+                      <a:ext cx="3619500" cy="3371850"/>
+                    </a:xfrm>
+                    <a:prstGeom prst="rect">
+                      <a:avLst/>
+                    </a:prstGeom>
+                  </pic:spPr>
+                </pic:pic>
+              </a:graphicData>
+            </a:graphic>
+          </wp:inline>
+        </w:drawing>
+      </w:r>
+    </w:p>
+    <w:p>
+      <w:pPr>
         <w:spacing w:after="160" w:line="276"/>
       </w:pPr>
       <w:r>
         <w:rPr>
-          <w:i/>
-          <w:iCs/>
-          <w:color w:val="7F6000"/>
+          <w:b/>
+          <w:bCs/>
         </w:rPr>
-        <w:t xml:space="preserve">[TODO] Figure S1. Animal-flow diagram. CONSORT-style accounting of animals enrolled, contributing usable recordings at each timepoint, and lost to attrition, by genotype. Build from final animal numbers.</w:t>
+        <w:t xml:space="preserve">Figure S1. Animal flow through the longitudinal study. </w:t>
+      </w:r>
+      <w:r>
+        <w:t xml:space="preserve">CONSORT-style accounting of wild-type and knockout animals from implantation at 3 months through the six EEG timepoints (3, 4, 6, 7, 9, 12 months) and the 10-month behavioural battery, with per-timepoint counts and attrition by genotype. Counts reflect animals with usable, video-paired recordings at each session and are a lower bound on contributing animals; values are to be reconciled against the master enrolment log, with reasons for attrition, before submission.</w:t>
       </w:r>
     </w:p>
     <w:p>
@@ -7659,7 +7700,7 @@
                     </pic:cNvPicPr>
                   </pic:nvPicPr>
                   <pic:blipFill>
-                    <a:blip r:embed="rId8" cstate="none"/>
+                    <a:blip r:embed="rId9" cstate="none"/>
                     <a:srcRect/>
                     <a:stretch>
                       <a:fillRect/>
@@ -7720,7 +7761,7 @@
                     </pic:cNvPicPr>
                   </pic:nvPicPr>
                   <pic:blipFill>
-                    <a:blip r:embed="rId9" cstate="none"/>
+                    <a:blip r:embed="rId10" cstate="none"/>
                     <a:srcRect/>
                     <a:stretch>
                       <a:fillRect/>
@@ -7781,7 +7822,7 @@
                     </pic:cNvPicPr>
                   </pic:nvPicPr>
                   <pic:blipFill>
-                    <a:blip r:embed="rId10" cstate="none"/>
+                    <a:blip r:embed="rId11" cstate="none"/>
                     <a:srcRect/>
                     <a:stretch>
                       <a:fillRect/>
@@ -7827,7 +7868,7 @@
                     </pic:cNvPicPr>
                   </pic:nvPicPr>
                   <pic:blipFill>
-                    <a:blip r:embed="rId11" cstate="none"/>
+                    <a:blip r:embed="rId12" cstate="none"/>
                     <a:srcRect/>
                     <a:stretch>
                       <a:fillRect/>
@@ -7888,7 +7929,7 @@
                     </pic:cNvPicPr>
                   </pic:nvPicPr>
                   <pic:blipFill>
-                    <a:blip r:embed="rId12" cstate="none"/>
+                    <a:blip r:embed="rId13" cstate="none"/>
                     <a:srcRect/>
                     <a:stretch>
                       <a:fillRect/>
@@ -7949,7 +7990,7 @@
                     </pic:cNvPicPr>
                   </pic:nvPicPr>
                   <pic:blipFill>
-                    <a:blip r:embed="rId13" cstate="none"/>
+                    <a:blip r:embed="rId14" cstate="none"/>
                     <a:srcRect/>
                     <a:stretch>
                       <a:fillRect/>
@@ -7995,7 +8036,7 @@
                     </pic:cNvPicPr>
                   </pic:nvPicPr>
                   <pic:blipFill>
-                    <a:blip r:embed="rId14" cstate="none"/>
+                    <a:blip r:embed="rId15" cstate="none"/>
                     <a:srcRect/>
                     <a:stretch>
                       <a:fillRect/>
@@ -8056,7 +8097,7 @@
                     </pic:cNvPicPr>
                   </pic:nvPicPr>
                   <pic:blipFill>
-                    <a:blip r:embed="rId15" cstate="none"/>
+                    <a:blip r:embed="rId16" cstate="none"/>
                     <a:srcRect/>
                     <a:stretch>
                       <a:fillRect/>

--- a/manuscript/manuscript_v2_brain_SUPPLEMENTARY.docx
+++ b/manuscript/manuscript_v2_brain_SUPPLEMENTARY.docx
@@ -45,7 +45,7 @@
         <w:t xml:space="preserve">Table S1. Session-level sensitivity analysis (Scenario B). </w:t>
       </w:r>
       <w:r>
-        <w:t xml:space="preserve">Full feature-by-timepoint comparisons treating each recording session as the unit of analysis, with group means, Cohen’s d and 95% confidence intervals, and raw and FDR-adjusted p-values.</w:t>
+        <w:t xml:space="preserve">Headline feature comparisons treating each recording session as the unit of analysis, with group means, Cohen’s d, and raw and FDR-adjusted p-values.</w:t>
       </w:r>
     </w:p>
     <w:p>
@@ -140,21 +140,4115 @@
           <w:b/>
           <w:bCs/>
         </w:rPr>
-        <w:t xml:space="preserve">Table S1. Session-level sensitivity analysis (Scenario B). [To be inserted from results CSV.]</w:t>
+        <w:t xml:space="preserve">Table S1. Session-level sensitivity analysis (Scenario B).</w:t>
       </w:r>
     </w:p>
+    <w:tbl>
+      <w:tblPr>
+        <w:tblW w:type="dxa" w:w="8900"/>
+        <w:tblBorders>
+          <w:top w:val="single" w:color="auto" w:sz="4"/>
+          <w:left w:val="single" w:color="auto" w:sz="4"/>
+          <w:bottom w:val="single" w:color="auto" w:sz="4"/>
+          <w:right w:val="single" w:color="auto" w:sz="4"/>
+          <w:insideH w:val="single" w:color="auto" w:sz="4"/>
+          <w:insideV w:val="single" w:color="auto" w:sz="4"/>
+        </w:tblBorders>
+      </w:tblPr>
+      <w:tblGrid>
+        <w:gridCol w:w="1100"/>
+        <w:gridCol w:w="2400"/>
+        <w:gridCol w:w="1100"/>
+        <w:gridCol w:w="1100"/>
+        <w:gridCol w:w="1200"/>
+        <w:gridCol w:w="1000"/>
+        <w:gridCol w:w="1000"/>
+      </w:tblGrid>
+      <w:tr>
+        <w:trPr>
+          <w:tblHeader/>
+        </w:trPr>
+        <w:tc>
+          <w:tcPr>
+            <w:tcW w:type="dxa" w:w="1100"/>
+            <w:tcBorders>
+              <w:top w:val="single" w:color="CCCCCC" w:sz="1"/>
+              <w:left w:val="single" w:color="CCCCCC" w:sz="1"/>
+              <w:bottom w:val="single" w:color="CCCCCC" w:sz="1"/>
+              <w:right w:val="single" w:color="CCCCCC" w:sz="1"/>
+            </w:tcBorders>
+            <w:shd w:fill="D5E8F0" w:val="clear"/>
+            <w:tcMar>
+              <w:top w:type="dxa" w:w="60"/>
+              <w:left w:type="dxa" w:w="100"/>
+              <w:bottom w:type="dxa" w:w="60"/>
+              <w:right w:type="dxa" w:w="100"/>
+            </w:tcMar>
+          </w:tcPr>
+          <w:p>
+            <w:pPr>
+              <w:spacing w:after="0"/>
+            </w:pPr>
+            <w:r>
+              <w:rPr>
+                <w:rFonts w:ascii="Arial" w:cs="Arial" w:eastAsia="Arial" w:hAnsi="Arial"/>
+                <w:b/>
+                <w:bCs/>
+                <w:sz w:val="18"/>
+                <w:szCs w:val="18"/>
+              </w:rPr>
+              <w:t xml:space="preserve">Timepoint</w:t>
+            </w:r>
+          </w:p>
+        </w:tc>
+        <w:tc>
+          <w:tcPr>
+            <w:tcW w:type="dxa" w:w="2400"/>
+            <w:tcBorders>
+              <w:top w:val="single" w:color="CCCCCC" w:sz="1"/>
+              <w:left w:val="single" w:color="CCCCCC" w:sz="1"/>
+              <w:bottom w:val="single" w:color="CCCCCC" w:sz="1"/>
+              <w:right w:val="single" w:color="CCCCCC" w:sz="1"/>
+            </w:tcBorders>
+            <w:shd w:fill="D5E8F0" w:val="clear"/>
+            <w:tcMar>
+              <w:top w:type="dxa" w:w="60"/>
+              <w:left w:type="dxa" w:w="100"/>
+              <w:bottom w:type="dxa" w:w="60"/>
+              <w:right w:type="dxa" w:w="100"/>
+            </w:tcMar>
+          </w:tcPr>
+          <w:p>
+            <w:pPr>
+              <w:spacing w:after="0"/>
+            </w:pPr>
+            <w:r>
+              <w:rPr>
+                <w:rFonts w:ascii="Arial" w:cs="Arial" w:eastAsia="Arial" w:hAnsi="Arial"/>
+                <w:b/>
+                <w:bCs/>
+                <w:sz w:val="18"/>
+                <w:szCs w:val="18"/>
+              </w:rPr>
+              <w:t xml:space="preserve">Feature</w:t>
+            </w:r>
+          </w:p>
+        </w:tc>
+        <w:tc>
+          <w:tcPr>
+            <w:tcW w:type="dxa" w:w="1100"/>
+            <w:tcBorders>
+              <w:top w:val="single" w:color="CCCCCC" w:sz="1"/>
+              <w:left w:val="single" w:color="CCCCCC" w:sz="1"/>
+              <w:bottom w:val="single" w:color="CCCCCC" w:sz="1"/>
+              <w:right w:val="single" w:color="CCCCCC" w:sz="1"/>
+            </w:tcBorders>
+            <w:shd w:fill="D5E8F0" w:val="clear"/>
+            <w:tcMar>
+              <w:top w:type="dxa" w:w="60"/>
+              <w:left w:type="dxa" w:w="100"/>
+              <w:bottom w:type="dxa" w:w="60"/>
+              <w:right w:type="dxa" w:w="100"/>
+            </w:tcMar>
+          </w:tcPr>
+          <w:p>
+            <w:pPr>
+              <w:spacing w:after="0"/>
+            </w:pPr>
+            <w:r>
+              <w:rPr>
+                <w:rFonts w:ascii="Arial" w:cs="Arial" w:eastAsia="Arial" w:hAnsi="Arial"/>
+                <w:b/>
+                <w:bCs/>
+                <w:sz w:val="18"/>
+                <w:szCs w:val="18"/>
+              </w:rPr>
+              <w:t xml:space="preserve">WT mean</w:t>
+            </w:r>
+          </w:p>
+        </w:tc>
+        <w:tc>
+          <w:tcPr>
+            <w:tcW w:type="dxa" w:w="1100"/>
+            <w:tcBorders>
+              <w:top w:val="single" w:color="CCCCCC" w:sz="1"/>
+              <w:left w:val="single" w:color="CCCCCC" w:sz="1"/>
+              <w:bottom w:val="single" w:color="CCCCCC" w:sz="1"/>
+              <w:right w:val="single" w:color="CCCCCC" w:sz="1"/>
+            </w:tcBorders>
+            <w:shd w:fill="D5E8F0" w:val="clear"/>
+            <w:tcMar>
+              <w:top w:type="dxa" w:w="60"/>
+              <w:left w:type="dxa" w:w="100"/>
+              <w:bottom w:type="dxa" w:w="60"/>
+              <w:right w:type="dxa" w:w="100"/>
+            </w:tcMar>
+          </w:tcPr>
+          <w:p>
+            <w:pPr>
+              <w:spacing w:after="0"/>
+            </w:pPr>
+            <w:r>
+              <w:rPr>
+                <w:rFonts w:ascii="Arial" w:cs="Arial" w:eastAsia="Arial" w:hAnsi="Arial"/>
+                <w:b/>
+                <w:bCs/>
+                <w:sz w:val="18"/>
+                <w:szCs w:val="18"/>
+              </w:rPr>
+              <w:t xml:space="preserve">KO mean</w:t>
+            </w:r>
+          </w:p>
+        </w:tc>
+        <w:tc>
+          <w:tcPr>
+            <w:tcW w:type="dxa" w:w="1200"/>
+            <w:tcBorders>
+              <w:top w:val="single" w:color="CCCCCC" w:sz="1"/>
+              <w:left w:val="single" w:color="CCCCCC" w:sz="1"/>
+              <w:bottom w:val="single" w:color="CCCCCC" w:sz="1"/>
+              <w:right w:val="single" w:color="CCCCCC" w:sz="1"/>
+            </w:tcBorders>
+            <w:shd w:fill="D5E8F0" w:val="clear"/>
+            <w:tcMar>
+              <w:top w:type="dxa" w:w="60"/>
+              <w:left w:type="dxa" w:w="100"/>
+              <w:bottom w:type="dxa" w:w="60"/>
+              <w:right w:type="dxa" w:w="100"/>
+            </w:tcMar>
+          </w:tcPr>
+          <w:p>
+            <w:pPr>
+              <w:spacing w:after="0"/>
+            </w:pPr>
+            <w:r>
+              <w:rPr>
+                <w:rFonts w:ascii="Arial" w:cs="Arial" w:eastAsia="Arial" w:hAnsi="Arial"/>
+                <w:b/>
+                <w:bCs/>
+                <w:sz w:val="18"/>
+                <w:szCs w:val="18"/>
+              </w:rPr>
+              <w:t xml:space="preserve">Cohen's d</w:t>
+            </w:r>
+          </w:p>
+        </w:tc>
+        <w:tc>
+          <w:tcPr>
+            <w:tcW w:type="dxa" w:w="1000"/>
+            <w:tcBorders>
+              <w:top w:val="single" w:color="CCCCCC" w:sz="1"/>
+              <w:left w:val="single" w:color="CCCCCC" w:sz="1"/>
+              <w:bottom w:val="single" w:color="CCCCCC" w:sz="1"/>
+              <w:right w:val="single" w:color="CCCCCC" w:sz="1"/>
+            </w:tcBorders>
+            <w:shd w:fill="D5E8F0" w:val="clear"/>
+            <w:tcMar>
+              <w:top w:type="dxa" w:w="60"/>
+              <w:left w:type="dxa" w:w="100"/>
+              <w:bottom w:type="dxa" w:w="60"/>
+              <w:right w:type="dxa" w:w="100"/>
+            </w:tcMar>
+          </w:tcPr>
+          <w:p>
+            <w:pPr>
+              <w:spacing w:after="0"/>
+            </w:pPr>
+            <w:r>
+              <w:rPr>
+                <w:rFonts w:ascii="Arial" w:cs="Arial" w:eastAsia="Arial" w:hAnsi="Arial"/>
+                <w:b/>
+                <w:bCs/>
+                <w:sz w:val="18"/>
+                <w:szCs w:val="18"/>
+              </w:rPr>
+              <w:t xml:space="preserve">p</w:t>
+            </w:r>
+          </w:p>
+        </w:tc>
+        <w:tc>
+          <w:tcPr>
+            <w:tcW w:type="dxa" w:w="1000"/>
+            <w:tcBorders>
+              <w:top w:val="single" w:color="CCCCCC" w:sz="1"/>
+              <w:left w:val="single" w:color="CCCCCC" w:sz="1"/>
+              <w:bottom w:val="single" w:color="CCCCCC" w:sz="1"/>
+              <w:right w:val="single" w:color="CCCCCC" w:sz="1"/>
+            </w:tcBorders>
+            <w:shd w:fill="D5E8F0" w:val="clear"/>
+            <w:tcMar>
+              <w:top w:type="dxa" w:w="60"/>
+              <w:left w:type="dxa" w:w="100"/>
+              <w:bottom w:type="dxa" w:w="60"/>
+              <w:right w:type="dxa" w:w="100"/>
+            </w:tcMar>
+          </w:tcPr>
+          <w:p>
+            <w:pPr>
+              <w:spacing w:after="0"/>
+            </w:pPr>
+            <w:r>
+              <w:rPr>
+                <w:rFonts w:ascii="Arial" w:cs="Arial" w:eastAsia="Arial" w:hAnsi="Arial"/>
+                <w:b/>
+                <w:bCs/>
+                <w:sz w:val="18"/>
+                <w:szCs w:val="18"/>
+              </w:rPr>
+              <w:t xml:space="preserve">FDR q</w:t>
+            </w:r>
+          </w:p>
+        </w:tc>
+      </w:tr>
+      <w:tr>
+        <w:tc>
+          <w:tcPr>
+            <w:tcW w:type="dxa" w:w="1100"/>
+            <w:tcBorders>
+              <w:top w:val="single" w:color="CCCCCC" w:sz="1"/>
+              <w:left w:val="single" w:color="CCCCCC" w:sz="1"/>
+              <w:bottom w:val="single" w:color="CCCCCC" w:sz="1"/>
+              <w:right w:val="single" w:color="CCCCCC" w:sz="1"/>
+            </w:tcBorders>
+            <w:tcMar>
+              <w:top w:type="dxa" w:w="60"/>
+              <w:left w:type="dxa" w:w="100"/>
+              <w:bottom w:type="dxa" w:w="60"/>
+              <w:right w:type="dxa" w:w="100"/>
+            </w:tcMar>
+          </w:tcPr>
+          <w:p>
+            <w:pPr>
+              <w:spacing w:after="0"/>
+            </w:pPr>
+            <w:r>
+              <w:rPr>
+                <w:rFonts w:ascii="Arial" w:cs="Arial" w:eastAsia="Arial" w:hAnsi="Arial"/>
+                <w:b w:val="false"/>
+                <w:bCs w:val="false"/>
+                <w:sz w:val="18"/>
+                <w:szCs w:val="18"/>
+              </w:rPr>
+              <w:t xml:space="preserve">3m</w:t>
+            </w:r>
+          </w:p>
+        </w:tc>
+        <w:tc>
+          <w:tcPr>
+            <w:tcW w:type="dxa" w:w="2400"/>
+            <w:tcBorders>
+              <w:top w:val="single" w:color="CCCCCC" w:sz="1"/>
+              <w:left w:val="single" w:color="CCCCCC" w:sz="1"/>
+              <w:bottom w:val="single" w:color="CCCCCC" w:sz="1"/>
+              <w:right w:val="single" w:color="CCCCCC" w:sz="1"/>
+            </w:tcBorders>
+            <w:tcMar>
+              <w:top w:type="dxa" w:w="60"/>
+              <w:left w:type="dxa" w:w="100"/>
+              <w:bottom w:type="dxa" w:w="60"/>
+              <w:right w:type="dxa" w:w="100"/>
+            </w:tcMar>
+          </w:tcPr>
+          <w:p>
+            <w:pPr>
+              <w:spacing w:after="0"/>
+            </w:pPr>
+            <w:r>
+              <w:rPr>
+                <w:rFonts w:ascii="Arial" w:cs="Arial" w:eastAsia="Arial" w:hAnsi="Arial"/>
+                <w:b w:val="false"/>
+                <w:bCs w:val="false"/>
+                <w:sz w:val="18"/>
+                <w:szCs w:val="18"/>
+              </w:rPr>
+              <w:t xml:space="preserve">REM relative beta</w:t>
+            </w:r>
+          </w:p>
+        </w:tc>
+        <w:tc>
+          <w:tcPr>
+            <w:tcW w:type="dxa" w:w="1100"/>
+            <w:tcBorders>
+              <w:top w:val="single" w:color="CCCCCC" w:sz="1"/>
+              <w:left w:val="single" w:color="CCCCCC" w:sz="1"/>
+              <w:bottom w:val="single" w:color="CCCCCC" w:sz="1"/>
+              <w:right w:val="single" w:color="CCCCCC" w:sz="1"/>
+            </w:tcBorders>
+            <w:tcMar>
+              <w:top w:type="dxa" w:w="60"/>
+              <w:left w:type="dxa" w:w="100"/>
+              <w:bottom w:type="dxa" w:w="60"/>
+              <w:right w:type="dxa" w:w="100"/>
+            </w:tcMar>
+          </w:tcPr>
+          <w:p>
+            <w:pPr>
+              <w:spacing w:after="0"/>
+            </w:pPr>
+            <w:r>
+              <w:rPr>
+                <w:rFonts w:ascii="Arial" w:cs="Arial" w:eastAsia="Arial" w:hAnsi="Arial"/>
+                <w:b w:val="false"/>
+                <w:bCs w:val="false"/>
+                <w:sz w:val="18"/>
+                <w:szCs w:val="18"/>
+              </w:rPr>
+              <w:t xml:space="preserve">0.151</w:t>
+            </w:r>
+          </w:p>
+        </w:tc>
+        <w:tc>
+          <w:tcPr>
+            <w:tcW w:type="dxa" w:w="1100"/>
+            <w:tcBorders>
+              <w:top w:val="single" w:color="CCCCCC" w:sz="1"/>
+              <w:left w:val="single" w:color="CCCCCC" w:sz="1"/>
+              <w:bottom w:val="single" w:color="CCCCCC" w:sz="1"/>
+              <w:right w:val="single" w:color="CCCCCC" w:sz="1"/>
+            </w:tcBorders>
+            <w:tcMar>
+              <w:top w:type="dxa" w:w="60"/>
+              <w:left w:type="dxa" w:w="100"/>
+              <w:bottom w:type="dxa" w:w="60"/>
+              <w:right w:type="dxa" w:w="100"/>
+            </w:tcMar>
+          </w:tcPr>
+          <w:p>
+            <w:pPr>
+              <w:spacing w:after="0"/>
+            </w:pPr>
+            <w:r>
+              <w:rPr>
+                <w:rFonts w:ascii="Arial" w:cs="Arial" w:eastAsia="Arial" w:hAnsi="Arial"/>
+                <w:b w:val="false"/>
+                <w:bCs w:val="false"/>
+                <w:sz w:val="18"/>
+                <w:szCs w:val="18"/>
+              </w:rPr>
+              <w:t xml:space="preserve">0.141</w:t>
+            </w:r>
+          </w:p>
+        </w:tc>
+        <w:tc>
+          <w:tcPr>
+            <w:tcW w:type="dxa" w:w="1200"/>
+            <w:tcBorders>
+              <w:top w:val="single" w:color="CCCCCC" w:sz="1"/>
+              <w:left w:val="single" w:color="CCCCCC" w:sz="1"/>
+              <w:bottom w:val="single" w:color="CCCCCC" w:sz="1"/>
+              <w:right w:val="single" w:color="CCCCCC" w:sz="1"/>
+            </w:tcBorders>
+            <w:tcMar>
+              <w:top w:type="dxa" w:w="60"/>
+              <w:left w:type="dxa" w:w="100"/>
+              <w:bottom w:type="dxa" w:w="60"/>
+              <w:right w:type="dxa" w:w="100"/>
+            </w:tcMar>
+          </w:tcPr>
+          <w:p>
+            <w:pPr>
+              <w:spacing w:after="0"/>
+            </w:pPr>
+            <w:r>
+              <w:rPr>
+                <w:rFonts w:ascii="Arial" w:cs="Arial" w:eastAsia="Arial" w:hAnsi="Arial"/>
+                <w:b w:val="false"/>
+                <w:bCs w:val="false"/>
+                <w:sz w:val="18"/>
+                <w:szCs w:val="18"/>
+              </w:rPr>
+              <w:t xml:space="preserve">−0.18</w:t>
+            </w:r>
+          </w:p>
+        </w:tc>
+        <w:tc>
+          <w:tcPr>
+            <w:tcW w:type="dxa" w:w="1000"/>
+            <w:tcBorders>
+              <w:top w:val="single" w:color="CCCCCC" w:sz="1"/>
+              <w:left w:val="single" w:color="CCCCCC" w:sz="1"/>
+              <w:bottom w:val="single" w:color="CCCCCC" w:sz="1"/>
+              <w:right w:val="single" w:color="CCCCCC" w:sz="1"/>
+            </w:tcBorders>
+            <w:tcMar>
+              <w:top w:type="dxa" w:w="60"/>
+              <w:left w:type="dxa" w:w="100"/>
+              <w:bottom w:type="dxa" w:w="60"/>
+              <w:right w:type="dxa" w:w="100"/>
+            </w:tcMar>
+          </w:tcPr>
+          <w:p>
+            <w:pPr>
+              <w:spacing w:after="0"/>
+            </w:pPr>
+            <w:r>
+              <w:rPr>
+                <w:rFonts w:ascii="Arial" w:cs="Arial" w:eastAsia="Arial" w:hAnsi="Arial"/>
+                <w:b w:val="false"/>
+                <w:bCs w:val="false"/>
+                <w:sz w:val="18"/>
+                <w:szCs w:val="18"/>
+              </w:rPr>
+              <w:t xml:space="preserve">0.438</w:t>
+            </w:r>
+          </w:p>
+        </w:tc>
+        <w:tc>
+          <w:tcPr>
+            <w:tcW w:type="dxa" w:w="1000"/>
+            <w:tcBorders>
+              <w:top w:val="single" w:color="CCCCCC" w:sz="1"/>
+              <w:left w:val="single" w:color="CCCCCC" w:sz="1"/>
+              <w:bottom w:val="single" w:color="CCCCCC" w:sz="1"/>
+              <w:right w:val="single" w:color="CCCCCC" w:sz="1"/>
+            </w:tcBorders>
+            <w:tcMar>
+              <w:top w:type="dxa" w:w="60"/>
+              <w:left w:type="dxa" w:w="100"/>
+              <w:bottom w:type="dxa" w:w="60"/>
+              <w:right w:type="dxa" w:w="100"/>
+            </w:tcMar>
+          </w:tcPr>
+          <w:p>
+            <w:pPr>
+              <w:spacing w:after="0"/>
+            </w:pPr>
+            <w:r>
+              <w:rPr>
+                <w:rFonts w:ascii="Arial" w:cs="Arial" w:eastAsia="Arial" w:hAnsi="Arial"/>
+                <w:b w:val="false"/>
+                <w:bCs w:val="false"/>
+                <w:sz w:val="18"/>
+                <w:szCs w:val="18"/>
+              </w:rPr>
+              <w:t xml:space="preserve">0.788</w:t>
+            </w:r>
+          </w:p>
+        </w:tc>
+      </w:tr>
+      <w:tr>
+        <w:tc>
+          <w:tcPr>
+            <w:tcW w:type="dxa" w:w="1100"/>
+            <w:tcBorders>
+              <w:top w:val="single" w:color="CCCCCC" w:sz="1"/>
+              <w:left w:val="single" w:color="CCCCCC" w:sz="1"/>
+              <w:bottom w:val="single" w:color="CCCCCC" w:sz="1"/>
+              <w:right w:val="single" w:color="CCCCCC" w:sz="1"/>
+            </w:tcBorders>
+            <w:tcMar>
+              <w:top w:type="dxa" w:w="60"/>
+              <w:left w:type="dxa" w:w="100"/>
+              <w:bottom w:type="dxa" w:w="60"/>
+              <w:right w:type="dxa" w:w="100"/>
+            </w:tcMar>
+          </w:tcPr>
+          <w:p>
+            <w:pPr>
+              <w:spacing w:after="0"/>
+            </w:pPr>
+            <w:r>
+              <w:rPr>
+                <w:rFonts w:ascii="Arial" w:cs="Arial" w:eastAsia="Arial" w:hAnsi="Arial"/>
+                <w:b w:val="false"/>
+                <w:bCs w:val="false"/>
+                <w:sz w:val="18"/>
+                <w:szCs w:val="18"/>
+              </w:rPr>
+              <w:t xml:space="preserve">3m</w:t>
+            </w:r>
+          </w:p>
+        </w:tc>
+        <w:tc>
+          <w:tcPr>
+            <w:tcW w:type="dxa" w:w="2400"/>
+            <w:tcBorders>
+              <w:top w:val="single" w:color="CCCCCC" w:sz="1"/>
+              <w:left w:val="single" w:color="CCCCCC" w:sz="1"/>
+              <w:bottom w:val="single" w:color="CCCCCC" w:sz="1"/>
+              <w:right w:val="single" w:color="CCCCCC" w:sz="1"/>
+            </w:tcBorders>
+            <w:tcMar>
+              <w:top w:type="dxa" w:w="60"/>
+              <w:left w:type="dxa" w:w="100"/>
+              <w:bottom w:type="dxa" w:w="60"/>
+              <w:right w:type="dxa" w:w="100"/>
+            </w:tcMar>
+          </w:tcPr>
+          <w:p>
+            <w:pPr>
+              <w:spacing w:after="0"/>
+            </w:pPr>
+            <w:r>
+              <w:rPr>
+                <w:rFonts w:ascii="Arial" w:cs="Arial" w:eastAsia="Arial" w:hAnsi="Arial"/>
+                <w:b w:val="false"/>
+                <w:bCs w:val="false"/>
+                <w:sz w:val="18"/>
+                <w:szCs w:val="18"/>
+              </w:rPr>
+              <w:t xml:space="preserve">REM theta/delta ratio</w:t>
+            </w:r>
+          </w:p>
+        </w:tc>
+        <w:tc>
+          <w:tcPr>
+            <w:tcW w:type="dxa" w:w="1100"/>
+            <w:tcBorders>
+              <w:top w:val="single" w:color="CCCCCC" w:sz="1"/>
+              <w:left w:val="single" w:color="CCCCCC" w:sz="1"/>
+              <w:bottom w:val="single" w:color="CCCCCC" w:sz="1"/>
+              <w:right w:val="single" w:color="CCCCCC" w:sz="1"/>
+            </w:tcBorders>
+            <w:tcMar>
+              <w:top w:type="dxa" w:w="60"/>
+              <w:left w:type="dxa" w:w="100"/>
+              <w:bottom w:type="dxa" w:w="60"/>
+              <w:right w:type="dxa" w:w="100"/>
+            </w:tcMar>
+          </w:tcPr>
+          <w:p>
+            <w:pPr>
+              <w:spacing w:after="0"/>
+            </w:pPr>
+            <w:r>
+              <w:rPr>
+                <w:rFonts w:ascii="Arial" w:cs="Arial" w:eastAsia="Arial" w:hAnsi="Arial"/>
+                <w:b w:val="false"/>
+                <w:bCs w:val="false"/>
+                <w:sz w:val="18"/>
+                <w:szCs w:val="18"/>
+              </w:rPr>
+              <w:t xml:space="preserve">1.542</w:t>
+            </w:r>
+          </w:p>
+        </w:tc>
+        <w:tc>
+          <w:tcPr>
+            <w:tcW w:type="dxa" w:w="1100"/>
+            <w:tcBorders>
+              <w:top w:val="single" w:color="CCCCCC" w:sz="1"/>
+              <w:left w:val="single" w:color="CCCCCC" w:sz="1"/>
+              <w:bottom w:val="single" w:color="CCCCCC" w:sz="1"/>
+              <w:right w:val="single" w:color="CCCCCC" w:sz="1"/>
+            </w:tcBorders>
+            <w:tcMar>
+              <w:top w:type="dxa" w:w="60"/>
+              <w:left w:type="dxa" w:w="100"/>
+              <w:bottom w:type="dxa" w:w="60"/>
+              <w:right w:type="dxa" w:w="100"/>
+            </w:tcMar>
+          </w:tcPr>
+          <w:p>
+            <w:pPr>
+              <w:spacing w:after="0"/>
+            </w:pPr>
+            <w:r>
+              <w:rPr>
+                <w:rFonts w:ascii="Arial" w:cs="Arial" w:eastAsia="Arial" w:hAnsi="Arial"/>
+                <w:b w:val="false"/>
+                <w:bCs w:val="false"/>
+                <w:sz w:val="18"/>
+                <w:szCs w:val="18"/>
+              </w:rPr>
+              <w:t xml:space="preserve">1.509</w:t>
+            </w:r>
+          </w:p>
+        </w:tc>
+        <w:tc>
+          <w:tcPr>
+            <w:tcW w:type="dxa" w:w="1200"/>
+            <w:tcBorders>
+              <w:top w:val="single" w:color="CCCCCC" w:sz="1"/>
+              <w:left w:val="single" w:color="CCCCCC" w:sz="1"/>
+              <w:bottom w:val="single" w:color="CCCCCC" w:sz="1"/>
+              <w:right w:val="single" w:color="CCCCCC" w:sz="1"/>
+            </w:tcBorders>
+            <w:tcMar>
+              <w:top w:type="dxa" w:w="60"/>
+              <w:left w:type="dxa" w:w="100"/>
+              <w:bottom w:type="dxa" w:w="60"/>
+              <w:right w:type="dxa" w:w="100"/>
+            </w:tcMar>
+          </w:tcPr>
+          <w:p>
+            <w:pPr>
+              <w:spacing w:after="0"/>
+            </w:pPr>
+            <w:r>
+              <w:rPr>
+                <w:rFonts w:ascii="Arial" w:cs="Arial" w:eastAsia="Arial" w:hAnsi="Arial"/>
+                <w:b w:val="false"/>
+                <w:bCs w:val="false"/>
+                <w:sz w:val="18"/>
+                <w:szCs w:val="18"/>
+              </w:rPr>
+              <w:t xml:space="preserve">−0.04</w:t>
+            </w:r>
+          </w:p>
+        </w:tc>
+        <w:tc>
+          <w:tcPr>
+            <w:tcW w:type="dxa" w:w="1000"/>
+            <w:tcBorders>
+              <w:top w:val="single" w:color="CCCCCC" w:sz="1"/>
+              <w:left w:val="single" w:color="CCCCCC" w:sz="1"/>
+              <w:bottom w:val="single" w:color="CCCCCC" w:sz="1"/>
+              <w:right w:val="single" w:color="CCCCCC" w:sz="1"/>
+            </w:tcBorders>
+            <w:tcMar>
+              <w:top w:type="dxa" w:w="60"/>
+              <w:left w:type="dxa" w:w="100"/>
+              <w:bottom w:type="dxa" w:w="60"/>
+              <w:right w:type="dxa" w:w="100"/>
+            </w:tcMar>
+          </w:tcPr>
+          <w:p>
+            <w:pPr>
+              <w:spacing w:after="0"/>
+            </w:pPr>
+            <w:r>
+              <w:rPr>
+                <w:rFonts w:ascii="Arial" w:cs="Arial" w:eastAsia="Arial" w:hAnsi="Arial"/>
+                <w:b w:val="false"/>
+                <w:bCs w:val="false"/>
+                <w:sz w:val="18"/>
+                <w:szCs w:val="18"/>
+              </w:rPr>
+              <w:t xml:space="preserve">0.420</w:t>
+            </w:r>
+          </w:p>
+        </w:tc>
+        <w:tc>
+          <w:tcPr>
+            <w:tcW w:type="dxa" w:w="1000"/>
+            <w:tcBorders>
+              <w:top w:val="single" w:color="CCCCCC" w:sz="1"/>
+              <w:left w:val="single" w:color="CCCCCC" w:sz="1"/>
+              <w:bottom w:val="single" w:color="CCCCCC" w:sz="1"/>
+              <w:right w:val="single" w:color="CCCCCC" w:sz="1"/>
+            </w:tcBorders>
+            <w:tcMar>
+              <w:top w:type="dxa" w:w="60"/>
+              <w:left w:type="dxa" w:w="100"/>
+              <w:bottom w:type="dxa" w:w="60"/>
+              <w:right w:type="dxa" w:w="100"/>
+            </w:tcMar>
+          </w:tcPr>
+          <w:p>
+            <w:pPr>
+              <w:spacing w:after="0"/>
+            </w:pPr>
+            <w:r>
+              <w:rPr>
+                <w:rFonts w:ascii="Arial" w:cs="Arial" w:eastAsia="Arial" w:hAnsi="Arial"/>
+                <w:b w:val="false"/>
+                <w:bCs w:val="false"/>
+                <w:sz w:val="18"/>
+                <w:szCs w:val="18"/>
+              </w:rPr>
+              <w:t xml:space="preserve">0.777</w:t>
+            </w:r>
+          </w:p>
+        </w:tc>
+      </w:tr>
+      <w:tr>
+        <w:tc>
+          <w:tcPr>
+            <w:tcW w:type="dxa" w:w="1100"/>
+            <w:tcBorders>
+              <w:top w:val="single" w:color="CCCCCC" w:sz="1"/>
+              <w:left w:val="single" w:color="CCCCCC" w:sz="1"/>
+              <w:bottom w:val="single" w:color="CCCCCC" w:sz="1"/>
+              <w:right w:val="single" w:color="CCCCCC" w:sz="1"/>
+            </w:tcBorders>
+            <w:tcMar>
+              <w:top w:type="dxa" w:w="60"/>
+              <w:left w:type="dxa" w:w="100"/>
+              <w:bottom w:type="dxa" w:w="60"/>
+              <w:right w:type="dxa" w:w="100"/>
+            </w:tcMar>
+          </w:tcPr>
+          <w:p>
+            <w:pPr>
+              <w:spacing w:after="0"/>
+            </w:pPr>
+            <w:r>
+              <w:rPr>
+                <w:rFonts w:ascii="Arial" w:cs="Arial" w:eastAsia="Arial" w:hAnsi="Arial"/>
+                <w:b w:val="false"/>
+                <w:bCs w:val="false"/>
+                <w:sz w:val="18"/>
+                <w:szCs w:val="18"/>
+              </w:rPr>
+              <w:t xml:space="preserve">3m</w:t>
+            </w:r>
+          </w:p>
+        </w:tc>
+        <w:tc>
+          <w:tcPr>
+            <w:tcW w:type="dxa" w:w="2400"/>
+            <w:tcBorders>
+              <w:top w:val="single" w:color="CCCCCC" w:sz="1"/>
+              <w:left w:val="single" w:color="CCCCCC" w:sz="1"/>
+              <w:bottom w:val="single" w:color="CCCCCC" w:sz="1"/>
+              <w:right w:val="single" w:color="CCCCCC" w:sz="1"/>
+            </w:tcBorders>
+            <w:tcMar>
+              <w:top w:type="dxa" w:w="60"/>
+              <w:left w:type="dxa" w:w="100"/>
+              <w:bottom w:type="dxa" w:w="60"/>
+              <w:right w:type="dxa" w:w="100"/>
+            </w:tcMar>
+          </w:tcPr>
+          <w:p>
+            <w:pPr>
+              <w:spacing w:after="0"/>
+            </w:pPr>
+            <w:r>
+              <w:rPr>
+                <w:rFonts w:ascii="Arial" w:cs="Arial" w:eastAsia="Arial" w:hAnsi="Arial"/>
+                <w:b w:val="false"/>
+                <w:bCs w:val="false"/>
+                <w:sz w:val="18"/>
+                <w:szCs w:val="18"/>
+              </w:rPr>
+              <w:t xml:space="preserve">REM relative theta</w:t>
+            </w:r>
+          </w:p>
+        </w:tc>
+        <w:tc>
+          <w:tcPr>
+            <w:tcW w:type="dxa" w:w="1100"/>
+            <w:tcBorders>
+              <w:top w:val="single" w:color="CCCCCC" w:sz="1"/>
+              <w:left w:val="single" w:color="CCCCCC" w:sz="1"/>
+              <w:bottom w:val="single" w:color="CCCCCC" w:sz="1"/>
+              <w:right w:val="single" w:color="CCCCCC" w:sz="1"/>
+            </w:tcBorders>
+            <w:tcMar>
+              <w:top w:type="dxa" w:w="60"/>
+              <w:left w:type="dxa" w:w="100"/>
+              <w:bottom w:type="dxa" w:w="60"/>
+              <w:right w:type="dxa" w:w="100"/>
+            </w:tcMar>
+          </w:tcPr>
+          <w:p>
+            <w:pPr>
+              <w:spacing w:after="0"/>
+            </w:pPr>
+            <w:r>
+              <w:rPr>
+                <w:rFonts w:ascii="Arial" w:cs="Arial" w:eastAsia="Arial" w:hAnsi="Arial"/>
+                <w:b w:val="false"/>
+                <w:bCs w:val="false"/>
+                <w:sz w:val="18"/>
+                <w:szCs w:val="18"/>
+              </w:rPr>
+              <w:t xml:space="preserve">0.318</w:t>
+            </w:r>
+          </w:p>
+        </w:tc>
+        <w:tc>
+          <w:tcPr>
+            <w:tcW w:type="dxa" w:w="1100"/>
+            <w:tcBorders>
+              <w:top w:val="single" w:color="CCCCCC" w:sz="1"/>
+              <w:left w:val="single" w:color="CCCCCC" w:sz="1"/>
+              <w:bottom w:val="single" w:color="CCCCCC" w:sz="1"/>
+              <w:right w:val="single" w:color="CCCCCC" w:sz="1"/>
+            </w:tcBorders>
+            <w:tcMar>
+              <w:top w:type="dxa" w:w="60"/>
+              <w:left w:type="dxa" w:w="100"/>
+              <w:bottom w:type="dxa" w:w="60"/>
+              <w:right w:type="dxa" w:w="100"/>
+            </w:tcMar>
+          </w:tcPr>
+          <w:p>
+            <w:pPr>
+              <w:spacing w:after="0"/>
+            </w:pPr>
+            <w:r>
+              <w:rPr>
+                <w:rFonts w:ascii="Arial" w:cs="Arial" w:eastAsia="Arial" w:hAnsi="Arial"/>
+                <w:b w:val="false"/>
+                <w:bCs w:val="false"/>
+                <w:sz w:val="18"/>
+                <w:szCs w:val="18"/>
+              </w:rPr>
+              <w:t xml:space="preserve">0.347</w:t>
+            </w:r>
+          </w:p>
+        </w:tc>
+        <w:tc>
+          <w:tcPr>
+            <w:tcW w:type="dxa" w:w="1200"/>
+            <w:tcBorders>
+              <w:top w:val="single" w:color="CCCCCC" w:sz="1"/>
+              <w:left w:val="single" w:color="CCCCCC" w:sz="1"/>
+              <w:bottom w:val="single" w:color="CCCCCC" w:sz="1"/>
+              <w:right w:val="single" w:color="CCCCCC" w:sz="1"/>
+            </w:tcBorders>
+            <w:tcMar>
+              <w:top w:type="dxa" w:w="60"/>
+              <w:left w:type="dxa" w:w="100"/>
+              <w:bottom w:type="dxa" w:w="60"/>
+              <w:right w:type="dxa" w:w="100"/>
+            </w:tcMar>
+          </w:tcPr>
+          <w:p>
+            <w:pPr>
+              <w:spacing w:after="0"/>
+            </w:pPr>
+            <w:r>
+              <w:rPr>
+                <w:rFonts w:ascii="Arial" w:cs="Arial" w:eastAsia="Arial" w:hAnsi="Arial"/>
+                <w:b w:val="false"/>
+                <w:bCs w:val="false"/>
+                <w:sz w:val="18"/>
+                <w:szCs w:val="18"/>
+              </w:rPr>
+              <w:t xml:space="preserve">+0.66</w:t>
+            </w:r>
+          </w:p>
+        </w:tc>
+        <w:tc>
+          <w:tcPr>
+            <w:tcW w:type="dxa" w:w="1000"/>
+            <w:tcBorders>
+              <w:top w:val="single" w:color="CCCCCC" w:sz="1"/>
+              <w:left w:val="single" w:color="CCCCCC" w:sz="1"/>
+              <w:bottom w:val="single" w:color="CCCCCC" w:sz="1"/>
+              <w:right w:val="single" w:color="CCCCCC" w:sz="1"/>
+            </w:tcBorders>
+            <w:tcMar>
+              <w:top w:type="dxa" w:w="60"/>
+              <w:left w:type="dxa" w:w="100"/>
+              <w:bottom w:type="dxa" w:w="60"/>
+              <w:right w:type="dxa" w:w="100"/>
+            </w:tcMar>
+          </w:tcPr>
+          <w:p>
+            <w:pPr>
+              <w:spacing w:after="0"/>
+            </w:pPr>
+            <w:r>
+              <w:rPr>
+                <w:rFonts w:ascii="Arial" w:cs="Arial" w:eastAsia="Arial" w:hAnsi="Arial"/>
+                <w:b w:val="false"/>
+                <w:bCs w:val="false"/>
+                <w:sz w:val="18"/>
+                <w:szCs w:val="18"/>
+              </w:rPr>
+              <w:t xml:space="preserve">0.035</w:t>
+            </w:r>
+          </w:p>
+        </w:tc>
+        <w:tc>
+          <w:tcPr>
+            <w:tcW w:type="dxa" w:w="1000"/>
+            <w:tcBorders>
+              <w:top w:val="single" w:color="CCCCCC" w:sz="1"/>
+              <w:left w:val="single" w:color="CCCCCC" w:sz="1"/>
+              <w:bottom w:val="single" w:color="CCCCCC" w:sz="1"/>
+              <w:right w:val="single" w:color="CCCCCC" w:sz="1"/>
+            </w:tcBorders>
+            <w:tcMar>
+              <w:top w:type="dxa" w:w="60"/>
+              <w:left w:type="dxa" w:w="100"/>
+              <w:bottom w:type="dxa" w:w="60"/>
+              <w:right w:type="dxa" w:w="100"/>
+            </w:tcMar>
+          </w:tcPr>
+          <w:p>
+            <w:pPr>
+              <w:spacing w:after="0"/>
+            </w:pPr>
+            <w:r>
+              <w:rPr>
+                <w:rFonts w:ascii="Arial" w:cs="Arial" w:eastAsia="Arial" w:hAnsi="Arial"/>
+                <w:b w:val="false"/>
+                <w:bCs w:val="false"/>
+                <w:sz w:val="18"/>
+                <w:szCs w:val="18"/>
+              </w:rPr>
+              <w:t xml:space="preserve">0.186</w:t>
+            </w:r>
+          </w:p>
+        </w:tc>
+      </w:tr>
+      <w:tr>
+        <w:tc>
+          <w:tcPr>
+            <w:tcW w:type="dxa" w:w="1100"/>
+            <w:tcBorders>
+              <w:top w:val="single" w:color="CCCCCC" w:sz="1"/>
+              <w:left w:val="single" w:color="CCCCCC" w:sz="1"/>
+              <w:bottom w:val="single" w:color="CCCCCC" w:sz="1"/>
+              <w:right w:val="single" w:color="CCCCCC" w:sz="1"/>
+            </w:tcBorders>
+            <w:tcMar>
+              <w:top w:type="dxa" w:w="60"/>
+              <w:left w:type="dxa" w:w="100"/>
+              <w:bottom w:type="dxa" w:w="60"/>
+              <w:right w:type="dxa" w:w="100"/>
+            </w:tcMar>
+          </w:tcPr>
+          <w:p>
+            <w:pPr>
+              <w:spacing w:after="0"/>
+            </w:pPr>
+            <w:r>
+              <w:rPr>
+                <w:rFonts w:ascii="Arial" w:cs="Arial" w:eastAsia="Arial" w:hAnsi="Arial"/>
+                <w:b w:val="false"/>
+                <w:bCs w:val="false"/>
+                <w:sz w:val="18"/>
+                <w:szCs w:val="18"/>
+              </w:rPr>
+              <w:t xml:space="preserve">3m</w:t>
+            </w:r>
+          </w:p>
+        </w:tc>
+        <w:tc>
+          <w:tcPr>
+            <w:tcW w:type="dxa" w:w="2400"/>
+            <w:tcBorders>
+              <w:top w:val="single" w:color="CCCCCC" w:sz="1"/>
+              <w:left w:val="single" w:color="CCCCCC" w:sz="1"/>
+              <w:bottom w:val="single" w:color="CCCCCC" w:sz="1"/>
+              <w:right w:val="single" w:color="CCCCCC" w:sz="1"/>
+            </w:tcBorders>
+            <w:tcMar>
+              <w:top w:type="dxa" w:w="60"/>
+              <w:left w:type="dxa" w:w="100"/>
+              <w:bottom w:type="dxa" w:w="60"/>
+              <w:right w:type="dxa" w:w="100"/>
+            </w:tcMar>
+          </w:tcPr>
+          <w:p>
+            <w:pPr>
+              <w:spacing w:after="0"/>
+            </w:pPr>
+            <w:r>
+              <w:rPr>
+                <w:rFonts w:ascii="Arial" w:cs="Arial" w:eastAsia="Arial" w:hAnsi="Arial"/>
+                <w:b w:val="false"/>
+                <w:bCs w:val="false"/>
+                <w:sz w:val="18"/>
+                <w:szCs w:val="18"/>
+              </w:rPr>
+              <w:t xml:space="preserve">Wake relative beta</w:t>
+            </w:r>
+          </w:p>
+        </w:tc>
+        <w:tc>
+          <w:tcPr>
+            <w:tcW w:type="dxa" w:w="1100"/>
+            <w:tcBorders>
+              <w:top w:val="single" w:color="CCCCCC" w:sz="1"/>
+              <w:left w:val="single" w:color="CCCCCC" w:sz="1"/>
+              <w:bottom w:val="single" w:color="CCCCCC" w:sz="1"/>
+              <w:right w:val="single" w:color="CCCCCC" w:sz="1"/>
+            </w:tcBorders>
+            <w:tcMar>
+              <w:top w:type="dxa" w:w="60"/>
+              <w:left w:type="dxa" w:w="100"/>
+              <w:bottom w:type="dxa" w:w="60"/>
+              <w:right w:type="dxa" w:w="100"/>
+            </w:tcMar>
+          </w:tcPr>
+          <w:p>
+            <w:pPr>
+              <w:spacing w:after="0"/>
+            </w:pPr>
+            <w:r>
+              <w:rPr>
+                <w:rFonts w:ascii="Arial" w:cs="Arial" w:eastAsia="Arial" w:hAnsi="Arial"/>
+                <w:b w:val="false"/>
+                <w:bCs w:val="false"/>
+                <w:sz w:val="18"/>
+                <w:szCs w:val="18"/>
+              </w:rPr>
+              <w:t xml:space="preserve">0.138</w:t>
+            </w:r>
+          </w:p>
+        </w:tc>
+        <w:tc>
+          <w:tcPr>
+            <w:tcW w:type="dxa" w:w="1100"/>
+            <w:tcBorders>
+              <w:top w:val="single" w:color="CCCCCC" w:sz="1"/>
+              <w:left w:val="single" w:color="CCCCCC" w:sz="1"/>
+              <w:bottom w:val="single" w:color="CCCCCC" w:sz="1"/>
+              <w:right w:val="single" w:color="CCCCCC" w:sz="1"/>
+            </w:tcBorders>
+            <w:tcMar>
+              <w:top w:type="dxa" w:w="60"/>
+              <w:left w:type="dxa" w:w="100"/>
+              <w:bottom w:type="dxa" w:w="60"/>
+              <w:right w:type="dxa" w:w="100"/>
+            </w:tcMar>
+          </w:tcPr>
+          <w:p>
+            <w:pPr>
+              <w:spacing w:after="0"/>
+            </w:pPr>
+            <w:r>
+              <w:rPr>
+                <w:rFonts w:ascii="Arial" w:cs="Arial" w:eastAsia="Arial" w:hAnsi="Arial"/>
+                <w:b w:val="false"/>
+                <w:bCs w:val="false"/>
+                <w:sz w:val="18"/>
+                <w:szCs w:val="18"/>
+              </w:rPr>
+              <w:t xml:space="preserve">0.117</w:t>
+            </w:r>
+          </w:p>
+        </w:tc>
+        <w:tc>
+          <w:tcPr>
+            <w:tcW w:type="dxa" w:w="1200"/>
+            <w:tcBorders>
+              <w:top w:val="single" w:color="CCCCCC" w:sz="1"/>
+              <w:left w:val="single" w:color="CCCCCC" w:sz="1"/>
+              <w:bottom w:val="single" w:color="CCCCCC" w:sz="1"/>
+              <w:right w:val="single" w:color="CCCCCC" w:sz="1"/>
+            </w:tcBorders>
+            <w:tcMar>
+              <w:top w:type="dxa" w:w="60"/>
+              <w:left w:type="dxa" w:w="100"/>
+              <w:bottom w:type="dxa" w:w="60"/>
+              <w:right w:type="dxa" w:w="100"/>
+            </w:tcMar>
+          </w:tcPr>
+          <w:p>
+            <w:pPr>
+              <w:spacing w:after="0"/>
+            </w:pPr>
+            <w:r>
+              <w:rPr>
+                <w:rFonts w:ascii="Arial" w:cs="Arial" w:eastAsia="Arial" w:hAnsi="Arial"/>
+                <w:b w:val="false"/>
+                <w:bCs w:val="false"/>
+                <w:sz w:val="18"/>
+                <w:szCs w:val="18"/>
+              </w:rPr>
+              <w:t xml:space="preserve">−0.37</w:t>
+            </w:r>
+          </w:p>
+        </w:tc>
+        <w:tc>
+          <w:tcPr>
+            <w:tcW w:type="dxa" w:w="1000"/>
+            <w:tcBorders>
+              <w:top w:val="single" w:color="CCCCCC" w:sz="1"/>
+              <w:left w:val="single" w:color="CCCCCC" w:sz="1"/>
+              <w:bottom w:val="single" w:color="CCCCCC" w:sz="1"/>
+              <w:right w:val="single" w:color="CCCCCC" w:sz="1"/>
+            </w:tcBorders>
+            <w:tcMar>
+              <w:top w:type="dxa" w:w="60"/>
+              <w:left w:type="dxa" w:w="100"/>
+              <w:bottom w:type="dxa" w:w="60"/>
+              <w:right w:type="dxa" w:w="100"/>
+            </w:tcMar>
+          </w:tcPr>
+          <w:p>
+            <w:pPr>
+              <w:spacing w:after="0"/>
+            </w:pPr>
+            <w:r>
+              <w:rPr>
+                <w:rFonts w:ascii="Arial" w:cs="Arial" w:eastAsia="Arial" w:hAnsi="Arial"/>
+                <w:b w:val="false"/>
+                <w:bCs w:val="false"/>
+                <w:sz w:val="18"/>
+                <w:szCs w:val="18"/>
+              </w:rPr>
+              <w:t xml:space="preserve">0.319</w:t>
+            </w:r>
+          </w:p>
+        </w:tc>
+        <w:tc>
+          <w:tcPr>
+            <w:tcW w:type="dxa" w:w="1000"/>
+            <w:tcBorders>
+              <w:top w:val="single" w:color="CCCCCC" w:sz="1"/>
+              <w:left w:val="single" w:color="CCCCCC" w:sz="1"/>
+              <w:bottom w:val="single" w:color="CCCCCC" w:sz="1"/>
+              <w:right w:val="single" w:color="CCCCCC" w:sz="1"/>
+            </w:tcBorders>
+            <w:tcMar>
+              <w:top w:type="dxa" w:w="60"/>
+              <w:left w:type="dxa" w:w="100"/>
+              <w:bottom w:type="dxa" w:w="60"/>
+              <w:right w:type="dxa" w:w="100"/>
+            </w:tcMar>
+          </w:tcPr>
+          <w:p>
+            <w:pPr>
+              <w:spacing w:after="0"/>
+            </w:pPr>
+            <w:r>
+              <w:rPr>
+                <w:rFonts w:ascii="Arial" w:cs="Arial" w:eastAsia="Arial" w:hAnsi="Arial"/>
+                <w:b w:val="false"/>
+                <w:bCs w:val="false"/>
+                <w:sz w:val="18"/>
+                <w:szCs w:val="18"/>
+              </w:rPr>
+              <w:t xml:space="preserve">0.651</w:t>
+            </w:r>
+          </w:p>
+        </w:tc>
+      </w:tr>
+      <w:tr>
+        <w:tc>
+          <w:tcPr>
+            <w:tcW w:type="dxa" w:w="1100"/>
+            <w:tcBorders>
+              <w:top w:val="single" w:color="CCCCCC" w:sz="1"/>
+              <w:left w:val="single" w:color="CCCCCC" w:sz="1"/>
+              <w:bottom w:val="single" w:color="CCCCCC" w:sz="1"/>
+              <w:right w:val="single" w:color="CCCCCC" w:sz="1"/>
+            </w:tcBorders>
+            <w:tcMar>
+              <w:top w:type="dxa" w:w="60"/>
+              <w:left w:type="dxa" w:w="100"/>
+              <w:bottom w:type="dxa" w:w="60"/>
+              <w:right w:type="dxa" w:w="100"/>
+            </w:tcMar>
+          </w:tcPr>
+          <w:p>
+            <w:pPr>
+              <w:spacing w:after="0"/>
+            </w:pPr>
+            <w:r>
+              <w:rPr>
+                <w:rFonts w:ascii="Arial" w:cs="Arial" w:eastAsia="Arial" w:hAnsi="Arial"/>
+                <w:b w:val="false"/>
+                <w:bCs w:val="false"/>
+                <w:sz w:val="18"/>
+                <w:szCs w:val="18"/>
+              </w:rPr>
+              <w:t xml:space="preserve">4m</w:t>
+            </w:r>
+          </w:p>
+        </w:tc>
+        <w:tc>
+          <w:tcPr>
+            <w:tcW w:type="dxa" w:w="2400"/>
+            <w:tcBorders>
+              <w:top w:val="single" w:color="CCCCCC" w:sz="1"/>
+              <w:left w:val="single" w:color="CCCCCC" w:sz="1"/>
+              <w:bottom w:val="single" w:color="CCCCCC" w:sz="1"/>
+              <w:right w:val="single" w:color="CCCCCC" w:sz="1"/>
+            </w:tcBorders>
+            <w:tcMar>
+              <w:top w:type="dxa" w:w="60"/>
+              <w:left w:type="dxa" w:w="100"/>
+              <w:bottom w:type="dxa" w:w="60"/>
+              <w:right w:type="dxa" w:w="100"/>
+            </w:tcMar>
+          </w:tcPr>
+          <w:p>
+            <w:pPr>
+              <w:spacing w:after="0"/>
+            </w:pPr>
+            <w:r>
+              <w:rPr>
+                <w:rFonts w:ascii="Arial" w:cs="Arial" w:eastAsia="Arial" w:hAnsi="Arial"/>
+                <w:b w:val="false"/>
+                <w:bCs w:val="false"/>
+                <w:sz w:val="18"/>
+                <w:szCs w:val="18"/>
+              </w:rPr>
+              <w:t xml:space="preserve">REM relative beta</w:t>
+            </w:r>
+          </w:p>
+        </w:tc>
+        <w:tc>
+          <w:tcPr>
+            <w:tcW w:type="dxa" w:w="1100"/>
+            <w:tcBorders>
+              <w:top w:val="single" w:color="CCCCCC" w:sz="1"/>
+              <w:left w:val="single" w:color="CCCCCC" w:sz="1"/>
+              <w:bottom w:val="single" w:color="CCCCCC" w:sz="1"/>
+              <w:right w:val="single" w:color="CCCCCC" w:sz="1"/>
+            </w:tcBorders>
+            <w:tcMar>
+              <w:top w:type="dxa" w:w="60"/>
+              <w:left w:type="dxa" w:w="100"/>
+              <w:bottom w:type="dxa" w:w="60"/>
+              <w:right w:type="dxa" w:w="100"/>
+            </w:tcMar>
+          </w:tcPr>
+          <w:p>
+            <w:pPr>
+              <w:spacing w:after="0"/>
+            </w:pPr>
+            <w:r>
+              <w:rPr>
+                <w:rFonts w:ascii="Arial" w:cs="Arial" w:eastAsia="Arial" w:hAnsi="Arial"/>
+                <w:b w:val="false"/>
+                <w:bCs w:val="false"/>
+                <w:sz w:val="18"/>
+                <w:szCs w:val="18"/>
+              </w:rPr>
+              <w:t xml:space="preserve">0.108</w:t>
+            </w:r>
+          </w:p>
+        </w:tc>
+        <w:tc>
+          <w:tcPr>
+            <w:tcW w:type="dxa" w:w="1100"/>
+            <w:tcBorders>
+              <w:top w:val="single" w:color="CCCCCC" w:sz="1"/>
+              <w:left w:val="single" w:color="CCCCCC" w:sz="1"/>
+              <w:bottom w:val="single" w:color="CCCCCC" w:sz="1"/>
+              <w:right w:val="single" w:color="CCCCCC" w:sz="1"/>
+            </w:tcBorders>
+            <w:tcMar>
+              <w:top w:type="dxa" w:w="60"/>
+              <w:left w:type="dxa" w:w="100"/>
+              <w:bottom w:type="dxa" w:w="60"/>
+              <w:right w:type="dxa" w:w="100"/>
+            </w:tcMar>
+          </w:tcPr>
+          <w:p>
+            <w:pPr>
+              <w:spacing w:after="0"/>
+            </w:pPr>
+            <w:r>
+              <w:rPr>
+                <w:rFonts w:ascii="Arial" w:cs="Arial" w:eastAsia="Arial" w:hAnsi="Arial"/>
+                <w:b w:val="false"/>
+                <w:bCs w:val="false"/>
+                <w:sz w:val="18"/>
+                <w:szCs w:val="18"/>
+              </w:rPr>
+              <w:t xml:space="preserve">0.159</w:t>
+            </w:r>
+          </w:p>
+        </w:tc>
+        <w:tc>
+          <w:tcPr>
+            <w:tcW w:type="dxa" w:w="1200"/>
+            <w:tcBorders>
+              <w:top w:val="single" w:color="CCCCCC" w:sz="1"/>
+              <w:left w:val="single" w:color="CCCCCC" w:sz="1"/>
+              <w:bottom w:val="single" w:color="CCCCCC" w:sz="1"/>
+              <w:right w:val="single" w:color="CCCCCC" w:sz="1"/>
+            </w:tcBorders>
+            <w:tcMar>
+              <w:top w:type="dxa" w:w="60"/>
+              <w:left w:type="dxa" w:w="100"/>
+              <w:bottom w:type="dxa" w:w="60"/>
+              <w:right w:type="dxa" w:w="100"/>
+            </w:tcMar>
+          </w:tcPr>
+          <w:p>
+            <w:pPr>
+              <w:spacing w:after="0"/>
+            </w:pPr>
+            <w:r>
+              <w:rPr>
+                <w:rFonts w:ascii="Arial" w:cs="Arial" w:eastAsia="Arial" w:hAnsi="Arial"/>
+                <w:b w:val="false"/>
+                <w:bCs w:val="false"/>
+                <w:sz w:val="18"/>
+                <w:szCs w:val="18"/>
+              </w:rPr>
+              <w:t xml:space="preserve">+1.19</w:t>
+            </w:r>
+          </w:p>
+        </w:tc>
+        <w:tc>
+          <w:tcPr>
+            <w:tcW w:type="dxa" w:w="1000"/>
+            <w:tcBorders>
+              <w:top w:val="single" w:color="CCCCCC" w:sz="1"/>
+              <w:left w:val="single" w:color="CCCCCC" w:sz="1"/>
+              <w:bottom w:val="single" w:color="CCCCCC" w:sz="1"/>
+              <w:right w:val="single" w:color="CCCCCC" w:sz="1"/>
+            </w:tcBorders>
+            <w:tcMar>
+              <w:top w:type="dxa" w:w="60"/>
+              <w:left w:type="dxa" w:w="100"/>
+              <w:bottom w:type="dxa" w:w="60"/>
+              <w:right w:type="dxa" w:w="100"/>
+            </w:tcMar>
+          </w:tcPr>
+          <w:p>
+            <w:pPr>
+              <w:spacing w:after="0"/>
+            </w:pPr>
+            <w:r>
+              <w:rPr>
+                <w:rFonts w:ascii="Arial" w:cs="Arial" w:eastAsia="Arial" w:hAnsi="Arial"/>
+                <w:b w:val="false"/>
+                <w:bCs w:val="false"/>
+                <w:sz w:val="18"/>
+                <w:szCs w:val="18"/>
+              </w:rPr>
+              <w:t xml:space="preserve">0.003</w:t>
+            </w:r>
+          </w:p>
+        </w:tc>
+        <w:tc>
+          <w:tcPr>
+            <w:tcW w:type="dxa" w:w="1000"/>
+            <w:tcBorders>
+              <w:top w:val="single" w:color="CCCCCC" w:sz="1"/>
+              <w:left w:val="single" w:color="CCCCCC" w:sz="1"/>
+              <w:bottom w:val="single" w:color="CCCCCC" w:sz="1"/>
+              <w:right w:val="single" w:color="CCCCCC" w:sz="1"/>
+            </w:tcBorders>
+            <w:tcMar>
+              <w:top w:type="dxa" w:w="60"/>
+              <w:left w:type="dxa" w:w="100"/>
+              <w:bottom w:type="dxa" w:w="60"/>
+              <w:right w:type="dxa" w:w="100"/>
+            </w:tcMar>
+          </w:tcPr>
+          <w:p>
+            <w:pPr>
+              <w:spacing w:after="0"/>
+            </w:pPr>
+            <w:r>
+              <w:rPr>
+                <w:rFonts w:ascii="Arial" w:cs="Arial" w:eastAsia="Arial" w:hAnsi="Arial"/>
+                <w:b w:val="false"/>
+                <w:bCs w:val="false"/>
+                <w:sz w:val="18"/>
+                <w:szCs w:val="18"/>
+              </w:rPr>
+              <w:t xml:space="preserve">0.175</w:t>
+            </w:r>
+          </w:p>
+        </w:tc>
+      </w:tr>
+      <w:tr>
+        <w:tc>
+          <w:tcPr>
+            <w:tcW w:type="dxa" w:w="1100"/>
+            <w:tcBorders>
+              <w:top w:val="single" w:color="CCCCCC" w:sz="1"/>
+              <w:left w:val="single" w:color="CCCCCC" w:sz="1"/>
+              <w:bottom w:val="single" w:color="CCCCCC" w:sz="1"/>
+              <w:right w:val="single" w:color="CCCCCC" w:sz="1"/>
+            </w:tcBorders>
+            <w:tcMar>
+              <w:top w:type="dxa" w:w="60"/>
+              <w:left w:type="dxa" w:w="100"/>
+              <w:bottom w:type="dxa" w:w="60"/>
+              <w:right w:type="dxa" w:w="100"/>
+            </w:tcMar>
+          </w:tcPr>
+          <w:p>
+            <w:pPr>
+              <w:spacing w:after="0"/>
+            </w:pPr>
+            <w:r>
+              <w:rPr>
+                <w:rFonts w:ascii="Arial" w:cs="Arial" w:eastAsia="Arial" w:hAnsi="Arial"/>
+                <w:b w:val="false"/>
+                <w:bCs w:val="false"/>
+                <w:sz w:val="18"/>
+                <w:szCs w:val="18"/>
+              </w:rPr>
+              <w:t xml:space="preserve">4m</w:t>
+            </w:r>
+          </w:p>
+        </w:tc>
+        <w:tc>
+          <w:tcPr>
+            <w:tcW w:type="dxa" w:w="2400"/>
+            <w:tcBorders>
+              <w:top w:val="single" w:color="CCCCCC" w:sz="1"/>
+              <w:left w:val="single" w:color="CCCCCC" w:sz="1"/>
+              <w:bottom w:val="single" w:color="CCCCCC" w:sz="1"/>
+              <w:right w:val="single" w:color="CCCCCC" w:sz="1"/>
+            </w:tcBorders>
+            <w:tcMar>
+              <w:top w:type="dxa" w:w="60"/>
+              <w:left w:type="dxa" w:w="100"/>
+              <w:bottom w:type="dxa" w:w="60"/>
+              <w:right w:type="dxa" w:w="100"/>
+            </w:tcMar>
+          </w:tcPr>
+          <w:p>
+            <w:pPr>
+              <w:spacing w:after="0"/>
+            </w:pPr>
+            <w:r>
+              <w:rPr>
+                <w:rFonts w:ascii="Arial" w:cs="Arial" w:eastAsia="Arial" w:hAnsi="Arial"/>
+                <w:b w:val="false"/>
+                <w:bCs w:val="false"/>
+                <w:sz w:val="18"/>
+                <w:szCs w:val="18"/>
+              </w:rPr>
+              <w:t xml:space="preserve">REM theta/delta ratio</w:t>
+            </w:r>
+          </w:p>
+        </w:tc>
+        <w:tc>
+          <w:tcPr>
+            <w:tcW w:type="dxa" w:w="1100"/>
+            <w:tcBorders>
+              <w:top w:val="single" w:color="CCCCCC" w:sz="1"/>
+              <w:left w:val="single" w:color="CCCCCC" w:sz="1"/>
+              <w:bottom w:val="single" w:color="CCCCCC" w:sz="1"/>
+              <w:right w:val="single" w:color="CCCCCC" w:sz="1"/>
+            </w:tcBorders>
+            <w:tcMar>
+              <w:top w:type="dxa" w:w="60"/>
+              <w:left w:type="dxa" w:w="100"/>
+              <w:bottom w:type="dxa" w:w="60"/>
+              <w:right w:type="dxa" w:w="100"/>
+            </w:tcMar>
+          </w:tcPr>
+          <w:p>
+            <w:pPr>
+              <w:spacing w:after="0"/>
+            </w:pPr>
+            <w:r>
+              <w:rPr>
+                <w:rFonts w:ascii="Arial" w:cs="Arial" w:eastAsia="Arial" w:hAnsi="Arial"/>
+                <w:b w:val="false"/>
+                <w:bCs w:val="false"/>
+                <w:sz w:val="18"/>
+                <w:szCs w:val="18"/>
+              </w:rPr>
+              <w:t xml:space="preserve">0.784</w:t>
+            </w:r>
+          </w:p>
+        </w:tc>
+        <w:tc>
+          <w:tcPr>
+            <w:tcW w:type="dxa" w:w="1100"/>
+            <w:tcBorders>
+              <w:top w:val="single" w:color="CCCCCC" w:sz="1"/>
+              <w:left w:val="single" w:color="CCCCCC" w:sz="1"/>
+              <w:bottom w:val="single" w:color="CCCCCC" w:sz="1"/>
+              <w:right w:val="single" w:color="CCCCCC" w:sz="1"/>
+            </w:tcBorders>
+            <w:tcMar>
+              <w:top w:type="dxa" w:w="60"/>
+              <w:left w:type="dxa" w:w="100"/>
+              <w:bottom w:type="dxa" w:w="60"/>
+              <w:right w:type="dxa" w:w="100"/>
+            </w:tcMar>
+          </w:tcPr>
+          <w:p>
+            <w:pPr>
+              <w:spacing w:after="0"/>
+            </w:pPr>
+            <w:r>
+              <w:rPr>
+                <w:rFonts w:ascii="Arial" w:cs="Arial" w:eastAsia="Arial" w:hAnsi="Arial"/>
+                <w:b w:val="false"/>
+                <w:bCs w:val="false"/>
+                <w:sz w:val="18"/>
+                <w:szCs w:val="18"/>
+              </w:rPr>
+              <w:t xml:space="preserve">1.415</w:t>
+            </w:r>
+          </w:p>
+        </w:tc>
+        <w:tc>
+          <w:tcPr>
+            <w:tcW w:type="dxa" w:w="1200"/>
+            <w:tcBorders>
+              <w:top w:val="single" w:color="CCCCCC" w:sz="1"/>
+              <w:left w:val="single" w:color="CCCCCC" w:sz="1"/>
+              <w:bottom w:val="single" w:color="CCCCCC" w:sz="1"/>
+              <w:right w:val="single" w:color="CCCCCC" w:sz="1"/>
+            </w:tcBorders>
+            <w:tcMar>
+              <w:top w:type="dxa" w:w="60"/>
+              <w:left w:type="dxa" w:w="100"/>
+              <w:bottom w:type="dxa" w:w="60"/>
+              <w:right w:type="dxa" w:w="100"/>
+            </w:tcMar>
+          </w:tcPr>
+          <w:p>
+            <w:pPr>
+              <w:spacing w:after="0"/>
+            </w:pPr>
+            <w:r>
+              <w:rPr>
+                <w:rFonts w:ascii="Arial" w:cs="Arial" w:eastAsia="Arial" w:hAnsi="Arial"/>
+                <w:b w:val="false"/>
+                <w:bCs w:val="false"/>
+                <w:sz w:val="18"/>
+                <w:szCs w:val="18"/>
+              </w:rPr>
+              <w:t xml:space="preserve">+1.84</w:t>
+            </w:r>
+          </w:p>
+        </w:tc>
+        <w:tc>
+          <w:tcPr>
+            <w:tcW w:type="dxa" w:w="1000"/>
+            <w:tcBorders>
+              <w:top w:val="single" w:color="CCCCCC" w:sz="1"/>
+              <w:left w:val="single" w:color="CCCCCC" w:sz="1"/>
+              <w:bottom w:val="single" w:color="CCCCCC" w:sz="1"/>
+              <w:right w:val="single" w:color="CCCCCC" w:sz="1"/>
+            </w:tcBorders>
+            <w:tcMar>
+              <w:top w:type="dxa" w:w="60"/>
+              <w:left w:type="dxa" w:w="100"/>
+              <w:bottom w:type="dxa" w:w="60"/>
+              <w:right w:type="dxa" w:w="100"/>
+            </w:tcMar>
+          </w:tcPr>
+          <w:p>
+            <w:pPr>
+              <w:spacing w:after="0"/>
+            </w:pPr>
+            <w:r>
+              <w:rPr>
+                <w:rFonts w:ascii="Arial" w:cs="Arial" w:eastAsia="Arial" w:hAnsi="Arial"/>
+                <w:b w:val="false"/>
+                <w:bCs w:val="false"/>
+                <w:sz w:val="18"/>
+                <w:szCs w:val="18"/>
+              </w:rPr>
+              <w:t xml:space="preserve">0.007</w:t>
+            </w:r>
+          </w:p>
+        </w:tc>
+        <w:tc>
+          <w:tcPr>
+            <w:tcW w:type="dxa" w:w="1000"/>
+            <w:tcBorders>
+              <w:top w:val="single" w:color="CCCCCC" w:sz="1"/>
+              <w:left w:val="single" w:color="CCCCCC" w:sz="1"/>
+              <w:bottom w:val="single" w:color="CCCCCC" w:sz="1"/>
+              <w:right w:val="single" w:color="CCCCCC" w:sz="1"/>
+            </w:tcBorders>
+            <w:tcMar>
+              <w:top w:type="dxa" w:w="60"/>
+              <w:left w:type="dxa" w:w="100"/>
+              <w:bottom w:type="dxa" w:w="60"/>
+              <w:right w:type="dxa" w:w="100"/>
+            </w:tcMar>
+          </w:tcPr>
+          <w:p>
+            <w:pPr>
+              <w:spacing w:after="0"/>
+            </w:pPr>
+            <w:r>
+              <w:rPr>
+                <w:rFonts w:ascii="Arial" w:cs="Arial" w:eastAsia="Arial" w:hAnsi="Arial"/>
+                <w:b w:val="false"/>
+                <w:bCs w:val="false"/>
+                <w:sz w:val="18"/>
+                <w:szCs w:val="18"/>
+              </w:rPr>
+              <w:t xml:space="preserve">0.175</w:t>
+            </w:r>
+          </w:p>
+        </w:tc>
+      </w:tr>
+      <w:tr>
+        <w:tc>
+          <w:tcPr>
+            <w:tcW w:type="dxa" w:w="1100"/>
+            <w:tcBorders>
+              <w:top w:val="single" w:color="CCCCCC" w:sz="1"/>
+              <w:left w:val="single" w:color="CCCCCC" w:sz="1"/>
+              <w:bottom w:val="single" w:color="CCCCCC" w:sz="1"/>
+              <w:right w:val="single" w:color="CCCCCC" w:sz="1"/>
+            </w:tcBorders>
+            <w:tcMar>
+              <w:top w:type="dxa" w:w="60"/>
+              <w:left w:type="dxa" w:w="100"/>
+              <w:bottom w:type="dxa" w:w="60"/>
+              <w:right w:type="dxa" w:w="100"/>
+            </w:tcMar>
+          </w:tcPr>
+          <w:p>
+            <w:pPr>
+              <w:spacing w:after="0"/>
+            </w:pPr>
+            <w:r>
+              <w:rPr>
+                <w:rFonts w:ascii="Arial" w:cs="Arial" w:eastAsia="Arial" w:hAnsi="Arial"/>
+                <w:b w:val="false"/>
+                <w:bCs w:val="false"/>
+                <w:sz w:val="18"/>
+                <w:szCs w:val="18"/>
+              </w:rPr>
+              <w:t xml:space="preserve">4m</w:t>
+            </w:r>
+          </w:p>
+        </w:tc>
+        <w:tc>
+          <w:tcPr>
+            <w:tcW w:type="dxa" w:w="2400"/>
+            <w:tcBorders>
+              <w:top w:val="single" w:color="CCCCCC" w:sz="1"/>
+              <w:left w:val="single" w:color="CCCCCC" w:sz="1"/>
+              <w:bottom w:val="single" w:color="CCCCCC" w:sz="1"/>
+              <w:right w:val="single" w:color="CCCCCC" w:sz="1"/>
+            </w:tcBorders>
+            <w:tcMar>
+              <w:top w:type="dxa" w:w="60"/>
+              <w:left w:type="dxa" w:w="100"/>
+              <w:bottom w:type="dxa" w:w="60"/>
+              <w:right w:type="dxa" w:w="100"/>
+            </w:tcMar>
+          </w:tcPr>
+          <w:p>
+            <w:pPr>
+              <w:spacing w:after="0"/>
+            </w:pPr>
+            <w:r>
+              <w:rPr>
+                <w:rFonts w:ascii="Arial" w:cs="Arial" w:eastAsia="Arial" w:hAnsi="Arial"/>
+                <w:b w:val="false"/>
+                <w:bCs w:val="false"/>
+                <w:sz w:val="18"/>
+                <w:szCs w:val="18"/>
+              </w:rPr>
+              <w:t xml:space="preserve">REM relative theta</w:t>
+            </w:r>
+          </w:p>
+        </w:tc>
+        <w:tc>
+          <w:tcPr>
+            <w:tcW w:type="dxa" w:w="1100"/>
+            <w:tcBorders>
+              <w:top w:val="single" w:color="CCCCCC" w:sz="1"/>
+              <w:left w:val="single" w:color="CCCCCC" w:sz="1"/>
+              <w:bottom w:val="single" w:color="CCCCCC" w:sz="1"/>
+              <w:right w:val="single" w:color="CCCCCC" w:sz="1"/>
+            </w:tcBorders>
+            <w:tcMar>
+              <w:top w:type="dxa" w:w="60"/>
+              <w:left w:type="dxa" w:w="100"/>
+              <w:bottom w:type="dxa" w:w="60"/>
+              <w:right w:type="dxa" w:w="100"/>
+            </w:tcMar>
+          </w:tcPr>
+          <w:p>
+            <w:pPr>
+              <w:spacing w:after="0"/>
+            </w:pPr>
+            <w:r>
+              <w:rPr>
+                <w:rFonts w:ascii="Arial" w:cs="Arial" w:eastAsia="Arial" w:hAnsi="Arial"/>
+                <w:b w:val="false"/>
+                <w:bCs w:val="false"/>
+                <w:sz w:val="18"/>
+                <w:szCs w:val="18"/>
+              </w:rPr>
+              <w:t xml:space="preserve">0.244</w:t>
+            </w:r>
+          </w:p>
+        </w:tc>
+        <w:tc>
+          <w:tcPr>
+            <w:tcW w:type="dxa" w:w="1100"/>
+            <w:tcBorders>
+              <w:top w:val="single" w:color="CCCCCC" w:sz="1"/>
+              <w:left w:val="single" w:color="CCCCCC" w:sz="1"/>
+              <w:bottom w:val="single" w:color="CCCCCC" w:sz="1"/>
+              <w:right w:val="single" w:color="CCCCCC" w:sz="1"/>
+            </w:tcBorders>
+            <w:tcMar>
+              <w:top w:type="dxa" w:w="60"/>
+              <w:left w:type="dxa" w:w="100"/>
+              <w:bottom w:type="dxa" w:w="60"/>
+              <w:right w:type="dxa" w:w="100"/>
+            </w:tcMar>
+          </w:tcPr>
+          <w:p>
+            <w:pPr>
+              <w:spacing w:after="0"/>
+            </w:pPr>
+            <w:r>
+              <w:rPr>
+                <w:rFonts w:ascii="Arial" w:cs="Arial" w:eastAsia="Arial" w:hAnsi="Arial"/>
+                <w:b w:val="false"/>
+                <w:bCs w:val="false"/>
+                <w:sz w:val="18"/>
+                <w:szCs w:val="18"/>
+              </w:rPr>
+              <w:t xml:space="preserve">0.309</w:t>
+            </w:r>
+          </w:p>
+        </w:tc>
+        <w:tc>
+          <w:tcPr>
+            <w:tcW w:type="dxa" w:w="1200"/>
+            <w:tcBorders>
+              <w:top w:val="single" w:color="CCCCCC" w:sz="1"/>
+              <w:left w:val="single" w:color="CCCCCC" w:sz="1"/>
+              <w:bottom w:val="single" w:color="CCCCCC" w:sz="1"/>
+              <w:right w:val="single" w:color="CCCCCC" w:sz="1"/>
+            </w:tcBorders>
+            <w:tcMar>
+              <w:top w:type="dxa" w:w="60"/>
+              <w:left w:type="dxa" w:w="100"/>
+              <w:bottom w:type="dxa" w:w="60"/>
+              <w:right w:type="dxa" w:w="100"/>
+            </w:tcMar>
+          </w:tcPr>
+          <w:p>
+            <w:pPr>
+              <w:spacing w:after="0"/>
+            </w:pPr>
+            <w:r>
+              <w:rPr>
+                <w:rFonts w:ascii="Arial" w:cs="Arial" w:eastAsia="Arial" w:hAnsi="Arial"/>
+                <w:b w:val="false"/>
+                <w:bCs w:val="false"/>
+                <w:sz w:val="18"/>
+                <w:szCs w:val="18"/>
+              </w:rPr>
+              <w:t xml:space="preserve">+1.40</w:t>
+            </w:r>
+          </w:p>
+        </w:tc>
+        <w:tc>
+          <w:tcPr>
+            <w:tcW w:type="dxa" w:w="1000"/>
+            <w:tcBorders>
+              <w:top w:val="single" w:color="CCCCCC" w:sz="1"/>
+              <w:left w:val="single" w:color="CCCCCC" w:sz="1"/>
+              <w:bottom w:val="single" w:color="CCCCCC" w:sz="1"/>
+              <w:right w:val="single" w:color="CCCCCC" w:sz="1"/>
+            </w:tcBorders>
+            <w:tcMar>
+              <w:top w:type="dxa" w:w="60"/>
+              <w:left w:type="dxa" w:w="100"/>
+              <w:bottom w:type="dxa" w:w="60"/>
+              <w:right w:type="dxa" w:w="100"/>
+            </w:tcMar>
+          </w:tcPr>
+          <w:p>
+            <w:pPr>
+              <w:spacing w:after="0"/>
+            </w:pPr>
+            <w:r>
+              <w:rPr>
+                <w:rFonts w:ascii="Arial" w:cs="Arial" w:eastAsia="Arial" w:hAnsi="Arial"/>
+                <w:b w:val="false"/>
+                <w:bCs w:val="false"/>
+                <w:sz w:val="18"/>
+                <w:szCs w:val="18"/>
+              </w:rPr>
+              <w:t xml:space="preserve">0.028</w:t>
+            </w:r>
+          </w:p>
+        </w:tc>
+        <w:tc>
+          <w:tcPr>
+            <w:tcW w:type="dxa" w:w="1000"/>
+            <w:tcBorders>
+              <w:top w:val="single" w:color="CCCCCC" w:sz="1"/>
+              <w:left w:val="single" w:color="CCCCCC" w:sz="1"/>
+              <w:bottom w:val="single" w:color="CCCCCC" w:sz="1"/>
+              <w:right w:val="single" w:color="CCCCCC" w:sz="1"/>
+            </w:tcBorders>
+            <w:tcMar>
+              <w:top w:type="dxa" w:w="60"/>
+              <w:left w:type="dxa" w:w="100"/>
+              <w:bottom w:type="dxa" w:w="60"/>
+              <w:right w:type="dxa" w:w="100"/>
+            </w:tcMar>
+          </w:tcPr>
+          <w:p>
+            <w:pPr>
+              <w:spacing w:after="0"/>
+            </w:pPr>
+            <w:r>
+              <w:rPr>
+                <w:rFonts w:ascii="Arial" w:cs="Arial" w:eastAsia="Arial" w:hAnsi="Arial"/>
+                <w:b w:val="false"/>
+                <w:bCs w:val="false"/>
+                <w:sz w:val="18"/>
+                <w:szCs w:val="18"/>
+              </w:rPr>
+              <w:t xml:space="preserve">0.313</w:t>
+            </w:r>
+          </w:p>
+        </w:tc>
+      </w:tr>
+      <w:tr>
+        <w:tc>
+          <w:tcPr>
+            <w:tcW w:type="dxa" w:w="1100"/>
+            <w:tcBorders>
+              <w:top w:val="single" w:color="CCCCCC" w:sz="1"/>
+              <w:left w:val="single" w:color="CCCCCC" w:sz="1"/>
+              <w:bottom w:val="single" w:color="CCCCCC" w:sz="1"/>
+              <w:right w:val="single" w:color="CCCCCC" w:sz="1"/>
+            </w:tcBorders>
+            <w:tcMar>
+              <w:top w:type="dxa" w:w="60"/>
+              <w:left w:type="dxa" w:w="100"/>
+              <w:bottom w:type="dxa" w:w="60"/>
+              <w:right w:type="dxa" w:w="100"/>
+            </w:tcMar>
+          </w:tcPr>
+          <w:p>
+            <w:pPr>
+              <w:spacing w:after="0"/>
+            </w:pPr>
+            <w:r>
+              <w:rPr>
+                <w:rFonts w:ascii="Arial" w:cs="Arial" w:eastAsia="Arial" w:hAnsi="Arial"/>
+                <w:b w:val="false"/>
+                <w:bCs w:val="false"/>
+                <w:sz w:val="18"/>
+                <w:szCs w:val="18"/>
+              </w:rPr>
+              <w:t xml:space="preserve">4m</w:t>
+            </w:r>
+          </w:p>
+        </w:tc>
+        <w:tc>
+          <w:tcPr>
+            <w:tcW w:type="dxa" w:w="2400"/>
+            <w:tcBorders>
+              <w:top w:val="single" w:color="CCCCCC" w:sz="1"/>
+              <w:left w:val="single" w:color="CCCCCC" w:sz="1"/>
+              <w:bottom w:val="single" w:color="CCCCCC" w:sz="1"/>
+              <w:right w:val="single" w:color="CCCCCC" w:sz="1"/>
+            </w:tcBorders>
+            <w:tcMar>
+              <w:top w:type="dxa" w:w="60"/>
+              <w:left w:type="dxa" w:w="100"/>
+              <w:bottom w:type="dxa" w:w="60"/>
+              <w:right w:type="dxa" w:w="100"/>
+            </w:tcMar>
+          </w:tcPr>
+          <w:p>
+            <w:pPr>
+              <w:spacing w:after="0"/>
+            </w:pPr>
+            <w:r>
+              <w:rPr>
+                <w:rFonts w:ascii="Arial" w:cs="Arial" w:eastAsia="Arial" w:hAnsi="Arial"/>
+                <w:b w:val="false"/>
+                <w:bCs w:val="false"/>
+                <w:sz w:val="18"/>
+                <w:szCs w:val="18"/>
+              </w:rPr>
+              <w:t xml:space="preserve">Wake relative beta</w:t>
+            </w:r>
+          </w:p>
+        </w:tc>
+        <w:tc>
+          <w:tcPr>
+            <w:tcW w:type="dxa" w:w="1100"/>
+            <w:tcBorders>
+              <w:top w:val="single" w:color="CCCCCC" w:sz="1"/>
+              <w:left w:val="single" w:color="CCCCCC" w:sz="1"/>
+              <w:bottom w:val="single" w:color="CCCCCC" w:sz="1"/>
+              <w:right w:val="single" w:color="CCCCCC" w:sz="1"/>
+            </w:tcBorders>
+            <w:tcMar>
+              <w:top w:type="dxa" w:w="60"/>
+              <w:left w:type="dxa" w:w="100"/>
+              <w:bottom w:type="dxa" w:w="60"/>
+              <w:right w:type="dxa" w:w="100"/>
+            </w:tcMar>
+          </w:tcPr>
+          <w:p>
+            <w:pPr>
+              <w:spacing w:after="0"/>
+            </w:pPr>
+            <w:r>
+              <w:rPr>
+                <w:rFonts w:ascii="Arial" w:cs="Arial" w:eastAsia="Arial" w:hAnsi="Arial"/>
+                <w:b w:val="false"/>
+                <w:bCs w:val="false"/>
+                <w:sz w:val="18"/>
+                <w:szCs w:val="18"/>
+              </w:rPr>
+              <w:t xml:space="preserve">0.091</w:t>
+            </w:r>
+          </w:p>
+        </w:tc>
+        <w:tc>
+          <w:tcPr>
+            <w:tcW w:type="dxa" w:w="1100"/>
+            <w:tcBorders>
+              <w:top w:val="single" w:color="CCCCCC" w:sz="1"/>
+              <w:left w:val="single" w:color="CCCCCC" w:sz="1"/>
+              <w:bottom w:val="single" w:color="CCCCCC" w:sz="1"/>
+              <w:right w:val="single" w:color="CCCCCC" w:sz="1"/>
+            </w:tcBorders>
+            <w:tcMar>
+              <w:top w:type="dxa" w:w="60"/>
+              <w:left w:type="dxa" w:w="100"/>
+              <w:bottom w:type="dxa" w:w="60"/>
+              <w:right w:type="dxa" w:w="100"/>
+            </w:tcMar>
+          </w:tcPr>
+          <w:p>
+            <w:pPr>
+              <w:spacing w:after="0"/>
+            </w:pPr>
+            <w:r>
+              <w:rPr>
+                <w:rFonts w:ascii="Arial" w:cs="Arial" w:eastAsia="Arial" w:hAnsi="Arial"/>
+                <w:b w:val="false"/>
+                <w:bCs w:val="false"/>
+                <w:sz w:val="18"/>
+                <w:szCs w:val="18"/>
+              </w:rPr>
+              <w:t xml:space="preserve">0.166</w:t>
+            </w:r>
+          </w:p>
+        </w:tc>
+        <w:tc>
+          <w:tcPr>
+            <w:tcW w:type="dxa" w:w="1200"/>
+            <w:tcBorders>
+              <w:top w:val="single" w:color="CCCCCC" w:sz="1"/>
+              <w:left w:val="single" w:color="CCCCCC" w:sz="1"/>
+              <w:bottom w:val="single" w:color="CCCCCC" w:sz="1"/>
+              <w:right w:val="single" w:color="CCCCCC" w:sz="1"/>
+            </w:tcBorders>
+            <w:tcMar>
+              <w:top w:type="dxa" w:w="60"/>
+              <w:left w:type="dxa" w:w="100"/>
+              <w:bottom w:type="dxa" w:w="60"/>
+              <w:right w:type="dxa" w:w="100"/>
+            </w:tcMar>
+          </w:tcPr>
+          <w:p>
+            <w:pPr>
+              <w:spacing w:after="0"/>
+            </w:pPr>
+            <w:r>
+              <w:rPr>
+                <w:rFonts w:ascii="Arial" w:cs="Arial" w:eastAsia="Arial" w:hAnsi="Arial"/>
+                <w:b w:val="false"/>
+                <w:bCs w:val="false"/>
+                <w:sz w:val="18"/>
+                <w:szCs w:val="18"/>
+              </w:rPr>
+              <w:t xml:space="preserve">+1.18</w:t>
+            </w:r>
+          </w:p>
+        </w:tc>
+        <w:tc>
+          <w:tcPr>
+            <w:tcW w:type="dxa" w:w="1000"/>
+            <w:tcBorders>
+              <w:top w:val="single" w:color="CCCCCC" w:sz="1"/>
+              <w:left w:val="single" w:color="CCCCCC" w:sz="1"/>
+              <w:bottom w:val="single" w:color="CCCCCC" w:sz="1"/>
+              <w:right w:val="single" w:color="CCCCCC" w:sz="1"/>
+            </w:tcBorders>
+            <w:tcMar>
+              <w:top w:type="dxa" w:w="60"/>
+              <w:left w:type="dxa" w:w="100"/>
+              <w:bottom w:type="dxa" w:w="60"/>
+              <w:right w:type="dxa" w:w="100"/>
+            </w:tcMar>
+          </w:tcPr>
+          <w:p>
+            <w:pPr>
+              <w:spacing w:after="0"/>
+            </w:pPr>
+            <w:r>
+              <w:rPr>
+                <w:rFonts w:ascii="Arial" w:cs="Arial" w:eastAsia="Arial" w:hAnsi="Arial"/>
+                <w:b w:val="false"/>
+                <w:bCs w:val="false"/>
+                <w:sz w:val="18"/>
+                <w:szCs w:val="18"/>
+              </w:rPr>
+              <w:t xml:space="preserve">0.005</w:t>
+            </w:r>
+          </w:p>
+        </w:tc>
+        <w:tc>
+          <w:tcPr>
+            <w:tcW w:type="dxa" w:w="1000"/>
+            <w:tcBorders>
+              <w:top w:val="single" w:color="CCCCCC" w:sz="1"/>
+              <w:left w:val="single" w:color="CCCCCC" w:sz="1"/>
+              <w:bottom w:val="single" w:color="CCCCCC" w:sz="1"/>
+              <w:right w:val="single" w:color="CCCCCC" w:sz="1"/>
+            </w:tcBorders>
+            <w:tcMar>
+              <w:top w:type="dxa" w:w="60"/>
+              <w:left w:type="dxa" w:w="100"/>
+              <w:bottom w:type="dxa" w:w="60"/>
+              <w:right w:type="dxa" w:w="100"/>
+            </w:tcMar>
+          </w:tcPr>
+          <w:p>
+            <w:pPr>
+              <w:spacing w:after="0"/>
+            </w:pPr>
+            <w:r>
+              <w:rPr>
+                <w:rFonts w:ascii="Arial" w:cs="Arial" w:eastAsia="Arial" w:hAnsi="Arial"/>
+                <w:b w:val="false"/>
+                <w:bCs w:val="false"/>
+                <w:sz w:val="18"/>
+                <w:szCs w:val="18"/>
+              </w:rPr>
+              <w:t xml:space="preserve">0.175</w:t>
+            </w:r>
+          </w:p>
+        </w:tc>
+      </w:tr>
+      <w:tr>
+        <w:tc>
+          <w:tcPr>
+            <w:tcW w:type="dxa" w:w="1100"/>
+            <w:tcBorders>
+              <w:top w:val="single" w:color="CCCCCC" w:sz="1"/>
+              <w:left w:val="single" w:color="CCCCCC" w:sz="1"/>
+              <w:bottom w:val="single" w:color="CCCCCC" w:sz="1"/>
+              <w:right w:val="single" w:color="CCCCCC" w:sz="1"/>
+            </w:tcBorders>
+            <w:tcMar>
+              <w:top w:type="dxa" w:w="60"/>
+              <w:left w:type="dxa" w:w="100"/>
+              <w:bottom w:type="dxa" w:w="60"/>
+              <w:right w:type="dxa" w:w="100"/>
+            </w:tcMar>
+          </w:tcPr>
+          <w:p>
+            <w:pPr>
+              <w:spacing w:after="0"/>
+            </w:pPr>
+            <w:r>
+              <w:rPr>
+                <w:rFonts w:ascii="Arial" w:cs="Arial" w:eastAsia="Arial" w:hAnsi="Arial"/>
+                <w:b w:val="false"/>
+                <w:bCs w:val="false"/>
+                <w:sz w:val="18"/>
+                <w:szCs w:val="18"/>
+              </w:rPr>
+              <w:t xml:space="preserve">6m</w:t>
+            </w:r>
+          </w:p>
+        </w:tc>
+        <w:tc>
+          <w:tcPr>
+            <w:tcW w:type="dxa" w:w="2400"/>
+            <w:tcBorders>
+              <w:top w:val="single" w:color="CCCCCC" w:sz="1"/>
+              <w:left w:val="single" w:color="CCCCCC" w:sz="1"/>
+              <w:bottom w:val="single" w:color="CCCCCC" w:sz="1"/>
+              <w:right w:val="single" w:color="CCCCCC" w:sz="1"/>
+            </w:tcBorders>
+            <w:tcMar>
+              <w:top w:type="dxa" w:w="60"/>
+              <w:left w:type="dxa" w:w="100"/>
+              <w:bottom w:type="dxa" w:w="60"/>
+              <w:right w:type="dxa" w:w="100"/>
+            </w:tcMar>
+          </w:tcPr>
+          <w:p>
+            <w:pPr>
+              <w:spacing w:after="0"/>
+            </w:pPr>
+            <w:r>
+              <w:rPr>
+                <w:rFonts w:ascii="Arial" w:cs="Arial" w:eastAsia="Arial" w:hAnsi="Arial"/>
+                <w:b w:val="false"/>
+                <w:bCs w:val="false"/>
+                <w:sz w:val="18"/>
+                <w:szCs w:val="18"/>
+              </w:rPr>
+              <w:t xml:space="preserve">REM relative beta</w:t>
+            </w:r>
+          </w:p>
+        </w:tc>
+        <w:tc>
+          <w:tcPr>
+            <w:tcW w:type="dxa" w:w="1100"/>
+            <w:tcBorders>
+              <w:top w:val="single" w:color="CCCCCC" w:sz="1"/>
+              <w:left w:val="single" w:color="CCCCCC" w:sz="1"/>
+              <w:bottom w:val="single" w:color="CCCCCC" w:sz="1"/>
+              <w:right w:val="single" w:color="CCCCCC" w:sz="1"/>
+            </w:tcBorders>
+            <w:tcMar>
+              <w:top w:type="dxa" w:w="60"/>
+              <w:left w:type="dxa" w:w="100"/>
+              <w:bottom w:type="dxa" w:w="60"/>
+              <w:right w:type="dxa" w:w="100"/>
+            </w:tcMar>
+          </w:tcPr>
+          <w:p>
+            <w:pPr>
+              <w:spacing w:after="0"/>
+            </w:pPr>
+            <w:r>
+              <w:rPr>
+                <w:rFonts w:ascii="Arial" w:cs="Arial" w:eastAsia="Arial" w:hAnsi="Arial"/>
+                <w:b w:val="false"/>
+                <w:bCs w:val="false"/>
+                <w:sz w:val="18"/>
+                <w:szCs w:val="18"/>
+              </w:rPr>
+              <w:t xml:space="preserve">0.122</w:t>
+            </w:r>
+          </w:p>
+        </w:tc>
+        <w:tc>
+          <w:tcPr>
+            <w:tcW w:type="dxa" w:w="1100"/>
+            <w:tcBorders>
+              <w:top w:val="single" w:color="CCCCCC" w:sz="1"/>
+              <w:left w:val="single" w:color="CCCCCC" w:sz="1"/>
+              <w:bottom w:val="single" w:color="CCCCCC" w:sz="1"/>
+              <w:right w:val="single" w:color="CCCCCC" w:sz="1"/>
+            </w:tcBorders>
+            <w:tcMar>
+              <w:top w:type="dxa" w:w="60"/>
+              <w:left w:type="dxa" w:w="100"/>
+              <w:bottom w:type="dxa" w:w="60"/>
+              <w:right w:type="dxa" w:w="100"/>
+            </w:tcMar>
+          </w:tcPr>
+          <w:p>
+            <w:pPr>
+              <w:spacing w:after="0"/>
+            </w:pPr>
+            <w:r>
+              <w:rPr>
+                <w:rFonts w:ascii="Arial" w:cs="Arial" w:eastAsia="Arial" w:hAnsi="Arial"/>
+                <w:b w:val="false"/>
+                <w:bCs w:val="false"/>
+                <w:sz w:val="18"/>
+                <w:szCs w:val="18"/>
+              </w:rPr>
+              <w:t xml:space="preserve">0.132</w:t>
+            </w:r>
+          </w:p>
+        </w:tc>
+        <w:tc>
+          <w:tcPr>
+            <w:tcW w:type="dxa" w:w="1200"/>
+            <w:tcBorders>
+              <w:top w:val="single" w:color="CCCCCC" w:sz="1"/>
+              <w:left w:val="single" w:color="CCCCCC" w:sz="1"/>
+              <w:bottom w:val="single" w:color="CCCCCC" w:sz="1"/>
+              <w:right w:val="single" w:color="CCCCCC" w:sz="1"/>
+            </w:tcBorders>
+            <w:tcMar>
+              <w:top w:type="dxa" w:w="60"/>
+              <w:left w:type="dxa" w:w="100"/>
+              <w:bottom w:type="dxa" w:w="60"/>
+              <w:right w:type="dxa" w:w="100"/>
+            </w:tcMar>
+          </w:tcPr>
+          <w:p>
+            <w:pPr>
+              <w:spacing w:after="0"/>
+            </w:pPr>
+            <w:r>
+              <w:rPr>
+                <w:rFonts w:ascii="Arial" w:cs="Arial" w:eastAsia="Arial" w:hAnsi="Arial"/>
+                <w:b w:val="false"/>
+                <w:bCs w:val="false"/>
+                <w:sz w:val="18"/>
+                <w:szCs w:val="18"/>
+              </w:rPr>
+              <w:t xml:space="preserve">+0.26</w:t>
+            </w:r>
+          </w:p>
+        </w:tc>
+        <w:tc>
+          <w:tcPr>
+            <w:tcW w:type="dxa" w:w="1000"/>
+            <w:tcBorders>
+              <w:top w:val="single" w:color="CCCCCC" w:sz="1"/>
+              <w:left w:val="single" w:color="CCCCCC" w:sz="1"/>
+              <w:bottom w:val="single" w:color="CCCCCC" w:sz="1"/>
+              <w:right w:val="single" w:color="CCCCCC" w:sz="1"/>
+            </w:tcBorders>
+            <w:tcMar>
+              <w:top w:type="dxa" w:w="60"/>
+              <w:left w:type="dxa" w:w="100"/>
+              <w:bottom w:type="dxa" w:w="60"/>
+              <w:right w:type="dxa" w:w="100"/>
+            </w:tcMar>
+          </w:tcPr>
+          <w:p>
+            <w:pPr>
+              <w:spacing w:after="0"/>
+            </w:pPr>
+            <w:r>
+              <w:rPr>
+                <w:rFonts w:ascii="Arial" w:cs="Arial" w:eastAsia="Arial" w:hAnsi="Arial"/>
+                <w:b w:val="false"/>
+                <w:bCs w:val="false"/>
+                <w:sz w:val="18"/>
+                <w:szCs w:val="18"/>
+              </w:rPr>
+              <w:t xml:space="preserve">0.250</w:t>
+            </w:r>
+          </w:p>
+        </w:tc>
+        <w:tc>
+          <w:tcPr>
+            <w:tcW w:type="dxa" w:w="1000"/>
+            <w:tcBorders>
+              <w:top w:val="single" w:color="CCCCCC" w:sz="1"/>
+              <w:left w:val="single" w:color="CCCCCC" w:sz="1"/>
+              <w:bottom w:val="single" w:color="CCCCCC" w:sz="1"/>
+              <w:right w:val="single" w:color="CCCCCC" w:sz="1"/>
+            </w:tcBorders>
+            <w:tcMar>
+              <w:top w:type="dxa" w:w="60"/>
+              <w:left w:type="dxa" w:w="100"/>
+              <w:bottom w:type="dxa" w:w="60"/>
+              <w:right w:type="dxa" w:w="100"/>
+            </w:tcMar>
+          </w:tcPr>
+          <w:p>
+            <w:pPr>
+              <w:spacing w:after="0"/>
+            </w:pPr>
+            <w:r>
+              <w:rPr>
+                <w:rFonts w:ascii="Arial" w:cs="Arial" w:eastAsia="Arial" w:hAnsi="Arial"/>
+                <w:b w:val="false"/>
+                <w:bCs w:val="false"/>
+                <w:sz w:val="18"/>
+                <w:szCs w:val="18"/>
+              </w:rPr>
+              <w:t xml:space="preserve">0.772</w:t>
+            </w:r>
+          </w:p>
+        </w:tc>
+      </w:tr>
+      <w:tr>
+        <w:tc>
+          <w:tcPr>
+            <w:tcW w:type="dxa" w:w="1100"/>
+            <w:tcBorders>
+              <w:top w:val="single" w:color="CCCCCC" w:sz="1"/>
+              <w:left w:val="single" w:color="CCCCCC" w:sz="1"/>
+              <w:bottom w:val="single" w:color="CCCCCC" w:sz="1"/>
+              <w:right w:val="single" w:color="CCCCCC" w:sz="1"/>
+            </w:tcBorders>
+            <w:tcMar>
+              <w:top w:type="dxa" w:w="60"/>
+              <w:left w:type="dxa" w:w="100"/>
+              <w:bottom w:type="dxa" w:w="60"/>
+              <w:right w:type="dxa" w:w="100"/>
+            </w:tcMar>
+          </w:tcPr>
+          <w:p>
+            <w:pPr>
+              <w:spacing w:after="0"/>
+            </w:pPr>
+            <w:r>
+              <w:rPr>
+                <w:rFonts w:ascii="Arial" w:cs="Arial" w:eastAsia="Arial" w:hAnsi="Arial"/>
+                <w:b w:val="false"/>
+                <w:bCs w:val="false"/>
+                <w:sz w:val="18"/>
+                <w:szCs w:val="18"/>
+              </w:rPr>
+              <w:t xml:space="preserve">6m</w:t>
+            </w:r>
+          </w:p>
+        </w:tc>
+        <w:tc>
+          <w:tcPr>
+            <w:tcW w:type="dxa" w:w="2400"/>
+            <w:tcBorders>
+              <w:top w:val="single" w:color="CCCCCC" w:sz="1"/>
+              <w:left w:val="single" w:color="CCCCCC" w:sz="1"/>
+              <w:bottom w:val="single" w:color="CCCCCC" w:sz="1"/>
+              <w:right w:val="single" w:color="CCCCCC" w:sz="1"/>
+            </w:tcBorders>
+            <w:tcMar>
+              <w:top w:type="dxa" w:w="60"/>
+              <w:left w:type="dxa" w:w="100"/>
+              <w:bottom w:type="dxa" w:w="60"/>
+              <w:right w:type="dxa" w:w="100"/>
+            </w:tcMar>
+          </w:tcPr>
+          <w:p>
+            <w:pPr>
+              <w:spacing w:after="0"/>
+            </w:pPr>
+            <w:r>
+              <w:rPr>
+                <w:rFonts w:ascii="Arial" w:cs="Arial" w:eastAsia="Arial" w:hAnsi="Arial"/>
+                <w:b w:val="false"/>
+                <w:bCs w:val="false"/>
+                <w:sz w:val="18"/>
+                <w:szCs w:val="18"/>
+              </w:rPr>
+              <w:t xml:space="preserve">REM relative theta</w:t>
+            </w:r>
+          </w:p>
+        </w:tc>
+        <w:tc>
+          <w:tcPr>
+            <w:tcW w:type="dxa" w:w="1100"/>
+            <w:tcBorders>
+              <w:top w:val="single" w:color="CCCCCC" w:sz="1"/>
+              <w:left w:val="single" w:color="CCCCCC" w:sz="1"/>
+              <w:bottom w:val="single" w:color="CCCCCC" w:sz="1"/>
+              <w:right w:val="single" w:color="CCCCCC" w:sz="1"/>
+            </w:tcBorders>
+            <w:tcMar>
+              <w:top w:type="dxa" w:w="60"/>
+              <w:left w:type="dxa" w:w="100"/>
+              <w:bottom w:type="dxa" w:w="60"/>
+              <w:right w:type="dxa" w:w="100"/>
+            </w:tcMar>
+          </w:tcPr>
+          <w:p>
+            <w:pPr>
+              <w:spacing w:after="0"/>
+            </w:pPr>
+            <w:r>
+              <w:rPr>
+                <w:rFonts w:ascii="Arial" w:cs="Arial" w:eastAsia="Arial" w:hAnsi="Arial"/>
+                <w:b w:val="false"/>
+                <w:bCs w:val="false"/>
+                <w:sz w:val="18"/>
+                <w:szCs w:val="18"/>
+              </w:rPr>
+              <w:t xml:space="preserve">0.331</w:t>
+            </w:r>
+          </w:p>
+        </w:tc>
+        <w:tc>
+          <w:tcPr>
+            <w:tcW w:type="dxa" w:w="1100"/>
+            <w:tcBorders>
+              <w:top w:val="single" w:color="CCCCCC" w:sz="1"/>
+              <w:left w:val="single" w:color="CCCCCC" w:sz="1"/>
+              <w:bottom w:val="single" w:color="CCCCCC" w:sz="1"/>
+              <w:right w:val="single" w:color="CCCCCC" w:sz="1"/>
+            </w:tcBorders>
+            <w:tcMar>
+              <w:top w:type="dxa" w:w="60"/>
+              <w:left w:type="dxa" w:w="100"/>
+              <w:bottom w:type="dxa" w:w="60"/>
+              <w:right w:type="dxa" w:w="100"/>
+            </w:tcMar>
+          </w:tcPr>
+          <w:p>
+            <w:pPr>
+              <w:spacing w:after="0"/>
+            </w:pPr>
+            <w:r>
+              <w:rPr>
+                <w:rFonts w:ascii="Arial" w:cs="Arial" w:eastAsia="Arial" w:hAnsi="Arial"/>
+                <w:b w:val="false"/>
+                <w:bCs w:val="false"/>
+                <w:sz w:val="18"/>
+                <w:szCs w:val="18"/>
+              </w:rPr>
+              <w:t xml:space="preserve">0.329</w:t>
+            </w:r>
+          </w:p>
+        </w:tc>
+        <w:tc>
+          <w:tcPr>
+            <w:tcW w:type="dxa" w:w="1200"/>
+            <w:tcBorders>
+              <w:top w:val="single" w:color="CCCCCC" w:sz="1"/>
+              <w:left w:val="single" w:color="CCCCCC" w:sz="1"/>
+              <w:bottom w:val="single" w:color="CCCCCC" w:sz="1"/>
+              <w:right w:val="single" w:color="CCCCCC" w:sz="1"/>
+            </w:tcBorders>
+            <w:tcMar>
+              <w:top w:type="dxa" w:w="60"/>
+              <w:left w:type="dxa" w:w="100"/>
+              <w:bottom w:type="dxa" w:w="60"/>
+              <w:right w:type="dxa" w:w="100"/>
+            </w:tcMar>
+          </w:tcPr>
+          <w:p>
+            <w:pPr>
+              <w:spacing w:after="0"/>
+            </w:pPr>
+            <w:r>
+              <w:rPr>
+                <w:rFonts w:ascii="Arial" w:cs="Arial" w:eastAsia="Arial" w:hAnsi="Arial"/>
+                <w:b w:val="false"/>
+                <w:bCs w:val="false"/>
+                <w:sz w:val="18"/>
+                <w:szCs w:val="18"/>
+              </w:rPr>
+              <w:t xml:space="preserve">−0.06</w:t>
+            </w:r>
+          </w:p>
+        </w:tc>
+        <w:tc>
+          <w:tcPr>
+            <w:tcW w:type="dxa" w:w="1000"/>
+            <w:tcBorders>
+              <w:top w:val="single" w:color="CCCCCC" w:sz="1"/>
+              <w:left w:val="single" w:color="CCCCCC" w:sz="1"/>
+              <w:bottom w:val="single" w:color="CCCCCC" w:sz="1"/>
+              <w:right w:val="single" w:color="CCCCCC" w:sz="1"/>
+            </w:tcBorders>
+            <w:tcMar>
+              <w:top w:type="dxa" w:w="60"/>
+              <w:left w:type="dxa" w:w="100"/>
+              <w:bottom w:type="dxa" w:w="60"/>
+              <w:right w:type="dxa" w:w="100"/>
+            </w:tcMar>
+          </w:tcPr>
+          <w:p>
+            <w:pPr>
+              <w:spacing w:after="0"/>
+            </w:pPr>
+            <w:r>
+              <w:rPr>
+                <w:rFonts w:ascii="Arial" w:cs="Arial" w:eastAsia="Arial" w:hAnsi="Arial"/>
+                <w:b w:val="false"/>
+                <w:bCs w:val="false"/>
+                <w:sz w:val="18"/>
+                <w:szCs w:val="18"/>
+              </w:rPr>
+              <w:t xml:space="preserve">0.955</w:t>
+            </w:r>
+          </w:p>
+        </w:tc>
+        <w:tc>
+          <w:tcPr>
+            <w:tcW w:type="dxa" w:w="1000"/>
+            <w:tcBorders>
+              <w:top w:val="single" w:color="CCCCCC" w:sz="1"/>
+              <w:left w:val="single" w:color="CCCCCC" w:sz="1"/>
+              <w:bottom w:val="single" w:color="CCCCCC" w:sz="1"/>
+              <w:right w:val="single" w:color="CCCCCC" w:sz="1"/>
+            </w:tcBorders>
+            <w:tcMar>
+              <w:top w:type="dxa" w:w="60"/>
+              <w:left w:type="dxa" w:w="100"/>
+              <w:bottom w:type="dxa" w:w="60"/>
+              <w:right w:type="dxa" w:w="100"/>
+            </w:tcMar>
+          </w:tcPr>
+          <w:p>
+            <w:pPr>
+              <w:spacing w:after="0"/>
+            </w:pPr>
+            <w:r>
+              <w:rPr>
+                <w:rFonts w:ascii="Arial" w:cs="Arial" w:eastAsia="Arial" w:hAnsi="Arial"/>
+                <w:b w:val="false"/>
+                <w:bCs w:val="false"/>
+                <w:sz w:val="18"/>
+                <w:szCs w:val="18"/>
+              </w:rPr>
+              <w:t xml:space="preserve">0.995</w:t>
+            </w:r>
+          </w:p>
+        </w:tc>
+      </w:tr>
+      <w:tr>
+        <w:tc>
+          <w:tcPr>
+            <w:tcW w:type="dxa" w:w="1100"/>
+            <w:tcBorders>
+              <w:top w:val="single" w:color="CCCCCC" w:sz="1"/>
+              <w:left w:val="single" w:color="CCCCCC" w:sz="1"/>
+              <w:bottom w:val="single" w:color="CCCCCC" w:sz="1"/>
+              <w:right w:val="single" w:color="CCCCCC" w:sz="1"/>
+            </w:tcBorders>
+            <w:tcMar>
+              <w:top w:type="dxa" w:w="60"/>
+              <w:left w:type="dxa" w:w="100"/>
+              <w:bottom w:type="dxa" w:w="60"/>
+              <w:right w:type="dxa" w:w="100"/>
+            </w:tcMar>
+          </w:tcPr>
+          <w:p>
+            <w:pPr>
+              <w:spacing w:after="0"/>
+            </w:pPr>
+            <w:r>
+              <w:rPr>
+                <w:rFonts w:ascii="Arial" w:cs="Arial" w:eastAsia="Arial" w:hAnsi="Arial"/>
+                <w:b w:val="false"/>
+                <w:bCs w:val="false"/>
+                <w:sz w:val="18"/>
+                <w:szCs w:val="18"/>
+              </w:rPr>
+              <w:t xml:space="preserve">7m</w:t>
+            </w:r>
+          </w:p>
+        </w:tc>
+        <w:tc>
+          <w:tcPr>
+            <w:tcW w:type="dxa" w:w="2400"/>
+            <w:tcBorders>
+              <w:top w:val="single" w:color="CCCCCC" w:sz="1"/>
+              <w:left w:val="single" w:color="CCCCCC" w:sz="1"/>
+              <w:bottom w:val="single" w:color="CCCCCC" w:sz="1"/>
+              <w:right w:val="single" w:color="CCCCCC" w:sz="1"/>
+            </w:tcBorders>
+            <w:tcMar>
+              <w:top w:type="dxa" w:w="60"/>
+              <w:left w:type="dxa" w:w="100"/>
+              <w:bottom w:type="dxa" w:w="60"/>
+              <w:right w:type="dxa" w:w="100"/>
+            </w:tcMar>
+          </w:tcPr>
+          <w:p>
+            <w:pPr>
+              <w:spacing w:after="0"/>
+            </w:pPr>
+            <w:r>
+              <w:rPr>
+                <w:rFonts w:ascii="Arial" w:cs="Arial" w:eastAsia="Arial" w:hAnsi="Arial"/>
+                <w:b w:val="false"/>
+                <w:bCs w:val="false"/>
+                <w:sz w:val="18"/>
+                <w:szCs w:val="18"/>
+              </w:rPr>
+              <w:t xml:space="preserve">REM relative beta</w:t>
+            </w:r>
+          </w:p>
+        </w:tc>
+        <w:tc>
+          <w:tcPr>
+            <w:tcW w:type="dxa" w:w="1100"/>
+            <w:tcBorders>
+              <w:top w:val="single" w:color="CCCCCC" w:sz="1"/>
+              <w:left w:val="single" w:color="CCCCCC" w:sz="1"/>
+              <w:bottom w:val="single" w:color="CCCCCC" w:sz="1"/>
+              <w:right w:val="single" w:color="CCCCCC" w:sz="1"/>
+            </w:tcBorders>
+            <w:tcMar>
+              <w:top w:type="dxa" w:w="60"/>
+              <w:left w:type="dxa" w:w="100"/>
+              <w:bottom w:type="dxa" w:w="60"/>
+              <w:right w:type="dxa" w:w="100"/>
+            </w:tcMar>
+          </w:tcPr>
+          <w:p>
+            <w:pPr>
+              <w:spacing w:after="0"/>
+            </w:pPr>
+            <w:r>
+              <w:rPr>
+                <w:rFonts w:ascii="Arial" w:cs="Arial" w:eastAsia="Arial" w:hAnsi="Arial"/>
+                <w:b w:val="false"/>
+                <w:bCs w:val="false"/>
+                <w:sz w:val="18"/>
+                <w:szCs w:val="18"/>
+              </w:rPr>
+              <w:t xml:space="preserve">0.132</w:t>
+            </w:r>
+          </w:p>
+        </w:tc>
+        <w:tc>
+          <w:tcPr>
+            <w:tcW w:type="dxa" w:w="1100"/>
+            <w:tcBorders>
+              <w:top w:val="single" w:color="CCCCCC" w:sz="1"/>
+              <w:left w:val="single" w:color="CCCCCC" w:sz="1"/>
+              <w:bottom w:val="single" w:color="CCCCCC" w:sz="1"/>
+              <w:right w:val="single" w:color="CCCCCC" w:sz="1"/>
+            </w:tcBorders>
+            <w:tcMar>
+              <w:top w:type="dxa" w:w="60"/>
+              <w:left w:type="dxa" w:w="100"/>
+              <w:bottom w:type="dxa" w:w="60"/>
+              <w:right w:type="dxa" w:w="100"/>
+            </w:tcMar>
+          </w:tcPr>
+          <w:p>
+            <w:pPr>
+              <w:spacing w:after="0"/>
+            </w:pPr>
+            <w:r>
+              <w:rPr>
+                <w:rFonts w:ascii="Arial" w:cs="Arial" w:eastAsia="Arial" w:hAnsi="Arial"/>
+                <w:b w:val="false"/>
+                <w:bCs w:val="false"/>
+                <w:sz w:val="18"/>
+                <w:szCs w:val="18"/>
+              </w:rPr>
+              <w:t xml:space="preserve">0.128</w:t>
+            </w:r>
+          </w:p>
+        </w:tc>
+        <w:tc>
+          <w:tcPr>
+            <w:tcW w:type="dxa" w:w="1200"/>
+            <w:tcBorders>
+              <w:top w:val="single" w:color="CCCCCC" w:sz="1"/>
+              <w:left w:val="single" w:color="CCCCCC" w:sz="1"/>
+              <w:bottom w:val="single" w:color="CCCCCC" w:sz="1"/>
+              <w:right w:val="single" w:color="CCCCCC" w:sz="1"/>
+            </w:tcBorders>
+            <w:tcMar>
+              <w:top w:type="dxa" w:w="60"/>
+              <w:left w:type="dxa" w:w="100"/>
+              <w:bottom w:type="dxa" w:w="60"/>
+              <w:right w:type="dxa" w:w="100"/>
+            </w:tcMar>
+          </w:tcPr>
+          <w:p>
+            <w:pPr>
+              <w:spacing w:after="0"/>
+            </w:pPr>
+            <w:r>
+              <w:rPr>
+                <w:rFonts w:ascii="Arial" w:cs="Arial" w:eastAsia="Arial" w:hAnsi="Arial"/>
+                <w:b w:val="false"/>
+                <w:bCs w:val="false"/>
+                <w:sz w:val="18"/>
+                <w:szCs w:val="18"/>
+              </w:rPr>
+              <w:t xml:space="preserve">−0.10</w:t>
+            </w:r>
+          </w:p>
+        </w:tc>
+        <w:tc>
+          <w:tcPr>
+            <w:tcW w:type="dxa" w:w="1000"/>
+            <w:tcBorders>
+              <w:top w:val="single" w:color="CCCCCC" w:sz="1"/>
+              <w:left w:val="single" w:color="CCCCCC" w:sz="1"/>
+              <w:bottom w:val="single" w:color="CCCCCC" w:sz="1"/>
+              <w:right w:val="single" w:color="CCCCCC" w:sz="1"/>
+            </w:tcBorders>
+            <w:tcMar>
+              <w:top w:type="dxa" w:w="60"/>
+              <w:left w:type="dxa" w:w="100"/>
+              <w:bottom w:type="dxa" w:w="60"/>
+              <w:right w:type="dxa" w:w="100"/>
+            </w:tcMar>
+          </w:tcPr>
+          <w:p>
+            <w:pPr>
+              <w:spacing w:after="0"/>
+            </w:pPr>
+            <w:r>
+              <w:rPr>
+                <w:rFonts w:ascii="Arial" w:cs="Arial" w:eastAsia="Arial" w:hAnsi="Arial"/>
+                <w:b w:val="false"/>
+                <w:bCs w:val="false"/>
+                <w:sz w:val="18"/>
+                <w:szCs w:val="18"/>
+              </w:rPr>
+              <w:t xml:space="preserve">0.659</w:t>
+            </w:r>
+          </w:p>
+        </w:tc>
+        <w:tc>
+          <w:tcPr>
+            <w:tcW w:type="dxa" w:w="1000"/>
+            <w:tcBorders>
+              <w:top w:val="single" w:color="CCCCCC" w:sz="1"/>
+              <w:left w:val="single" w:color="CCCCCC" w:sz="1"/>
+              <w:bottom w:val="single" w:color="CCCCCC" w:sz="1"/>
+              <w:right w:val="single" w:color="CCCCCC" w:sz="1"/>
+            </w:tcBorders>
+            <w:tcMar>
+              <w:top w:type="dxa" w:w="60"/>
+              <w:left w:type="dxa" w:w="100"/>
+              <w:bottom w:type="dxa" w:w="60"/>
+              <w:right w:type="dxa" w:w="100"/>
+            </w:tcMar>
+          </w:tcPr>
+          <w:p>
+            <w:pPr>
+              <w:spacing w:after="0"/>
+            </w:pPr>
+            <w:r>
+              <w:rPr>
+                <w:rFonts w:ascii="Arial" w:cs="Arial" w:eastAsia="Arial" w:hAnsi="Arial"/>
+                <w:b w:val="false"/>
+                <w:bCs w:val="false"/>
+                <w:sz w:val="18"/>
+                <w:szCs w:val="18"/>
+              </w:rPr>
+              <w:t xml:space="preserve">0.951</w:t>
+            </w:r>
+          </w:p>
+        </w:tc>
+      </w:tr>
+      <w:tr>
+        <w:tc>
+          <w:tcPr>
+            <w:tcW w:type="dxa" w:w="1100"/>
+            <w:tcBorders>
+              <w:top w:val="single" w:color="CCCCCC" w:sz="1"/>
+              <w:left w:val="single" w:color="CCCCCC" w:sz="1"/>
+              <w:bottom w:val="single" w:color="CCCCCC" w:sz="1"/>
+              <w:right w:val="single" w:color="CCCCCC" w:sz="1"/>
+            </w:tcBorders>
+            <w:tcMar>
+              <w:top w:type="dxa" w:w="60"/>
+              <w:left w:type="dxa" w:w="100"/>
+              <w:bottom w:type="dxa" w:w="60"/>
+              <w:right w:type="dxa" w:w="100"/>
+            </w:tcMar>
+          </w:tcPr>
+          <w:p>
+            <w:pPr>
+              <w:spacing w:after="0"/>
+            </w:pPr>
+            <w:r>
+              <w:rPr>
+                <w:rFonts w:ascii="Arial" w:cs="Arial" w:eastAsia="Arial" w:hAnsi="Arial"/>
+                <w:b w:val="false"/>
+                <w:bCs w:val="false"/>
+                <w:sz w:val="18"/>
+                <w:szCs w:val="18"/>
+              </w:rPr>
+              <w:t xml:space="preserve">7m</w:t>
+            </w:r>
+          </w:p>
+        </w:tc>
+        <w:tc>
+          <w:tcPr>
+            <w:tcW w:type="dxa" w:w="2400"/>
+            <w:tcBorders>
+              <w:top w:val="single" w:color="CCCCCC" w:sz="1"/>
+              <w:left w:val="single" w:color="CCCCCC" w:sz="1"/>
+              <w:bottom w:val="single" w:color="CCCCCC" w:sz="1"/>
+              <w:right w:val="single" w:color="CCCCCC" w:sz="1"/>
+            </w:tcBorders>
+            <w:tcMar>
+              <w:top w:type="dxa" w:w="60"/>
+              <w:left w:type="dxa" w:w="100"/>
+              <w:bottom w:type="dxa" w:w="60"/>
+              <w:right w:type="dxa" w:w="100"/>
+            </w:tcMar>
+          </w:tcPr>
+          <w:p>
+            <w:pPr>
+              <w:spacing w:after="0"/>
+            </w:pPr>
+            <w:r>
+              <w:rPr>
+                <w:rFonts w:ascii="Arial" w:cs="Arial" w:eastAsia="Arial" w:hAnsi="Arial"/>
+                <w:b w:val="false"/>
+                <w:bCs w:val="false"/>
+                <w:sz w:val="18"/>
+                <w:szCs w:val="18"/>
+              </w:rPr>
+              <w:t xml:space="preserve">REM relative theta</w:t>
+            </w:r>
+          </w:p>
+        </w:tc>
+        <w:tc>
+          <w:tcPr>
+            <w:tcW w:type="dxa" w:w="1100"/>
+            <w:tcBorders>
+              <w:top w:val="single" w:color="CCCCCC" w:sz="1"/>
+              <w:left w:val="single" w:color="CCCCCC" w:sz="1"/>
+              <w:bottom w:val="single" w:color="CCCCCC" w:sz="1"/>
+              <w:right w:val="single" w:color="CCCCCC" w:sz="1"/>
+            </w:tcBorders>
+            <w:tcMar>
+              <w:top w:type="dxa" w:w="60"/>
+              <w:left w:type="dxa" w:w="100"/>
+              <w:bottom w:type="dxa" w:w="60"/>
+              <w:right w:type="dxa" w:w="100"/>
+            </w:tcMar>
+          </w:tcPr>
+          <w:p>
+            <w:pPr>
+              <w:spacing w:after="0"/>
+            </w:pPr>
+            <w:r>
+              <w:rPr>
+                <w:rFonts w:ascii="Arial" w:cs="Arial" w:eastAsia="Arial" w:hAnsi="Arial"/>
+                <w:b w:val="false"/>
+                <w:bCs w:val="false"/>
+                <w:sz w:val="18"/>
+                <w:szCs w:val="18"/>
+              </w:rPr>
+              <w:t xml:space="preserve">0.351</w:t>
+            </w:r>
+          </w:p>
+        </w:tc>
+        <w:tc>
+          <w:tcPr>
+            <w:tcW w:type="dxa" w:w="1100"/>
+            <w:tcBorders>
+              <w:top w:val="single" w:color="CCCCCC" w:sz="1"/>
+              <w:left w:val="single" w:color="CCCCCC" w:sz="1"/>
+              <w:bottom w:val="single" w:color="CCCCCC" w:sz="1"/>
+              <w:right w:val="single" w:color="CCCCCC" w:sz="1"/>
+            </w:tcBorders>
+            <w:tcMar>
+              <w:top w:type="dxa" w:w="60"/>
+              <w:left w:type="dxa" w:w="100"/>
+              <w:bottom w:type="dxa" w:w="60"/>
+              <w:right w:type="dxa" w:w="100"/>
+            </w:tcMar>
+          </w:tcPr>
+          <w:p>
+            <w:pPr>
+              <w:spacing w:after="0"/>
+            </w:pPr>
+            <w:r>
+              <w:rPr>
+                <w:rFonts w:ascii="Arial" w:cs="Arial" w:eastAsia="Arial" w:hAnsi="Arial"/>
+                <w:b w:val="false"/>
+                <w:bCs w:val="false"/>
+                <w:sz w:val="18"/>
+                <w:szCs w:val="18"/>
+              </w:rPr>
+              <w:t xml:space="preserve">0.343</w:t>
+            </w:r>
+          </w:p>
+        </w:tc>
+        <w:tc>
+          <w:tcPr>
+            <w:tcW w:type="dxa" w:w="1200"/>
+            <w:tcBorders>
+              <w:top w:val="single" w:color="CCCCCC" w:sz="1"/>
+              <w:left w:val="single" w:color="CCCCCC" w:sz="1"/>
+              <w:bottom w:val="single" w:color="CCCCCC" w:sz="1"/>
+              <w:right w:val="single" w:color="CCCCCC" w:sz="1"/>
+            </w:tcBorders>
+            <w:tcMar>
+              <w:top w:type="dxa" w:w="60"/>
+              <w:left w:type="dxa" w:w="100"/>
+              <w:bottom w:type="dxa" w:w="60"/>
+              <w:right w:type="dxa" w:w="100"/>
+            </w:tcMar>
+          </w:tcPr>
+          <w:p>
+            <w:pPr>
+              <w:spacing w:after="0"/>
+            </w:pPr>
+            <w:r>
+              <w:rPr>
+                <w:rFonts w:ascii="Arial" w:cs="Arial" w:eastAsia="Arial" w:hAnsi="Arial"/>
+                <w:b w:val="false"/>
+                <w:bCs w:val="false"/>
+                <w:sz w:val="18"/>
+                <w:szCs w:val="18"/>
+              </w:rPr>
+              <w:t xml:space="preserve">−0.13</w:t>
+            </w:r>
+          </w:p>
+        </w:tc>
+        <w:tc>
+          <w:tcPr>
+            <w:tcW w:type="dxa" w:w="1000"/>
+            <w:tcBorders>
+              <w:top w:val="single" w:color="CCCCCC" w:sz="1"/>
+              <w:left w:val="single" w:color="CCCCCC" w:sz="1"/>
+              <w:bottom w:val="single" w:color="CCCCCC" w:sz="1"/>
+              <w:right w:val="single" w:color="CCCCCC" w:sz="1"/>
+            </w:tcBorders>
+            <w:tcMar>
+              <w:top w:type="dxa" w:w="60"/>
+              <w:left w:type="dxa" w:w="100"/>
+              <w:bottom w:type="dxa" w:w="60"/>
+              <w:right w:type="dxa" w:w="100"/>
+            </w:tcMar>
+          </w:tcPr>
+          <w:p>
+            <w:pPr>
+              <w:spacing w:after="0"/>
+            </w:pPr>
+            <w:r>
+              <w:rPr>
+                <w:rFonts w:ascii="Arial" w:cs="Arial" w:eastAsia="Arial" w:hAnsi="Arial"/>
+                <w:b w:val="false"/>
+                <w:bCs w:val="false"/>
+                <w:sz w:val="18"/>
+                <w:szCs w:val="18"/>
+              </w:rPr>
+              <w:t xml:space="preserve">0.296</w:t>
+            </w:r>
+          </w:p>
+        </w:tc>
+        <w:tc>
+          <w:tcPr>
+            <w:tcW w:type="dxa" w:w="1000"/>
+            <w:tcBorders>
+              <w:top w:val="single" w:color="CCCCCC" w:sz="1"/>
+              <w:left w:val="single" w:color="CCCCCC" w:sz="1"/>
+              <w:bottom w:val="single" w:color="CCCCCC" w:sz="1"/>
+              <w:right w:val="single" w:color="CCCCCC" w:sz="1"/>
+            </w:tcBorders>
+            <w:tcMar>
+              <w:top w:type="dxa" w:w="60"/>
+              <w:left w:type="dxa" w:w="100"/>
+              <w:bottom w:type="dxa" w:w="60"/>
+              <w:right w:type="dxa" w:w="100"/>
+            </w:tcMar>
+          </w:tcPr>
+          <w:p>
+            <w:pPr>
+              <w:spacing w:after="0"/>
+            </w:pPr>
+            <w:r>
+              <w:rPr>
+                <w:rFonts w:ascii="Arial" w:cs="Arial" w:eastAsia="Arial" w:hAnsi="Arial"/>
+                <w:b w:val="false"/>
+                <w:bCs w:val="false"/>
+                <w:sz w:val="18"/>
+                <w:szCs w:val="18"/>
+              </w:rPr>
+              <w:t xml:space="preserve">0.780</w:t>
+            </w:r>
+          </w:p>
+        </w:tc>
+      </w:tr>
+      <w:tr>
+        <w:tc>
+          <w:tcPr>
+            <w:tcW w:type="dxa" w:w="1100"/>
+            <w:tcBorders>
+              <w:top w:val="single" w:color="CCCCCC" w:sz="1"/>
+              <w:left w:val="single" w:color="CCCCCC" w:sz="1"/>
+              <w:bottom w:val="single" w:color="CCCCCC" w:sz="1"/>
+              <w:right w:val="single" w:color="CCCCCC" w:sz="1"/>
+            </w:tcBorders>
+            <w:tcMar>
+              <w:top w:type="dxa" w:w="60"/>
+              <w:left w:type="dxa" w:w="100"/>
+              <w:bottom w:type="dxa" w:w="60"/>
+              <w:right w:type="dxa" w:w="100"/>
+            </w:tcMar>
+          </w:tcPr>
+          <w:p>
+            <w:pPr>
+              <w:spacing w:after="0"/>
+            </w:pPr>
+            <w:r>
+              <w:rPr>
+                <w:rFonts w:ascii="Arial" w:cs="Arial" w:eastAsia="Arial" w:hAnsi="Arial"/>
+                <w:b w:val="false"/>
+                <w:bCs w:val="false"/>
+                <w:sz w:val="18"/>
+                <w:szCs w:val="18"/>
+              </w:rPr>
+              <w:t xml:space="preserve">9m</w:t>
+            </w:r>
+          </w:p>
+        </w:tc>
+        <w:tc>
+          <w:tcPr>
+            <w:tcW w:type="dxa" w:w="2400"/>
+            <w:tcBorders>
+              <w:top w:val="single" w:color="CCCCCC" w:sz="1"/>
+              <w:left w:val="single" w:color="CCCCCC" w:sz="1"/>
+              <w:bottom w:val="single" w:color="CCCCCC" w:sz="1"/>
+              <w:right w:val="single" w:color="CCCCCC" w:sz="1"/>
+            </w:tcBorders>
+            <w:tcMar>
+              <w:top w:type="dxa" w:w="60"/>
+              <w:left w:type="dxa" w:w="100"/>
+              <w:bottom w:type="dxa" w:w="60"/>
+              <w:right w:type="dxa" w:w="100"/>
+            </w:tcMar>
+          </w:tcPr>
+          <w:p>
+            <w:pPr>
+              <w:spacing w:after="0"/>
+            </w:pPr>
+            <w:r>
+              <w:rPr>
+                <w:rFonts w:ascii="Arial" w:cs="Arial" w:eastAsia="Arial" w:hAnsi="Arial"/>
+                <w:b w:val="false"/>
+                <w:bCs w:val="false"/>
+                <w:sz w:val="18"/>
+                <w:szCs w:val="18"/>
+              </w:rPr>
+              <w:t xml:space="preserve">REM relative theta</w:t>
+            </w:r>
+          </w:p>
+        </w:tc>
+        <w:tc>
+          <w:tcPr>
+            <w:tcW w:type="dxa" w:w="1100"/>
+            <w:tcBorders>
+              <w:top w:val="single" w:color="CCCCCC" w:sz="1"/>
+              <w:left w:val="single" w:color="CCCCCC" w:sz="1"/>
+              <w:bottom w:val="single" w:color="CCCCCC" w:sz="1"/>
+              <w:right w:val="single" w:color="CCCCCC" w:sz="1"/>
+            </w:tcBorders>
+            <w:tcMar>
+              <w:top w:type="dxa" w:w="60"/>
+              <w:left w:type="dxa" w:w="100"/>
+              <w:bottom w:type="dxa" w:w="60"/>
+              <w:right w:type="dxa" w:w="100"/>
+            </w:tcMar>
+          </w:tcPr>
+          <w:p>
+            <w:pPr>
+              <w:spacing w:after="0"/>
+            </w:pPr>
+            <w:r>
+              <w:rPr>
+                <w:rFonts w:ascii="Arial" w:cs="Arial" w:eastAsia="Arial" w:hAnsi="Arial"/>
+                <w:b w:val="false"/>
+                <w:bCs w:val="false"/>
+                <w:sz w:val="18"/>
+                <w:szCs w:val="18"/>
+              </w:rPr>
+              <w:t xml:space="preserve">0.351</w:t>
+            </w:r>
+          </w:p>
+        </w:tc>
+        <w:tc>
+          <w:tcPr>
+            <w:tcW w:type="dxa" w:w="1100"/>
+            <w:tcBorders>
+              <w:top w:val="single" w:color="CCCCCC" w:sz="1"/>
+              <w:left w:val="single" w:color="CCCCCC" w:sz="1"/>
+              <w:bottom w:val="single" w:color="CCCCCC" w:sz="1"/>
+              <w:right w:val="single" w:color="CCCCCC" w:sz="1"/>
+            </w:tcBorders>
+            <w:tcMar>
+              <w:top w:type="dxa" w:w="60"/>
+              <w:left w:type="dxa" w:w="100"/>
+              <w:bottom w:type="dxa" w:w="60"/>
+              <w:right w:type="dxa" w:w="100"/>
+            </w:tcMar>
+          </w:tcPr>
+          <w:p>
+            <w:pPr>
+              <w:spacing w:after="0"/>
+            </w:pPr>
+            <w:r>
+              <w:rPr>
+                <w:rFonts w:ascii="Arial" w:cs="Arial" w:eastAsia="Arial" w:hAnsi="Arial"/>
+                <w:b w:val="false"/>
+                <w:bCs w:val="false"/>
+                <w:sz w:val="18"/>
+                <w:szCs w:val="18"/>
+              </w:rPr>
+              <w:t xml:space="preserve">0.394</w:t>
+            </w:r>
+          </w:p>
+        </w:tc>
+        <w:tc>
+          <w:tcPr>
+            <w:tcW w:type="dxa" w:w="1200"/>
+            <w:tcBorders>
+              <w:top w:val="single" w:color="CCCCCC" w:sz="1"/>
+              <w:left w:val="single" w:color="CCCCCC" w:sz="1"/>
+              <w:bottom w:val="single" w:color="CCCCCC" w:sz="1"/>
+              <w:right w:val="single" w:color="CCCCCC" w:sz="1"/>
+            </w:tcBorders>
+            <w:tcMar>
+              <w:top w:type="dxa" w:w="60"/>
+              <w:left w:type="dxa" w:w="100"/>
+              <w:bottom w:type="dxa" w:w="60"/>
+              <w:right w:type="dxa" w:w="100"/>
+            </w:tcMar>
+          </w:tcPr>
+          <w:p>
+            <w:pPr>
+              <w:spacing w:after="0"/>
+            </w:pPr>
+            <w:r>
+              <w:rPr>
+                <w:rFonts w:ascii="Arial" w:cs="Arial" w:eastAsia="Arial" w:hAnsi="Arial"/>
+                <w:b w:val="false"/>
+                <w:bCs w:val="false"/>
+                <w:sz w:val="18"/>
+                <w:szCs w:val="18"/>
+              </w:rPr>
+              <w:t xml:space="preserve">+1.65</w:t>
+            </w:r>
+          </w:p>
+        </w:tc>
+        <w:tc>
+          <w:tcPr>
+            <w:tcW w:type="dxa" w:w="1000"/>
+            <w:tcBorders>
+              <w:top w:val="single" w:color="CCCCCC" w:sz="1"/>
+              <w:left w:val="single" w:color="CCCCCC" w:sz="1"/>
+              <w:bottom w:val="single" w:color="CCCCCC" w:sz="1"/>
+              <w:right w:val="single" w:color="CCCCCC" w:sz="1"/>
+            </w:tcBorders>
+            <w:tcMar>
+              <w:top w:type="dxa" w:w="60"/>
+              <w:left w:type="dxa" w:w="100"/>
+              <w:bottom w:type="dxa" w:w="60"/>
+              <w:right w:type="dxa" w:w="100"/>
+            </w:tcMar>
+          </w:tcPr>
+          <w:p>
+            <w:pPr>
+              <w:spacing w:after="0"/>
+            </w:pPr>
+            <w:r>
+              <w:rPr>
+                <w:rFonts w:ascii="Arial" w:cs="Arial" w:eastAsia="Arial" w:hAnsi="Arial"/>
+                <w:b w:val="false"/>
+                <w:bCs w:val="false"/>
+                <w:sz w:val="18"/>
+                <w:szCs w:val="18"/>
+              </w:rPr>
+              <w:t xml:space="preserve">0.002</w:t>
+            </w:r>
+          </w:p>
+        </w:tc>
+        <w:tc>
+          <w:tcPr>
+            <w:tcW w:type="dxa" w:w="1000"/>
+            <w:tcBorders>
+              <w:top w:val="single" w:color="CCCCCC" w:sz="1"/>
+              <w:left w:val="single" w:color="CCCCCC" w:sz="1"/>
+              <w:bottom w:val="single" w:color="CCCCCC" w:sz="1"/>
+              <w:right w:val="single" w:color="CCCCCC" w:sz="1"/>
+            </w:tcBorders>
+            <w:tcMar>
+              <w:top w:type="dxa" w:w="60"/>
+              <w:left w:type="dxa" w:w="100"/>
+              <w:bottom w:type="dxa" w:w="60"/>
+              <w:right w:type="dxa" w:w="100"/>
+            </w:tcMar>
+          </w:tcPr>
+          <w:p>
+            <w:pPr>
+              <w:spacing w:after="0"/>
+            </w:pPr>
+            <w:r>
+              <w:rPr>
+                <w:rFonts w:ascii="Arial" w:cs="Arial" w:eastAsia="Arial" w:hAnsi="Arial"/>
+                <w:b w:val="false"/>
+                <w:bCs w:val="false"/>
+                <w:sz w:val="18"/>
+                <w:szCs w:val="18"/>
+              </w:rPr>
+              <w:t xml:space="preserve">0.247</w:t>
+            </w:r>
+          </w:p>
+        </w:tc>
+      </w:tr>
+      <w:tr>
+        <w:tc>
+          <w:tcPr>
+            <w:tcW w:type="dxa" w:w="1100"/>
+            <w:tcBorders>
+              <w:top w:val="single" w:color="CCCCCC" w:sz="1"/>
+              <w:left w:val="single" w:color="CCCCCC" w:sz="1"/>
+              <w:bottom w:val="single" w:color="CCCCCC" w:sz="1"/>
+              <w:right w:val="single" w:color="CCCCCC" w:sz="1"/>
+            </w:tcBorders>
+            <w:tcMar>
+              <w:top w:type="dxa" w:w="60"/>
+              <w:left w:type="dxa" w:w="100"/>
+              <w:bottom w:type="dxa" w:w="60"/>
+              <w:right w:type="dxa" w:w="100"/>
+            </w:tcMar>
+          </w:tcPr>
+          <w:p>
+            <w:pPr>
+              <w:spacing w:after="0"/>
+            </w:pPr>
+            <w:r>
+              <w:rPr>
+                <w:rFonts w:ascii="Arial" w:cs="Arial" w:eastAsia="Arial" w:hAnsi="Arial"/>
+                <w:b w:val="false"/>
+                <w:bCs w:val="false"/>
+                <w:sz w:val="18"/>
+                <w:szCs w:val="18"/>
+              </w:rPr>
+              <w:t xml:space="preserve">9m</w:t>
+            </w:r>
+          </w:p>
+        </w:tc>
+        <w:tc>
+          <w:tcPr>
+            <w:tcW w:type="dxa" w:w="2400"/>
+            <w:tcBorders>
+              <w:top w:val="single" w:color="CCCCCC" w:sz="1"/>
+              <w:left w:val="single" w:color="CCCCCC" w:sz="1"/>
+              <w:bottom w:val="single" w:color="CCCCCC" w:sz="1"/>
+              <w:right w:val="single" w:color="CCCCCC" w:sz="1"/>
+            </w:tcBorders>
+            <w:tcMar>
+              <w:top w:type="dxa" w:w="60"/>
+              <w:left w:type="dxa" w:w="100"/>
+              <w:bottom w:type="dxa" w:w="60"/>
+              <w:right w:type="dxa" w:w="100"/>
+            </w:tcMar>
+          </w:tcPr>
+          <w:p>
+            <w:pPr>
+              <w:spacing w:after="0"/>
+            </w:pPr>
+            <w:r>
+              <w:rPr>
+                <w:rFonts w:ascii="Arial" w:cs="Arial" w:eastAsia="Arial" w:hAnsi="Arial"/>
+                <w:b w:val="false"/>
+                <w:bCs w:val="false"/>
+                <w:sz w:val="18"/>
+                <w:szCs w:val="18"/>
+              </w:rPr>
+              <w:t xml:space="preserve">REM theta/delta ratio</w:t>
+            </w:r>
+          </w:p>
+        </w:tc>
+        <w:tc>
+          <w:tcPr>
+            <w:tcW w:type="dxa" w:w="1100"/>
+            <w:tcBorders>
+              <w:top w:val="single" w:color="CCCCCC" w:sz="1"/>
+              <w:left w:val="single" w:color="CCCCCC" w:sz="1"/>
+              <w:bottom w:val="single" w:color="CCCCCC" w:sz="1"/>
+              <w:right w:val="single" w:color="CCCCCC" w:sz="1"/>
+            </w:tcBorders>
+            <w:tcMar>
+              <w:top w:type="dxa" w:w="60"/>
+              <w:left w:type="dxa" w:w="100"/>
+              <w:bottom w:type="dxa" w:w="60"/>
+              <w:right w:type="dxa" w:w="100"/>
+            </w:tcMar>
+          </w:tcPr>
+          <w:p>
+            <w:pPr>
+              <w:spacing w:after="0"/>
+            </w:pPr>
+            <w:r>
+              <w:rPr>
+                <w:rFonts w:ascii="Arial" w:cs="Arial" w:eastAsia="Arial" w:hAnsi="Arial"/>
+                <w:b w:val="false"/>
+                <w:bCs w:val="false"/>
+                <w:sz w:val="18"/>
+                <w:szCs w:val="18"/>
+              </w:rPr>
+              <w:t xml:space="preserve">1.536</w:t>
+            </w:r>
+          </w:p>
+        </w:tc>
+        <w:tc>
+          <w:tcPr>
+            <w:tcW w:type="dxa" w:w="1100"/>
+            <w:tcBorders>
+              <w:top w:val="single" w:color="CCCCCC" w:sz="1"/>
+              <w:left w:val="single" w:color="CCCCCC" w:sz="1"/>
+              <w:bottom w:val="single" w:color="CCCCCC" w:sz="1"/>
+              <w:right w:val="single" w:color="CCCCCC" w:sz="1"/>
+            </w:tcBorders>
+            <w:tcMar>
+              <w:top w:type="dxa" w:w="60"/>
+              <w:left w:type="dxa" w:w="100"/>
+              <w:bottom w:type="dxa" w:w="60"/>
+              <w:right w:type="dxa" w:w="100"/>
+            </w:tcMar>
+          </w:tcPr>
+          <w:p>
+            <w:pPr>
+              <w:spacing w:after="0"/>
+            </w:pPr>
+            <w:r>
+              <w:rPr>
+                <w:rFonts w:ascii="Arial" w:cs="Arial" w:eastAsia="Arial" w:hAnsi="Arial"/>
+                <w:b w:val="false"/>
+                <w:bCs w:val="false"/>
+                <w:sz w:val="18"/>
+                <w:szCs w:val="18"/>
+              </w:rPr>
+              <w:t xml:space="preserve">1.760</w:t>
+            </w:r>
+          </w:p>
+        </w:tc>
+        <w:tc>
+          <w:tcPr>
+            <w:tcW w:type="dxa" w:w="1200"/>
+            <w:tcBorders>
+              <w:top w:val="single" w:color="CCCCCC" w:sz="1"/>
+              <w:left w:val="single" w:color="CCCCCC" w:sz="1"/>
+              <w:bottom w:val="single" w:color="CCCCCC" w:sz="1"/>
+              <w:right w:val="single" w:color="CCCCCC" w:sz="1"/>
+            </w:tcBorders>
+            <w:tcMar>
+              <w:top w:type="dxa" w:w="60"/>
+              <w:left w:type="dxa" w:w="100"/>
+              <w:bottom w:type="dxa" w:w="60"/>
+              <w:right w:type="dxa" w:w="100"/>
+            </w:tcMar>
+          </w:tcPr>
+          <w:p>
+            <w:pPr>
+              <w:spacing w:after="0"/>
+            </w:pPr>
+            <w:r>
+              <w:rPr>
+                <w:rFonts w:ascii="Arial" w:cs="Arial" w:eastAsia="Arial" w:hAnsi="Arial"/>
+                <w:b w:val="false"/>
+                <w:bCs w:val="false"/>
+                <w:sz w:val="18"/>
+                <w:szCs w:val="18"/>
+              </w:rPr>
+              <w:t xml:space="preserve">+0.51</w:t>
+            </w:r>
+          </w:p>
+        </w:tc>
+        <w:tc>
+          <w:tcPr>
+            <w:tcW w:type="dxa" w:w="1000"/>
+            <w:tcBorders>
+              <w:top w:val="single" w:color="CCCCCC" w:sz="1"/>
+              <w:left w:val="single" w:color="CCCCCC" w:sz="1"/>
+              <w:bottom w:val="single" w:color="CCCCCC" w:sz="1"/>
+              <w:right w:val="single" w:color="CCCCCC" w:sz="1"/>
+            </w:tcBorders>
+            <w:tcMar>
+              <w:top w:type="dxa" w:w="60"/>
+              <w:left w:type="dxa" w:w="100"/>
+              <w:bottom w:type="dxa" w:w="60"/>
+              <w:right w:type="dxa" w:w="100"/>
+            </w:tcMar>
+          </w:tcPr>
+          <w:p>
+            <w:pPr>
+              <w:spacing w:after="0"/>
+            </w:pPr>
+            <w:r>
+              <w:rPr>
+                <w:rFonts w:ascii="Arial" w:cs="Arial" w:eastAsia="Arial" w:hAnsi="Arial"/>
+                <w:b w:val="false"/>
+                <w:bCs w:val="false"/>
+                <w:sz w:val="18"/>
+                <w:szCs w:val="18"/>
+              </w:rPr>
+              <w:t xml:space="preserve">0.167</w:t>
+            </w:r>
+          </w:p>
+        </w:tc>
+        <w:tc>
+          <w:tcPr>
+            <w:tcW w:type="dxa" w:w="1000"/>
+            <w:tcBorders>
+              <w:top w:val="single" w:color="CCCCCC" w:sz="1"/>
+              <w:left w:val="single" w:color="CCCCCC" w:sz="1"/>
+              <w:bottom w:val="single" w:color="CCCCCC" w:sz="1"/>
+              <w:right w:val="single" w:color="CCCCCC" w:sz="1"/>
+            </w:tcBorders>
+            <w:tcMar>
+              <w:top w:type="dxa" w:w="60"/>
+              <w:left w:type="dxa" w:w="100"/>
+              <w:bottom w:type="dxa" w:w="60"/>
+              <w:right w:type="dxa" w:w="100"/>
+            </w:tcMar>
+          </w:tcPr>
+          <w:p>
+            <w:pPr>
+              <w:spacing w:after="0"/>
+            </w:pPr>
+            <w:r>
+              <w:rPr>
+                <w:rFonts w:ascii="Arial" w:cs="Arial" w:eastAsia="Arial" w:hAnsi="Arial"/>
+                <w:b w:val="false"/>
+                <w:bCs w:val="false"/>
+                <w:sz w:val="18"/>
+                <w:szCs w:val="18"/>
+              </w:rPr>
+              <w:t xml:space="preserve">1.000</w:t>
+            </w:r>
+          </w:p>
+        </w:tc>
+      </w:tr>
+      <w:tr>
+        <w:tc>
+          <w:tcPr>
+            <w:tcW w:type="dxa" w:w="1100"/>
+            <w:tcBorders>
+              <w:top w:val="single" w:color="CCCCCC" w:sz="1"/>
+              <w:left w:val="single" w:color="CCCCCC" w:sz="1"/>
+              <w:bottom w:val="single" w:color="CCCCCC" w:sz="1"/>
+              <w:right w:val="single" w:color="CCCCCC" w:sz="1"/>
+            </w:tcBorders>
+            <w:tcMar>
+              <w:top w:type="dxa" w:w="60"/>
+              <w:left w:type="dxa" w:w="100"/>
+              <w:bottom w:type="dxa" w:w="60"/>
+              <w:right w:type="dxa" w:w="100"/>
+            </w:tcMar>
+          </w:tcPr>
+          <w:p>
+            <w:pPr>
+              <w:spacing w:after="0"/>
+            </w:pPr>
+            <w:r>
+              <w:rPr>
+                <w:rFonts w:ascii="Arial" w:cs="Arial" w:eastAsia="Arial" w:hAnsi="Arial"/>
+                <w:b w:val="false"/>
+                <w:bCs w:val="false"/>
+                <w:sz w:val="18"/>
+                <w:szCs w:val="18"/>
+              </w:rPr>
+              <w:t xml:space="preserve">12m</w:t>
+            </w:r>
+          </w:p>
+        </w:tc>
+        <w:tc>
+          <w:tcPr>
+            <w:tcW w:type="dxa" w:w="2400"/>
+            <w:tcBorders>
+              <w:top w:val="single" w:color="CCCCCC" w:sz="1"/>
+              <w:left w:val="single" w:color="CCCCCC" w:sz="1"/>
+              <w:bottom w:val="single" w:color="CCCCCC" w:sz="1"/>
+              <w:right w:val="single" w:color="CCCCCC" w:sz="1"/>
+            </w:tcBorders>
+            <w:tcMar>
+              <w:top w:type="dxa" w:w="60"/>
+              <w:left w:type="dxa" w:w="100"/>
+              <w:bottom w:type="dxa" w:w="60"/>
+              <w:right w:type="dxa" w:w="100"/>
+            </w:tcMar>
+          </w:tcPr>
+          <w:p>
+            <w:pPr>
+              <w:spacing w:after="0"/>
+            </w:pPr>
+            <w:r>
+              <w:rPr>
+                <w:rFonts w:ascii="Arial" w:cs="Arial" w:eastAsia="Arial" w:hAnsi="Arial"/>
+                <w:b w:val="false"/>
+                <w:bCs w:val="false"/>
+                <w:sz w:val="18"/>
+                <w:szCs w:val="18"/>
+              </w:rPr>
+              <w:t xml:space="preserve">REM relative beta</w:t>
+            </w:r>
+          </w:p>
+        </w:tc>
+        <w:tc>
+          <w:tcPr>
+            <w:tcW w:type="dxa" w:w="1100"/>
+            <w:tcBorders>
+              <w:top w:val="single" w:color="CCCCCC" w:sz="1"/>
+              <w:left w:val="single" w:color="CCCCCC" w:sz="1"/>
+              <w:bottom w:val="single" w:color="CCCCCC" w:sz="1"/>
+              <w:right w:val="single" w:color="CCCCCC" w:sz="1"/>
+            </w:tcBorders>
+            <w:tcMar>
+              <w:top w:type="dxa" w:w="60"/>
+              <w:left w:type="dxa" w:w="100"/>
+              <w:bottom w:type="dxa" w:w="60"/>
+              <w:right w:type="dxa" w:w="100"/>
+            </w:tcMar>
+          </w:tcPr>
+          <w:p>
+            <w:pPr>
+              <w:spacing w:after="0"/>
+            </w:pPr>
+            <w:r>
+              <w:rPr>
+                <w:rFonts w:ascii="Arial" w:cs="Arial" w:eastAsia="Arial" w:hAnsi="Arial"/>
+                <w:b w:val="false"/>
+                <w:bCs w:val="false"/>
+                <w:sz w:val="18"/>
+                <w:szCs w:val="18"/>
+              </w:rPr>
+              <w:t xml:space="preserve">0.159</w:t>
+            </w:r>
+          </w:p>
+        </w:tc>
+        <w:tc>
+          <w:tcPr>
+            <w:tcW w:type="dxa" w:w="1100"/>
+            <w:tcBorders>
+              <w:top w:val="single" w:color="CCCCCC" w:sz="1"/>
+              <w:left w:val="single" w:color="CCCCCC" w:sz="1"/>
+              <w:bottom w:val="single" w:color="CCCCCC" w:sz="1"/>
+              <w:right w:val="single" w:color="CCCCCC" w:sz="1"/>
+            </w:tcBorders>
+            <w:tcMar>
+              <w:top w:type="dxa" w:w="60"/>
+              <w:left w:type="dxa" w:w="100"/>
+              <w:bottom w:type="dxa" w:w="60"/>
+              <w:right w:type="dxa" w:w="100"/>
+            </w:tcMar>
+          </w:tcPr>
+          <w:p>
+            <w:pPr>
+              <w:spacing w:after="0"/>
+            </w:pPr>
+            <w:r>
+              <w:rPr>
+                <w:rFonts w:ascii="Arial" w:cs="Arial" w:eastAsia="Arial" w:hAnsi="Arial"/>
+                <w:b w:val="false"/>
+                <w:bCs w:val="false"/>
+                <w:sz w:val="18"/>
+                <w:szCs w:val="18"/>
+              </w:rPr>
+              <w:t xml:space="preserve">0.135</w:t>
+            </w:r>
+          </w:p>
+        </w:tc>
+        <w:tc>
+          <w:tcPr>
+            <w:tcW w:type="dxa" w:w="1200"/>
+            <w:tcBorders>
+              <w:top w:val="single" w:color="CCCCCC" w:sz="1"/>
+              <w:left w:val="single" w:color="CCCCCC" w:sz="1"/>
+              <w:bottom w:val="single" w:color="CCCCCC" w:sz="1"/>
+              <w:right w:val="single" w:color="CCCCCC" w:sz="1"/>
+            </w:tcBorders>
+            <w:tcMar>
+              <w:top w:type="dxa" w:w="60"/>
+              <w:left w:type="dxa" w:w="100"/>
+              <w:bottom w:type="dxa" w:w="60"/>
+              <w:right w:type="dxa" w:w="100"/>
+            </w:tcMar>
+          </w:tcPr>
+          <w:p>
+            <w:pPr>
+              <w:spacing w:after="0"/>
+            </w:pPr>
+            <w:r>
+              <w:rPr>
+                <w:rFonts w:ascii="Arial" w:cs="Arial" w:eastAsia="Arial" w:hAnsi="Arial"/>
+                <w:b w:val="false"/>
+                <w:bCs w:val="false"/>
+                <w:sz w:val="18"/>
+                <w:szCs w:val="18"/>
+              </w:rPr>
+              <w:t xml:space="preserve">−1.55</w:t>
+            </w:r>
+          </w:p>
+        </w:tc>
+        <w:tc>
+          <w:tcPr>
+            <w:tcW w:type="dxa" w:w="1000"/>
+            <w:tcBorders>
+              <w:top w:val="single" w:color="CCCCCC" w:sz="1"/>
+              <w:left w:val="single" w:color="CCCCCC" w:sz="1"/>
+              <w:bottom w:val="single" w:color="CCCCCC" w:sz="1"/>
+              <w:right w:val="single" w:color="CCCCCC" w:sz="1"/>
+            </w:tcBorders>
+            <w:tcMar>
+              <w:top w:type="dxa" w:w="60"/>
+              <w:left w:type="dxa" w:w="100"/>
+              <w:bottom w:type="dxa" w:w="60"/>
+              <w:right w:type="dxa" w:w="100"/>
+            </w:tcMar>
+          </w:tcPr>
+          <w:p>
+            <w:pPr>
+              <w:spacing w:after="0"/>
+            </w:pPr>
+            <w:r>
+              <w:rPr>
+                <w:rFonts w:ascii="Arial" w:cs="Arial" w:eastAsia="Arial" w:hAnsi="Arial"/>
+                <w:b w:val="false"/>
+                <w:bCs w:val="false"/>
+                <w:sz w:val="18"/>
+                <w:szCs w:val="18"/>
+              </w:rPr>
+              <w:t xml:space="preserve">0.007</w:t>
+            </w:r>
+          </w:p>
+        </w:tc>
+        <w:tc>
+          <w:tcPr>
+            <w:tcW w:type="dxa" w:w="1000"/>
+            <w:tcBorders>
+              <w:top w:val="single" w:color="CCCCCC" w:sz="1"/>
+              <w:left w:val="single" w:color="CCCCCC" w:sz="1"/>
+              <w:bottom w:val="single" w:color="CCCCCC" w:sz="1"/>
+              <w:right w:val="single" w:color="CCCCCC" w:sz="1"/>
+            </w:tcBorders>
+            <w:tcMar>
+              <w:top w:type="dxa" w:w="60"/>
+              <w:left w:type="dxa" w:w="100"/>
+              <w:bottom w:type="dxa" w:w="60"/>
+              <w:right w:type="dxa" w:w="100"/>
+            </w:tcMar>
+          </w:tcPr>
+          <w:p>
+            <w:pPr>
+              <w:spacing w:after="0"/>
+            </w:pPr>
+            <w:r>
+              <w:rPr>
+                <w:rFonts w:ascii="Arial" w:cs="Arial" w:eastAsia="Arial" w:hAnsi="Arial"/>
+                <w:b w:val="false"/>
+                <w:bCs w:val="false"/>
+                <w:sz w:val="18"/>
+                <w:szCs w:val="18"/>
+              </w:rPr>
+              <w:t xml:space="preserve">0.233</w:t>
+            </w:r>
+          </w:p>
+        </w:tc>
+      </w:tr>
+      <w:tr>
+        <w:tc>
+          <w:tcPr>
+            <w:tcW w:type="dxa" w:w="1100"/>
+            <w:tcBorders>
+              <w:top w:val="single" w:color="CCCCCC" w:sz="1"/>
+              <w:left w:val="single" w:color="CCCCCC" w:sz="1"/>
+              <w:bottom w:val="single" w:color="CCCCCC" w:sz="1"/>
+              <w:right w:val="single" w:color="CCCCCC" w:sz="1"/>
+            </w:tcBorders>
+            <w:tcMar>
+              <w:top w:type="dxa" w:w="60"/>
+              <w:left w:type="dxa" w:w="100"/>
+              <w:bottom w:type="dxa" w:w="60"/>
+              <w:right w:type="dxa" w:w="100"/>
+            </w:tcMar>
+          </w:tcPr>
+          <w:p>
+            <w:pPr>
+              <w:spacing w:after="0"/>
+            </w:pPr>
+            <w:r>
+              <w:rPr>
+                <w:rFonts w:ascii="Arial" w:cs="Arial" w:eastAsia="Arial" w:hAnsi="Arial"/>
+                <w:b w:val="false"/>
+                <w:bCs w:val="false"/>
+                <w:sz w:val="18"/>
+                <w:szCs w:val="18"/>
+              </w:rPr>
+              <w:t xml:space="preserve">12m</w:t>
+            </w:r>
+          </w:p>
+        </w:tc>
+        <w:tc>
+          <w:tcPr>
+            <w:tcW w:type="dxa" w:w="2400"/>
+            <w:tcBorders>
+              <w:top w:val="single" w:color="CCCCCC" w:sz="1"/>
+              <w:left w:val="single" w:color="CCCCCC" w:sz="1"/>
+              <w:bottom w:val="single" w:color="CCCCCC" w:sz="1"/>
+              <w:right w:val="single" w:color="CCCCCC" w:sz="1"/>
+            </w:tcBorders>
+            <w:tcMar>
+              <w:top w:type="dxa" w:w="60"/>
+              <w:left w:type="dxa" w:w="100"/>
+              <w:bottom w:type="dxa" w:w="60"/>
+              <w:right w:type="dxa" w:w="100"/>
+            </w:tcMar>
+          </w:tcPr>
+          <w:p>
+            <w:pPr>
+              <w:spacing w:after="0"/>
+            </w:pPr>
+            <w:r>
+              <w:rPr>
+                <w:rFonts w:ascii="Arial" w:cs="Arial" w:eastAsia="Arial" w:hAnsi="Arial"/>
+                <w:b w:val="false"/>
+                <w:bCs w:val="false"/>
+                <w:sz w:val="18"/>
+                <w:szCs w:val="18"/>
+              </w:rPr>
+              <w:t xml:space="preserve">Wake relative beta</w:t>
+            </w:r>
+          </w:p>
+        </w:tc>
+        <w:tc>
+          <w:tcPr>
+            <w:tcW w:type="dxa" w:w="1100"/>
+            <w:tcBorders>
+              <w:top w:val="single" w:color="CCCCCC" w:sz="1"/>
+              <w:left w:val="single" w:color="CCCCCC" w:sz="1"/>
+              <w:bottom w:val="single" w:color="CCCCCC" w:sz="1"/>
+              <w:right w:val="single" w:color="CCCCCC" w:sz="1"/>
+            </w:tcBorders>
+            <w:tcMar>
+              <w:top w:type="dxa" w:w="60"/>
+              <w:left w:type="dxa" w:w="100"/>
+              <w:bottom w:type="dxa" w:w="60"/>
+              <w:right w:type="dxa" w:w="100"/>
+            </w:tcMar>
+          </w:tcPr>
+          <w:p>
+            <w:pPr>
+              <w:spacing w:after="0"/>
+            </w:pPr>
+            <w:r>
+              <w:rPr>
+                <w:rFonts w:ascii="Arial" w:cs="Arial" w:eastAsia="Arial" w:hAnsi="Arial"/>
+                <w:b w:val="false"/>
+                <w:bCs w:val="false"/>
+                <w:sz w:val="18"/>
+                <w:szCs w:val="18"/>
+              </w:rPr>
+              <w:t xml:space="preserve">0.152</w:t>
+            </w:r>
+          </w:p>
+        </w:tc>
+        <w:tc>
+          <w:tcPr>
+            <w:tcW w:type="dxa" w:w="1100"/>
+            <w:tcBorders>
+              <w:top w:val="single" w:color="CCCCCC" w:sz="1"/>
+              <w:left w:val="single" w:color="CCCCCC" w:sz="1"/>
+              <w:bottom w:val="single" w:color="CCCCCC" w:sz="1"/>
+              <w:right w:val="single" w:color="CCCCCC" w:sz="1"/>
+            </w:tcBorders>
+            <w:tcMar>
+              <w:top w:type="dxa" w:w="60"/>
+              <w:left w:type="dxa" w:w="100"/>
+              <w:bottom w:type="dxa" w:w="60"/>
+              <w:right w:type="dxa" w:w="100"/>
+            </w:tcMar>
+          </w:tcPr>
+          <w:p>
+            <w:pPr>
+              <w:spacing w:after="0"/>
+            </w:pPr>
+            <w:r>
+              <w:rPr>
+                <w:rFonts w:ascii="Arial" w:cs="Arial" w:eastAsia="Arial" w:hAnsi="Arial"/>
+                <w:b w:val="false"/>
+                <w:bCs w:val="false"/>
+                <w:sz w:val="18"/>
+                <w:szCs w:val="18"/>
+              </w:rPr>
+              <w:t xml:space="preserve">0.122</w:t>
+            </w:r>
+          </w:p>
+        </w:tc>
+        <w:tc>
+          <w:tcPr>
+            <w:tcW w:type="dxa" w:w="1200"/>
+            <w:tcBorders>
+              <w:top w:val="single" w:color="CCCCCC" w:sz="1"/>
+              <w:left w:val="single" w:color="CCCCCC" w:sz="1"/>
+              <w:bottom w:val="single" w:color="CCCCCC" w:sz="1"/>
+              <w:right w:val="single" w:color="CCCCCC" w:sz="1"/>
+            </w:tcBorders>
+            <w:tcMar>
+              <w:top w:type="dxa" w:w="60"/>
+              <w:left w:type="dxa" w:w="100"/>
+              <w:bottom w:type="dxa" w:w="60"/>
+              <w:right w:type="dxa" w:w="100"/>
+            </w:tcMar>
+          </w:tcPr>
+          <w:p>
+            <w:pPr>
+              <w:spacing w:after="0"/>
+            </w:pPr>
+            <w:r>
+              <w:rPr>
+                <w:rFonts w:ascii="Arial" w:cs="Arial" w:eastAsia="Arial" w:hAnsi="Arial"/>
+                <w:b w:val="false"/>
+                <w:bCs w:val="false"/>
+                <w:sz w:val="18"/>
+                <w:szCs w:val="18"/>
+              </w:rPr>
+              <w:t xml:space="preserve">−1.51</w:t>
+            </w:r>
+          </w:p>
+        </w:tc>
+        <w:tc>
+          <w:tcPr>
+            <w:tcW w:type="dxa" w:w="1000"/>
+            <w:tcBorders>
+              <w:top w:val="single" w:color="CCCCCC" w:sz="1"/>
+              <w:left w:val="single" w:color="CCCCCC" w:sz="1"/>
+              <w:bottom w:val="single" w:color="CCCCCC" w:sz="1"/>
+              <w:right w:val="single" w:color="CCCCCC" w:sz="1"/>
+            </w:tcBorders>
+            <w:tcMar>
+              <w:top w:type="dxa" w:w="60"/>
+              <w:left w:type="dxa" w:w="100"/>
+              <w:bottom w:type="dxa" w:w="60"/>
+              <w:right w:type="dxa" w:w="100"/>
+            </w:tcMar>
+          </w:tcPr>
+          <w:p>
+            <w:pPr>
+              <w:spacing w:after="0"/>
+            </w:pPr>
+            <w:r>
+              <w:rPr>
+                <w:rFonts w:ascii="Arial" w:cs="Arial" w:eastAsia="Arial" w:hAnsi="Arial"/>
+                <w:b w:val="false"/>
+                <w:bCs w:val="false"/>
+                <w:sz w:val="18"/>
+                <w:szCs w:val="18"/>
+              </w:rPr>
+              <w:t xml:space="preserve">0.007</w:t>
+            </w:r>
+          </w:p>
+        </w:tc>
+        <w:tc>
+          <w:tcPr>
+            <w:tcW w:type="dxa" w:w="1000"/>
+            <w:tcBorders>
+              <w:top w:val="single" w:color="CCCCCC" w:sz="1"/>
+              <w:left w:val="single" w:color="CCCCCC" w:sz="1"/>
+              <w:bottom w:val="single" w:color="CCCCCC" w:sz="1"/>
+              <w:right w:val="single" w:color="CCCCCC" w:sz="1"/>
+            </w:tcBorders>
+            <w:tcMar>
+              <w:top w:type="dxa" w:w="60"/>
+              <w:left w:type="dxa" w:w="100"/>
+              <w:bottom w:type="dxa" w:w="60"/>
+              <w:right w:type="dxa" w:w="100"/>
+            </w:tcMar>
+          </w:tcPr>
+          <w:p>
+            <w:pPr>
+              <w:spacing w:after="0"/>
+            </w:pPr>
+            <w:r>
+              <w:rPr>
+                <w:rFonts w:ascii="Arial" w:cs="Arial" w:eastAsia="Arial" w:hAnsi="Arial"/>
+                <w:b w:val="false"/>
+                <w:bCs w:val="false"/>
+                <w:sz w:val="18"/>
+                <w:szCs w:val="18"/>
+              </w:rPr>
+              <w:t xml:space="preserve">0.233</w:t>
+            </w:r>
+          </w:p>
+        </w:tc>
+      </w:tr>
+      <w:tr>
+        <w:tc>
+          <w:tcPr>
+            <w:tcW w:type="dxa" w:w="1100"/>
+            <w:tcBorders>
+              <w:top w:val="single" w:color="CCCCCC" w:sz="1"/>
+              <w:left w:val="single" w:color="CCCCCC" w:sz="1"/>
+              <w:bottom w:val="single" w:color="CCCCCC" w:sz="1"/>
+              <w:right w:val="single" w:color="CCCCCC" w:sz="1"/>
+            </w:tcBorders>
+            <w:tcMar>
+              <w:top w:type="dxa" w:w="60"/>
+              <w:left w:type="dxa" w:w="100"/>
+              <w:bottom w:type="dxa" w:w="60"/>
+              <w:right w:type="dxa" w:w="100"/>
+            </w:tcMar>
+          </w:tcPr>
+          <w:p>
+            <w:pPr>
+              <w:spacing w:after="0"/>
+            </w:pPr>
+            <w:r>
+              <w:rPr>
+                <w:rFonts w:ascii="Arial" w:cs="Arial" w:eastAsia="Arial" w:hAnsi="Arial"/>
+                <w:b w:val="false"/>
+                <w:bCs w:val="false"/>
+                <w:sz w:val="18"/>
+                <w:szCs w:val="18"/>
+              </w:rPr>
+              <w:t xml:space="preserve">12m</w:t>
+            </w:r>
+          </w:p>
+        </w:tc>
+        <w:tc>
+          <w:tcPr>
+            <w:tcW w:type="dxa" w:w="2400"/>
+            <w:tcBorders>
+              <w:top w:val="single" w:color="CCCCCC" w:sz="1"/>
+              <w:left w:val="single" w:color="CCCCCC" w:sz="1"/>
+              <w:bottom w:val="single" w:color="CCCCCC" w:sz="1"/>
+              <w:right w:val="single" w:color="CCCCCC" w:sz="1"/>
+            </w:tcBorders>
+            <w:tcMar>
+              <w:top w:type="dxa" w:w="60"/>
+              <w:left w:type="dxa" w:w="100"/>
+              <w:bottom w:type="dxa" w:w="60"/>
+              <w:right w:type="dxa" w:w="100"/>
+            </w:tcMar>
+          </w:tcPr>
+          <w:p>
+            <w:pPr>
+              <w:spacing w:after="0"/>
+            </w:pPr>
+            <w:r>
+              <w:rPr>
+                <w:rFonts w:ascii="Arial" w:cs="Arial" w:eastAsia="Arial" w:hAnsi="Arial"/>
+                <w:b w:val="false"/>
+                <w:bCs w:val="false"/>
+                <w:sz w:val="18"/>
+                <w:szCs w:val="18"/>
+              </w:rPr>
+              <w:t xml:space="preserve">REM relative theta</w:t>
+            </w:r>
+          </w:p>
+        </w:tc>
+        <w:tc>
+          <w:tcPr>
+            <w:tcW w:type="dxa" w:w="1100"/>
+            <w:tcBorders>
+              <w:top w:val="single" w:color="CCCCCC" w:sz="1"/>
+              <w:left w:val="single" w:color="CCCCCC" w:sz="1"/>
+              <w:bottom w:val="single" w:color="CCCCCC" w:sz="1"/>
+              <w:right w:val="single" w:color="CCCCCC" w:sz="1"/>
+            </w:tcBorders>
+            <w:tcMar>
+              <w:top w:type="dxa" w:w="60"/>
+              <w:left w:type="dxa" w:w="100"/>
+              <w:bottom w:type="dxa" w:w="60"/>
+              <w:right w:type="dxa" w:w="100"/>
+            </w:tcMar>
+          </w:tcPr>
+          <w:p>
+            <w:pPr>
+              <w:spacing w:after="0"/>
+            </w:pPr>
+            <w:r>
+              <w:rPr>
+                <w:rFonts w:ascii="Arial" w:cs="Arial" w:eastAsia="Arial" w:hAnsi="Arial"/>
+                <w:b w:val="false"/>
+                <w:bCs w:val="false"/>
+                <w:sz w:val="18"/>
+                <w:szCs w:val="18"/>
+              </w:rPr>
+              <w:t xml:space="preserve">0.352</w:t>
+            </w:r>
+          </w:p>
+        </w:tc>
+        <w:tc>
+          <w:tcPr>
+            <w:tcW w:type="dxa" w:w="1100"/>
+            <w:tcBorders>
+              <w:top w:val="single" w:color="CCCCCC" w:sz="1"/>
+              <w:left w:val="single" w:color="CCCCCC" w:sz="1"/>
+              <w:bottom w:val="single" w:color="CCCCCC" w:sz="1"/>
+              <w:right w:val="single" w:color="CCCCCC" w:sz="1"/>
+            </w:tcBorders>
+            <w:tcMar>
+              <w:top w:type="dxa" w:w="60"/>
+              <w:left w:type="dxa" w:w="100"/>
+              <w:bottom w:type="dxa" w:w="60"/>
+              <w:right w:type="dxa" w:w="100"/>
+            </w:tcMar>
+          </w:tcPr>
+          <w:p>
+            <w:pPr>
+              <w:spacing w:after="0"/>
+            </w:pPr>
+            <w:r>
+              <w:rPr>
+                <w:rFonts w:ascii="Arial" w:cs="Arial" w:eastAsia="Arial" w:hAnsi="Arial"/>
+                <w:b w:val="false"/>
+                <w:bCs w:val="false"/>
+                <w:sz w:val="18"/>
+                <w:szCs w:val="18"/>
+              </w:rPr>
+              <w:t xml:space="preserve">0.379</w:t>
+            </w:r>
+          </w:p>
+        </w:tc>
+        <w:tc>
+          <w:tcPr>
+            <w:tcW w:type="dxa" w:w="1200"/>
+            <w:tcBorders>
+              <w:top w:val="single" w:color="CCCCCC" w:sz="1"/>
+              <w:left w:val="single" w:color="CCCCCC" w:sz="1"/>
+              <w:bottom w:val="single" w:color="CCCCCC" w:sz="1"/>
+              <w:right w:val="single" w:color="CCCCCC" w:sz="1"/>
+            </w:tcBorders>
+            <w:tcMar>
+              <w:top w:type="dxa" w:w="60"/>
+              <w:left w:type="dxa" w:w="100"/>
+              <w:bottom w:type="dxa" w:w="60"/>
+              <w:right w:type="dxa" w:w="100"/>
+            </w:tcMar>
+          </w:tcPr>
+          <w:p>
+            <w:pPr>
+              <w:spacing w:after="0"/>
+            </w:pPr>
+            <w:r>
+              <w:rPr>
+                <w:rFonts w:ascii="Arial" w:cs="Arial" w:eastAsia="Arial" w:hAnsi="Arial"/>
+                <w:b w:val="false"/>
+                <w:bCs w:val="false"/>
+                <w:sz w:val="18"/>
+                <w:szCs w:val="18"/>
+              </w:rPr>
+              <w:t xml:space="preserve">+0.60</w:t>
+            </w:r>
+          </w:p>
+        </w:tc>
+        <w:tc>
+          <w:tcPr>
+            <w:tcW w:type="dxa" w:w="1000"/>
+            <w:tcBorders>
+              <w:top w:val="single" w:color="CCCCCC" w:sz="1"/>
+              <w:left w:val="single" w:color="CCCCCC" w:sz="1"/>
+              <w:bottom w:val="single" w:color="CCCCCC" w:sz="1"/>
+              <w:right w:val="single" w:color="CCCCCC" w:sz="1"/>
+            </w:tcBorders>
+            <w:tcMar>
+              <w:top w:type="dxa" w:w="60"/>
+              <w:left w:type="dxa" w:w="100"/>
+              <w:bottom w:type="dxa" w:w="60"/>
+              <w:right w:type="dxa" w:w="100"/>
+            </w:tcMar>
+          </w:tcPr>
+          <w:p>
+            <w:pPr>
+              <w:spacing w:after="0"/>
+            </w:pPr>
+            <w:r>
+              <w:rPr>
+                <w:rFonts w:ascii="Arial" w:cs="Arial" w:eastAsia="Arial" w:hAnsi="Arial"/>
+                <w:b w:val="false"/>
+                <w:bCs w:val="false"/>
+                <w:sz w:val="18"/>
+                <w:szCs w:val="18"/>
+              </w:rPr>
+              <w:t xml:space="preserve">0.442</w:t>
+            </w:r>
+          </w:p>
+        </w:tc>
+        <w:tc>
+          <w:tcPr>
+            <w:tcW w:type="dxa" w:w="1000"/>
+            <w:tcBorders>
+              <w:top w:val="single" w:color="CCCCCC" w:sz="1"/>
+              <w:left w:val="single" w:color="CCCCCC" w:sz="1"/>
+              <w:bottom w:val="single" w:color="CCCCCC" w:sz="1"/>
+              <w:right w:val="single" w:color="CCCCCC" w:sz="1"/>
+            </w:tcBorders>
+            <w:tcMar>
+              <w:top w:type="dxa" w:w="60"/>
+              <w:left w:type="dxa" w:w="100"/>
+              <w:bottom w:type="dxa" w:w="60"/>
+              <w:right w:type="dxa" w:w="100"/>
+            </w:tcMar>
+          </w:tcPr>
+          <w:p>
+            <w:pPr>
+              <w:spacing w:after="0"/>
+            </w:pPr>
+            <w:r>
+              <w:rPr>
+                <w:rFonts w:ascii="Arial" w:cs="Arial" w:eastAsia="Arial" w:hAnsi="Arial"/>
+                <w:b w:val="false"/>
+                <w:bCs w:val="false"/>
+                <w:sz w:val="18"/>
+                <w:szCs w:val="18"/>
+              </w:rPr>
+              <w:t xml:space="preserve">0.976</w:t>
+            </w:r>
+          </w:p>
+        </w:tc>
+      </w:tr>
+    </w:tbl>
     <w:p>
       <w:pPr>
-        <w:shd w:fill="E2EFDA" w:val="clear"/>
         <w:spacing w:after="160" w:line="276"/>
       </w:pPr>
       <w:r>
-        <w:rPr>
-          <w:i/>
-          <w:iCs/>
-          <w:color w:val="375623"/>
-        </w:rPr>
-        <w:t xml:space="preserve">[PLACEHOLDER] Awaiting the session-level results CSV (feature × timepoint, treating each recording session as the unit) to populate this table with exact group means, Cohen’s d [95% CI], and raw/FDR p-values.</w:t>
+        <w:t xml:space="preserve">Headline features at each timepoint with each recording session treated as the unit of analysis (Scenario B), rather than averaging to one value per animal (Scenario A, the primary analysis). Group means, Cohen's d, and raw and Benjamini-Hochberg FDR-adjusted p-values are shown. The acute (4-month) and end-stage (12-month) beta and theta effects that define the primary analysis reproduce in direction and magnitude under session-level inference, and the 4-month theta/delta and 9-month relative-theta effects likewise persist, indicating the headline findings are not artifacts of the animal-level averaging. Per-timepoint sample sizes (sessions per group) were 18/18 (3m), 8/8 (4m), 16/16 (6m), 16/12 (7m), 9/8 (9m), and 8/8 (12m). Full feature-by-timepoint tables for all measures are available in the results files (statistics_[tp]_B.csv).</w:t>
       </w:r>
     </w:p>
     <w:p>
@@ -4858,21 +8952,2533 @@
           <w:b/>
           <w:bCs/>
         </w:rPr>
-        <w:t xml:space="preserve">Table S4. Secondary timepoint analyses (6 and 7 months). [To be inserted from results CSV.]</w:t>
+        <w:t xml:space="preserve">Table S4. Secondary timepoint analyses (6 and 7 months).</w:t>
       </w:r>
     </w:p>
+    <w:tbl>
+      <w:tblPr>
+        <w:tblW w:type="dxa" w:w="8900"/>
+        <w:tblBorders>
+          <w:top w:val="single" w:color="auto" w:sz="4"/>
+          <w:left w:val="single" w:color="auto" w:sz="4"/>
+          <w:bottom w:val="single" w:color="auto" w:sz="4"/>
+          <w:right w:val="single" w:color="auto" w:sz="4"/>
+          <w:insideH w:val="single" w:color="auto" w:sz="4"/>
+          <w:insideV w:val="single" w:color="auto" w:sz="4"/>
+        </w:tblBorders>
+      </w:tblPr>
+      <w:tblGrid>
+        <w:gridCol w:w="1100"/>
+        <w:gridCol w:w="2400"/>
+        <w:gridCol w:w="1100"/>
+        <w:gridCol w:w="1100"/>
+        <w:gridCol w:w="1200"/>
+        <w:gridCol w:w="1000"/>
+        <w:gridCol w:w="1000"/>
+      </w:tblGrid>
+      <w:tr>
+        <w:trPr>
+          <w:tblHeader/>
+        </w:trPr>
+        <w:tc>
+          <w:tcPr>
+            <w:tcW w:type="dxa" w:w="1100"/>
+            <w:tcBorders>
+              <w:top w:val="single" w:color="CCCCCC" w:sz="1"/>
+              <w:left w:val="single" w:color="CCCCCC" w:sz="1"/>
+              <w:bottom w:val="single" w:color="CCCCCC" w:sz="1"/>
+              <w:right w:val="single" w:color="CCCCCC" w:sz="1"/>
+            </w:tcBorders>
+            <w:shd w:fill="D5E8F0" w:val="clear"/>
+            <w:tcMar>
+              <w:top w:type="dxa" w:w="60"/>
+              <w:left w:type="dxa" w:w="100"/>
+              <w:bottom w:type="dxa" w:w="60"/>
+              <w:right w:type="dxa" w:w="100"/>
+            </w:tcMar>
+          </w:tcPr>
+          <w:p>
+            <w:pPr>
+              <w:spacing w:after="0"/>
+            </w:pPr>
+            <w:r>
+              <w:rPr>
+                <w:rFonts w:ascii="Arial" w:cs="Arial" w:eastAsia="Arial" w:hAnsi="Arial"/>
+                <w:b/>
+                <w:bCs/>
+                <w:sz w:val="18"/>
+                <w:szCs w:val="18"/>
+              </w:rPr>
+              <w:t xml:space="preserve">Timepoint</w:t>
+            </w:r>
+          </w:p>
+        </w:tc>
+        <w:tc>
+          <w:tcPr>
+            <w:tcW w:type="dxa" w:w="2400"/>
+            <w:tcBorders>
+              <w:top w:val="single" w:color="CCCCCC" w:sz="1"/>
+              <w:left w:val="single" w:color="CCCCCC" w:sz="1"/>
+              <w:bottom w:val="single" w:color="CCCCCC" w:sz="1"/>
+              <w:right w:val="single" w:color="CCCCCC" w:sz="1"/>
+            </w:tcBorders>
+            <w:shd w:fill="D5E8F0" w:val="clear"/>
+            <w:tcMar>
+              <w:top w:type="dxa" w:w="60"/>
+              <w:left w:type="dxa" w:w="100"/>
+              <w:bottom w:type="dxa" w:w="60"/>
+              <w:right w:type="dxa" w:w="100"/>
+            </w:tcMar>
+          </w:tcPr>
+          <w:p>
+            <w:pPr>
+              <w:spacing w:after="0"/>
+            </w:pPr>
+            <w:r>
+              <w:rPr>
+                <w:rFonts w:ascii="Arial" w:cs="Arial" w:eastAsia="Arial" w:hAnsi="Arial"/>
+                <w:b/>
+                <w:bCs/>
+                <w:sz w:val="18"/>
+                <w:szCs w:val="18"/>
+              </w:rPr>
+              <w:t xml:space="preserve">Feature</w:t>
+            </w:r>
+          </w:p>
+        </w:tc>
+        <w:tc>
+          <w:tcPr>
+            <w:tcW w:type="dxa" w:w="1100"/>
+            <w:tcBorders>
+              <w:top w:val="single" w:color="CCCCCC" w:sz="1"/>
+              <w:left w:val="single" w:color="CCCCCC" w:sz="1"/>
+              <w:bottom w:val="single" w:color="CCCCCC" w:sz="1"/>
+              <w:right w:val="single" w:color="CCCCCC" w:sz="1"/>
+            </w:tcBorders>
+            <w:shd w:fill="D5E8F0" w:val="clear"/>
+            <w:tcMar>
+              <w:top w:type="dxa" w:w="60"/>
+              <w:left w:type="dxa" w:w="100"/>
+              <w:bottom w:type="dxa" w:w="60"/>
+              <w:right w:type="dxa" w:w="100"/>
+            </w:tcMar>
+          </w:tcPr>
+          <w:p>
+            <w:pPr>
+              <w:spacing w:after="0"/>
+            </w:pPr>
+            <w:r>
+              <w:rPr>
+                <w:rFonts w:ascii="Arial" w:cs="Arial" w:eastAsia="Arial" w:hAnsi="Arial"/>
+                <w:b/>
+                <w:bCs/>
+                <w:sz w:val="18"/>
+                <w:szCs w:val="18"/>
+              </w:rPr>
+              <w:t xml:space="preserve">WT mean</w:t>
+            </w:r>
+          </w:p>
+        </w:tc>
+        <w:tc>
+          <w:tcPr>
+            <w:tcW w:type="dxa" w:w="1100"/>
+            <w:tcBorders>
+              <w:top w:val="single" w:color="CCCCCC" w:sz="1"/>
+              <w:left w:val="single" w:color="CCCCCC" w:sz="1"/>
+              <w:bottom w:val="single" w:color="CCCCCC" w:sz="1"/>
+              <w:right w:val="single" w:color="CCCCCC" w:sz="1"/>
+            </w:tcBorders>
+            <w:shd w:fill="D5E8F0" w:val="clear"/>
+            <w:tcMar>
+              <w:top w:type="dxa" w:w="60"/>
+              <w:left w:type="dxa" w:w="100"/>
+              <w:bottom w:type="dxa" w:w="60"/>
+              <w:right w:type="dxa" w:w="100"/>
+            </w:tcMar>
+          </w:tcPr>
+          <w:p>
+            <w:pPr>
+              <w:spacing w:after="0"/>
+            </w:pPr>
+            <w:r>
+              <w:rPr>
+                <w:rFonts w:ascii="Arial" w:cs="Arial" w:eastAsia="Arial" w:hAnsi="Arial"/>
+                <w:b/>
+                <w:bCs/>
+                <w:sz w:val="18"/>
+                <w:szCs w:val="18"/>
+              </w:rPr>
+              <w:t xml:space="preserve">KO mean</w:t>
+            </w:r>
+          </w:p>
+        </w:tc>
+        <w:tc>
+          <w:tcPr>
+            <w:tcW w:type="dxa" w:w="1200"/>
+            <w:tcBorders>
+              <w:top w:val="single" w:color="CCCCCC" w:sz="1"/>
+              <w:left w:val="single" w:color="CCCCCC" w:sz="1"/>
+              <w:bottom w:val="single" w:color="CCCCCC" w:sz="1"/>
+              <w:right w:val="single" w:color="CCCCCC" w:sz="1"/>
+            </w:tcBorders>
+            <w:shd w:fill="D5E8F0" w:val="clear"/>
+            <w:tcMar>
+              <w:top w:type="dxa" w:w="60"/>
+              <w:left w:type="dxa" w:w="100"/>
+              <w:bottom w:type="dxa" w:w="60"/>
+              <w:right w:type="dxa" w:w="100"/>
+            </w:tcMar>
+          </w:tcPr>
+          <w:p>
+            <w:pPr>
+              <w:spacing w:after="0"/>
+            </w:pPr>
+            <w:r>
+              <w:rPr>
+                <w:rFonts w:ascii="Arial" w:cs="Arial" w:eastAsia="Arial" w:hAnsi="Arial"/>
+                <w:b/>
+                <w:bCs/>
+                <w:sz w:val="18"/>
+                <w:szCs w:val="18"/>
+              </w:rPr>
+              <w:t xml:space="preserve">Cohen's d</w:t>
+            </w:r>
+          </w:p>
+        </w:tc>
+        <w:tc>
+          <w:tcPr>
+            <w:tcW w:type="dxa" w:w="1000"/>
+            <w:tcBorders>
+              <w:top w:val="single" w:color="CCCCCC" w:sz="1"/>
+              <w:left w:val="single" w:color="CCCCCC" w:sz="1"/>
+              <w:bottom w:val="single" w:color="CCCCCC" w:sz="1"/>
+              <w:right w:val="single" w:color="CCCCCC" w:sz="1"/>
+            </w:tcBorders>
+            <w:shd w:fill="D5E8F0" w:val="clear"/>
+            <w:tcMar>
+              <w:top w:type="dxa" w:w="60"/>
+              <w:left w:type="dxa" w:w="100"/>
+              <w:bottom w:type="dxa" w:w="60"/>
+              <w:right w:type="dxa" w:w="100"/>
+            </w:tcMar>
+          </w:tcPr>
+          <w:p>
+            <w:pPr>
+              <w:spacing w:after="0"/>
+            </w:pPr>
+            <w:r>
+              <w:rPr>
+                <w:rFonts w:ascii="Arial" w:cs="Arial" w:eastAsia="Arial" w:hAnsi="Arial"/>
+                <w:b/>
+                <w:bCs/>
+                <w:sz w:val="18"/>
+                <w:szCs w:val="18"/>
+              </w:rPr>
+              <w:t xml:space="preserve">p</w:t>
+            </w:r>
+          </w:p>
+        </w:tc>
+        <w:tc>
+          <w:tcPr>
+            <w:tcW w:type="dxa" w:w="1000"/>
+            <w:tcBorders>
+              <w:top w:val="single" w:color="CCCCCC" w:sz="1"/>
+              <w:left w:val="single" w:color="CCCCCC" w:sz="1"/>
+              <w:bottom w:val="single" w:color="CCCCCC" w:sz="1"/>
+              <w:right w:val="single" w:color="CCCCCC" w:sz="1"/>
+            </w:tcBorders>
+            <w:shd w:fill="D5E8F0" w:val="clear"/>
+            <w:tcMar>
+              <w:top w:type="dxa" w:w="60"/>
+              <w:left w:type="dxa" w:w="100"/>
+              <w:bottom w:type="dxa" w:w="60"/>
+              <w:right w:type="dxa" w:w="100"/>
+            </w:tcMar>
+          </w:tcPr>
+          <w:p>
+            <w:pPr>
+              <w:spacing w:after="0"/>
+            </w:pPr>
+            <w:r>
+              <w:rPr>
+                <w:rFonts w:ascii="Arial" w:cs="Arial" w:eastAsia="Arial" w:hAnsi="Arial"/>
+                <w:b/>
+                <w:bCs/>
+                <w:sz w:val="18"/>
+                <w:szCs w:val="18"/>
+              </w:rPr>
+              <w:t xml:space="preserve">FDR q</w:t>
+            </w:r>
+          </w:p>
+        </w:tc>
+      </w:tr>
+      <w:tr>
+        <w:tc>
+          <w:tcPr>
+            <w:tcW w:type="dxa" w:w="1100"/>
+            <w:tcBorders>
+              <w:top w:val="single" w:color="CCCCCC" w:sz="1"/>
+              <w:left w:val="single" w:color="CCCCCC" w:sz="1"/>
+              <w:bottom w:val="single" w:color="CCCCCC" w:sz="1"/>
+              <w:right w:val="single" w:color="CCCCCC" w:sz="1"/>
+            </w:tcBorders>
+            <w:tcMar>
+              <w:top w:type="dxa" w:w="60"/>
+              <w:left w:type="dxa" w:w="100"/>
+              <w:bottom w:type="dxa" w:w="60"/>
+              <w:right w:type="dxa" w:w="100"/>
+            </w:tcMar>
+          </w:tcPr>
+          <w:p>
+            <w:pPr>
+              <w:spacing w:after="0"/>
+            </w:pPr>
+            <w:r>
+              <w:rPr>
+                <w:rFonts w:ascii="Arial" w:cs="Arial" w:eastAsia="Arial" w:hAnsi="Arial"/>
+                <w:b w:val="false"/>
+                <w:bCs w:val="false"/>
+                <w:sz w:val="18"/>
+                <w:szCs w:val="18"/>
+              </w:rPr>
+              <w:t xml:space="preserve">6m</w:t>
+            </w:r>
+          </w:p>
+        </w:tc>
+        <w:tc>
+          <w:tcPr>
+            <w:tcW w:type="dxa" w:w="2400"/>
+            <w:tcBorders>
+              <w:top w:val="single" w:color="CCCCCC" w:sz="1"/>
+              <w:left w:val="single" w:color="CCCCCC" w:sz="1"/>
+              <w:bottom w:val="single" w:color="CCCCCC" w:sz="1"/>
+              <w:right w:val="single" w:color="CCCCCC" w:sz="1"/>
+            </w:tcBorders>
+            <w:tcMar>
+              <w:top w:type="dxa" w:w="60"/>
+              <w:left w:type="dxa" w:w="100"/>
+              <w:bottom w:type="dxa" w:w="60"/>
+              <w:right w:type="dxa" w:w="100"/>
+            </w:tcMar>
+          </w:tcPr>
+          <w:p>
+            <w:pPr>
+              <w:spacing w:after="0"/>
+            </w:pPr>
+            <w:r>
+              <w:rPr>
+                <w:rFonts w:ascii="Arial" w:cs="Arial" w:eastAsia="Arial" w:hAnsi="Arial"/>
+                <w:b w:val="false"/>
+                <w:bCs w:val="false"/>
+                <w:sz w:val="18"/>
+                <w:szCs w:val="18"/>
+              </w:rPr>
+              <w:t xml:space="preserve">REM relative beta</w:t>
+            </w:r>
+          </w:p>
+        </w:tc>
+        <w:tc>
+          <w:tcPr>
+            <w:tcW w:type="dxa" w:w="1100"/>
+            <w:tcBorders>
+              <w:top w:val="single" w:color="CCCCCC" w:sz="1"/>
+              <w:left w:val="single" w:color="CCCCCC" w:sz="1"/>
+              <w:bottom w:val="single" w:color="CCCCCC" w:sz="1"/>
+              <w:right w:val="single" w:color="CCCCCC" w:sz="1"/>
+            </w:tcBorders>
+            <w:tcMar>
+              <w:top w:type="dxa" w:w="60"/>
+              <w:left w:type="dxa" w:w="100"/>
+              <w:bottom w:type="dxa" w:w="60"/>
+              <w:right w:type="dxa" w:w="100"/>
+            </w:tcMar>
+          </w:tcPr>
+          <w:p>
+            <w:pPr>
+              <w:spacing w:after="0"/>
+            </w:pPr>
+            <w:r>
+              <w:rPr>
+                <w:rFonts w:ascii="Arial" w:cs="Arial" w:eastAsia="Arial" w:hAnsi="Arial"/>
+                <w:b w:val="false"/>
+                <w:bCs w:val="false"/>
+                <w:sz w:val="18"/>
+                <w:szCs w:val="18"/>
+              </w:rPr>
+              <w:t xml:space="preserve">0.122</w:t>
+            </w:r>
+          </w:p>
+        </w:tc>
+        <w:tc>
+          <w:tcPr>
+            <w:tcW w:type="dxa" w:w="1100"/>
+            <w:tcBorders>
+              <w:top w:val="single" w:color="CCCCCC" w:sz="1"/>
+              <w:left w:val="single" w:color="CCCCCC" w:sz="1"/>
+              <w:bottom w:val="single" w:color="CCCCCC" w:sz="1"/>
+              <w:right w:val="single" w:color="CCCCCC" w:sz="1"/>
+            </w:tcBorders>
+            <w:tcMar>
+              <w:top w:type="dxa" w:w="60"/>
+              <w:left w:type="dxa" w:w="100"/>
+              <w:bottom w:type="dxa" w:w="60"/>
+              <w:right w:type="dxa" w:w="100"/>
+            </w:tcMar>
+          </w:tcPr>
+          <w:p>
+            <w:pPr>
+              <w:spacing w:after="0"/>
+            </w:pPr>
+            <w:r>
+              <w:rPr>
+                <w:rFonts w:ascii="Arial" w:cs="Arial" w:eastAsia="Arial" w:hAnsi="Arial"/>
+                <w:b w:val="false"/>
+                <w:bCs w:val="false"/>
+                <w:sz w:val="18"/>
+                <w:szCs w:val="18"/>
+              </w:rPr>
+              <w:t xml:space="preserve">0.132</w:t>
+            </w:r>
+          </w:p>
+        </w:tc>
+        <w:tc>
+          <w:tcPr>
+            <w:tcW w:type="dxa" w:w="1200"/>
+            <w:tcBorders>
+              <w:top w:val="single" w:color="CCCCCC" w:sz="1"/>
+              <w:left w:val="single" w:color="CCCCCC" w:sz="1"/>
+              <w:bottom w:val="single" w:color="CCCCCC" w:sz="1"/>
+              <w:right w:val="single" w:color="CCCCCC" w:sz="1"/>
+            </w:tcBorders>
+            <w:tcMar>
+              <w:top w:type="dxa" w:w="60"/>
+              <w:left w:type="dxa" w:w="100"/>
+              <w:bottom w:type="dxa" w:w="60"/>
+              <w:right w:type="dxa" w:w="100"/>
+            </w:tcMar>
+          </w:tcPr>
+          <w:p>
+            <w:pPr>
+              <w:spacing w:after="0"/>
+            </w:pPr>
+            <w:r>
+              <w:rPr>
+                <w:rFonts w:ascii="Arial" w:cs="Arial" w:eastAsia="Arial" w:hAnsi="Arial"/>
+                <w:b w:val="false"/>
+                <w:bCs w:val="false"/>
+                <w:sz w:val="18"/>
+                <w:szCs w:val="18"/>
+              </w:rPr>
+              <w:t xml:space="preserve">+0.25</w:t>
+            </w:r>
+          </w:p>
+        </w:tc>
+        <w:tc>
+          <w:tcPr>
+            <w:tcW w:type="dxa" w:w="1000"/>
+            <w:tcBorders>
+              <w:top w:val="single" w:color="CCCCCC" w:sz="1"/>
+              <w:left w:val="single" w:color="CCCCCC" w:sz="1"/>
+              <w:bottom w:val="single" w:color="CCCCCC" w:sz="1"/>
+              <w:right w:val="single" w:color="CCCCCC" w:sz="1"/>
+            </w:tcBorders>
+            <w:tcMar>
+              <w:top w:type="dxa" w:w="60"/>
+              <w:left w:type="dxa" w:w="100"/>
+              <w:bottom w:type="dxa" w:w="60"/>
+              <w:right w:type="dxa" w:w="100"/>
+            </w:tcMar>
+          </w:tcPr>
+          <w:p>
+            <w:pPr>
+              <w:spacing w:after="0"/>
+            </w:pPr>
+            <w:r>
+              <w:rPr>
+                <w:rFonts w:ascii="Arial" w:cs="Arial" w:eastAsia="Arial" w:hAnsi="Arial"/>
+                <w:b w:val="false"/>
+                <w:bCs w:val="false"/>
+                <w:sz w:val="18"/>
+                <w:szCs w:val="18"/>
+              </w:rPr>
+              <w:t xml:space="preserve">0.505</w:t>
+            </w:r>
+          </w:p>
+        </w:tc>
+        <w:tc>
+          <w:tcPr>
+            <w:tcW w:type="dxa" w:w="1000"/>
+            <w:tcBorders>
+              <w:top w:val="single" w:color="CCCCCC" w:sz="1"/>
+              <w:left w:val="single" w:color="CCCCCC" w:sz="1"/>
+              <w:bottom w:val="single" w:color="CCCCCC" w:sz="1"/>
+              <w:right w:val="single" w:color="CCCCCC" w:sz="1"/>
+            </w:tcBorders>
+            <w:tcMar>
+              <w:top w:type="dxa" w:w="60"/>
+              <w:left w:type="dxa" w:w="100"/>
+              <w:bottom w:type="dxa" w:w="60"/>
+              <w:right w:type="dxa" w:w="100"/>
+            </w:tcMar>
+          </w:tcPr>
+          <w:p>
+            <w:pPr>
+              <w:spacing w:after="0"/>
+            </w:pPr>
+            <w:r>
+              <w:rPr>
+                <w:rFonts w:ascii="Arial" w:cs="Arial" w:eastAsia="Arial" w:hAnsi="Arial"/>
+                <w:b w:val="false"/>
+                <w:bCs w:val="false"/>
+                <w:sz w:val="18"/>
+                <w:szCs w:val="18"/>
+              </w:rPr>
+              <w:t xml:space="preserve">0.986</w:t>
+            </w:r>
+          </w:p>
+        </w:tc>
+      </w:tr>
+      <w:tr>
+        <w:tc>
+          <w:tcPr>
+            <w:tcW w:type="dxa" w:w="1100"/>
+            <w:tcBorders>
+              <w:top w:val="single" w:color="CCCCCC" w:sz="1"/>
+              <w:left w:val="single" w:color="CCCCCC" w:sz="1"/>
+              <w:bottom w:val="single" w:color="CCCCCC" w:sz="1"/>
+              <w:right w:val="single" w:color="CCCCCC" w:sz="1"/>
+            </w:tcBorders>
+            <w:tcMar>
+              <w:top w:type="dxa" w:w="60"/>
+              <w:left w:type="dxa" w:w="100"/>
+              <w:bottom w:type="dxa" w:w="60"/>
+              <w:right w:type="dxa" w:w="100"/>
+            </w:tcMar>
+          </w:tcPr>
+          <w:p>
+            <w:pPr>
+              <w:spacing w:after="0"/>
+            </w:pPr>
+            <w:r>
+              <w:rPr>
+                <w:rFonts w:ascii="Arial" w:cs="Arial" w:eastAsia="Arial" w:hAnsi="Arial"/>
+                <w:b w:val="false"/>
+                <w:bCs w:val="false"/>
+                <w:sz w:val="18"/>
+                <w:szCs w:val="18"/>
+              </w:rPr>
+              <w:t xml:space="preserve">6m</w:t>
+            </w:r>
+          </w:p>
+        </w:tc>
+        <w:tc>
+          <w:tcPr>
+            <w:tcW w:type="dxa" w:w="2400"/>
+            <w:tcBorders>
+              <w:top w:val="single" w:color="CCCCCC" w:sz="1"/>
+              <w:left w:val="single" w:color="CCCCCC" w:sz="1"/>
+              <w:bottom w:val="single" w:color="CCCCCC" w:sz="1"/>
+              <w:right w:val="single" w:color="CCCCCC" w:sz="1"/>
+            </w:tcBorders>
+            <w:tcMar>
+              <w:top w:type="dxa" w:w="60"/>
+              <w:left w:type="dxa" w:w="100"/>
+              <w:bottom w:type="dxa" w:w="60"/>
+              <w:right w:type="dxa" w:w="100"/>
+            </w:tcMar>
+          </w:tcPr>
+          <w:p>
+            <w:pPr>
+              <w:spacing w:after="0"/>
+            </w:pPr>
+            <w:r>
+              <w:rPr>
+                <w:rFonts w:ascii="Arial" w:cs="Arial" w:eastAsia="Arial" w:hAnsi="Arial"/>
+                <w:b w:val="false"/>
+                <w:bCs w:val="false"/>
+                <w:sz w:val="18"/>
+                <w:szCs w:val="18"/>
+              </w:rPr>
+              <w:t xml:space="preserve">REM theta/delta ratio</w:t>
+            </w:r>
+          </w:p>
+        </w:tc>
+        <w:tc>
+          <w:tcPr>
+            <w:tcW w:type="dxa" w:w="1100"/>
+            <w:tcBorders>
+              <w:top w:val="single" w:color="CCCCCC" w:sz="1"/>
+              <w:left w:val="single" w:color="CCCCCC" w:sz="1"/>
+              <w:bottom w:val="single" w:color="CCCCCC" w:sz="1"/>
+              <w:right w:val="single" w:color="CCCCCC" w:sz="1"/>
+            </w:tcBorders>
+            <w:tcMar>
+              <w:top w:type="dxa" w:w="60"/>
+              <w:left w:type="dxa" w:w="100"/>
+              <w:bottom w:type="dxa" w:w="60"/>
+              <w:right w:type="dxa" w:w="100"/>
+            </w:tcMar>
+          </w:tcPr>
+          <w:p>
+            <w:pPr>
+              <w:spacing w:after="0"/>
+            </w:pPr>
+            <w:r>
+              <w:rPr>
+                <w:rFonts w:ascii="Arial" w:cs="Arial" w:eastAsia="Arial" w:hAnsi="Arial"/>
+                <w:b w:val="false"/>
+                <w:bCs w:val="false"/>
+                <w:sz w:val="18"/>
+                <w:szCs w:val="18"/>
+              </w:rPr>
+              <w:t xml:space="preserve">1.379</w:t>
+            </w:r>
+          </w:p>
+        </w:tc>
+        <w:tc>
+          <w:tcPr>
+            <w:tcW w:type="dxa" w:w="1100"/>
+            <w:tcBorders>
+              <w:top w:val="single" w:color="CCCCCC" w:sz="1"/>
+              <w:left w:val="single" w:color="CCCCCC" w:sz="1"/>
+              <w:bottom w:val="single" w:color="CCCCCC" w:sz="1"/>
+              <w:right w:val="single" w:color="CCCCCC" w:sz="1"/>
+            </w:tcBorders>
+            <w:tcMar>
+              <w:top w:type="dxa" w:w="60"/>
+              <w:left w:type="dxa" w:w="100"/>
+              <w:bottom w:type="dxa" w:w="60"/>
+              <w:right w:type="dxa" w:w="100"/>
+            </w:tcMar>
+          </w:tcPr>
+          <w:p>
+            <w:pPr>
+              <w:spacing w:after="0"/>
+            </w:pPr>
+            <w:r>
+              <w:rPr>
+                <w:rFonts w:ascii="Arial" w:cs="Arial" w:eastAsia="Arial" w:hAnsi="Arial"/>
+                <w:b w:val="false"/>
+                <w:bCs w:val="false"/>
+                <w:sz w:val="18"/>
+                <w:szCs w:val="18"/>
+              </w:rPr>
+              <w:t xml:space="preserve">1.330</w:t>
+            </w:r>
+          </w:p>
+        </w:tc>
+        <w:tc>
+          <w:tcPr>
+            <w:tcW w:type="dxa" w:w="1200"/>
+            <w:tcBorders>
+              <w:top w:val="single" w:color="CCCCCC" w:sz="1"/>
+              <w:left w:val="single" w:color="CCCCCC" w:sz="1"/>
+              <w:bottom w:val="single" w:color="CCCCCC" w:sz="1"/>
+              <w:right w:val="single" w:color="CCCCCC" w:sz="1"/>
+            </w:tcBorders>
+            <w:tcMar>
+              <w:top w:type="dxa" w:w="60"/>
+              <w:left w:type="dxa" w:w="100"/>
+              <w:bottom w:type="dxa" w:w="60"/>
+              <w:right w:type="dxa" w:w="100"/>
+            </w:tcMar>
+          </w:tcPr>
+          <w:p>
+            <w:pPr>
+              <w:spacing w:after="0"/>
+            </w:pPr>
+            <w:r>
+              <w:rPr>
+                <w:rFonts w:ascii="Arial" w:cs="Arial" w:eastAsia="Arial" w:hAnsi="Arial"/>
+                <w:b w:val="false"/>
+                <w:bCs w:val="false"/>
+                <w:sz w:val="18"/>
+                <w:szCs w:val="18"/>
+              </w:rPr>
+              <w:t xml:space="preserve">−0.09</w:t>
+            </w:r>
+          </w:p>
+        </w:tc>
+        <w:tc>
+          <w:tcPr>
+            <w:tcW w:type="dxa" w:w="1000"/>
+            <w:tcBorders>
+              <w:top w:val="single" w:color="CCCCCC" w:sz="1"/>
+              <w:left w:val="single" w:color="CCCCCC" w:sz="1"/>
+              <w:bottom w:val="single" w:color="CCCCCC" w:sz="1"/>
+              <w:right w:val="single" w:color="CCCCCC" w:sz="1"/>
+            </w:tcBorders>
+            <w:tcMar>
+              <w:top w:type="dxa" w:w="60"/>
+              <w:left w:type="dxa" w:w="100"/>
+              <w:bottom w:type="dxa" w:w="60"/>
+              <w:right w:type="dxa" w:w="100"/>
+            </w:tcMar>
+          </w:tcPr>
+          <w:p>
+            <w:pPr>
+              <w:spacing w:after="0"/>
+            </w:pPr>
+            <w:r>
+              <w:rPr>
+                <w:rFonts w:ascii="Arial" w:cs="Arial" w:eastAsia="Arial" w:hAnsi="Arial"/>
+                <w:b w:val="false"/>
+                <w:bCs w:val="false"/>
+                <w:sz w:val="18"/>
+                <w:szCs w:val="18"/>
+              </w:rPr>
+              <w:t xml:space="preserve">0.645</w:t>
+            </w:r>
+          </w:p>
+        </w:tc>
+        <w:tc>
+          <w:tcPr>
+            <w:tcW w:type="dxa" w:w="1000"/>
+            <w:tcBorders>
+              <w:top w:val="single" w:color="CCCCCC" w:sz="1"/>
+              <w:left w:val="single" w:color="CCCCCC" w:sz="1"/>
+              <w:bottom w:val="single" w:color="CCCCCC" w:sz="1"/>
+              <w:right w:val="single" w:color="CCCCCC" w:sz="1"/>
+            </w:tcBorders>
+            <w:tcMar>
+              <w:top w:type="dxa" w:w="60"/>
+              <w:left w:type="dxa" w:w="100"/>
+              <w:bottom w:type="dxa" w:w="60"/>
+              <w:right w:type="dxa" w:w="100"/>
+            </w:tcMar>
+          </w:tcPr>
+          <w:p>
+            <w:pPr>
+              <w:spacing w:after="0"/>
+            </w:pPr>
+            <w:r>
+              <w:rPr>
+                <w:rFonts w:ascii="Arial" w:cs="Arial" w:eastAsia="Arial" w:hAnsi="Arial"/>
+                <w:b w:val="false"/>
+                <w:bCs w:val="false"/>
+                <w:sz w:val="18"/>
+                <w:szCs w:val="18"/>
+              </w:rPr>
+              <w:t xml:space="preserve">0.986</w:t>
+            </w:r>
+          </w:p>
+        </w:tc>
+      </w:tr>
+      <w:tr>
+        <w:tc>
+          <w:tcPr>
+            <w:tcW w:type="dxa" w:w="1100"/>
+            <w:tcBorders>
+              <w:top w:val="single" w:color="CCCCCC" w:sz="1"/>
+              <w:left w:val="single" w:color="CCCCCC" w:sz="1"/>
+              <w:bottom w:val="single" w:color="CCCCCC" w:sz="1"/>
+              <w:right w:val="single" w:color="CCCCCC" w:sz="1"/>
+            </w:tcBorders>
+            <w:tcMar>
+              <w:top w:type="dxa" w:w="60"/>
+              <w:left w:type="dxa" w:w="100"/>
+              <w:bottom w:type="dxa" w:w="60"/>
+              <w:right w:type="dxa" w:w="100"/>
+            </w:tcMar>
+          </w:tcPr>
+          <w:p>
+            <w:pPr>
+              <w:spacing w:after="0"/>
+            </w:pPr>
+            <w:r>
+              <w:rPr>
+                <w:rFonts w:ascii="Arial" w:cs="Arial" w:eastAsia="Arial" w:hAnsi="Arial"/>
+                <w:b w:val="false"/>
+                <w:bCs w:val="false"/>
+                <w:sz w:val="18"/>
+                <w:szCs w:val="18"/>
+              </w:rPr>
+              <w:t xml:space="preserve">6m</w:t>
+            </w:r>
+          </w:p>
+        </w:tc>
+        <w:tc>
+          <w:tcPr>
+            <w:tcW w:type="dxa" w:w="2400"/>
+            <w:tcBorders>
+              <w:top w:val="single" w:color="CCCCCC" w:sz="1"/>
+              <w:left w:val="single" w:color="CCCCCC" w:sz="1"/>
+              <w:bottom w:val="single" w:color="CCCCCC" w:sz="1"/>
+              <w:right w:val="single" w:color="CCCCCC" w:sz="1"/>
+            </w:tcBorders>
+            <w:tcMar>
+              <w:top w:type="dxa" w:w="60"/>
+              <w:left w:type="dxa" w:w="100"/>
+              <w:bottom w:type="dxa" w:w="60"/>
+              <w:right w:type="dxa" w:w="100"/>
+            </w:tcMar>
+          </w:tcPr>
+          <w:p>
+            <w:pPr>
+              <w:spacing w:after="0"/>
+            </w:pPr>
+            <w:r>
+              <w:rPr>
+                <w:rFonts w:ascii="Arial" w:cs="Arial" w:eastAsia="Arial" w:hAnsi="Arial"/>
+                <w:b w:val="false"/>
+                <w:bCs w:val="false"/>
+                <w:sz w:val="18"/>
+                <w:szCs w:val="18"/>
+              </w:rPr>
+              <w:t xml:space="preserve">REM relative theta</w:t>
+            </w:r>
+          </w:p>
+        </w:tc>
+        <w:tc>
+          <w:tcPr>
+            <w:tcW w:type="dxa" w:w="1100"/>
+            <w:tcBorders>
+              <w:top w:val="single" w:color="CCCCCC" w:sz="1"/>
+              <w:left w:val="single" w:color="CCCCCC" w:sz="1"/>
+              <w:bottom w:val="single" w:color="CCCCCC" w:sz="1"/>
+              <w:right w:val="single" w:color="CCCCCC" w:sz="1"/>
+            </w:tcBorders>
+            <w:tcMar>
+              <w:top w:type="dxa" w:w="60"/>
+              <w:left w:type="dxa" w:w="100"/>
+              <w:bottom w:type="dxa" w:w="60"/>
+              <w:right w:type="dxa" w:w="100"/>
+            </w:tcMar>
+          </w:tcPr>
+          <w:p>
+            <w:pPr>
+              <w:spacing w:after="0"/>
+            </w:pPr>
+            <w:r>
+              <w:rPr>
+                <w:rFonts w:ascii="Arial" w:cs="Arial" w:eastAsia="Arial" w:hAnsi="Arial"/>
+                <w:b w:val="false"/>
+                <w:bCs w:val="false"/>
+                <w:sz w:val="18"/>
+                <w:szCs w:val="18"/>
+              </w:rPr>
+              <w:t xml:space="preserve">0.331</w:t>
+            </w:r>
+          </w:p>
+        </w:tc>
+        <w:tc>
+          <w:tcPr>
+            <w:tcW w:type="dxa" w:w="1100"/>
+            <w:tcBorders>
+              <w:top w:val="single" w:color="CCCCCC" w:sz="1"/>
+              <w:left w:val="single" w:color="CCCCCC" w:sz="1"/>
+              <w:bottom w:val="single" w:color="CCCCCC" w:sz="1"/>
+              <w:right w:val="single" w:color="CCCCCC" w:sz="1"/>
+            </w:tcBorders>
+            <w:tcMar>
+              <w:top w:type="dxa" w:w="60"/>
+              <w:left w:type="dxa" w:w="100"/>
+              <w:bottom w:type="dxa" w:w="60"/>
+              <w:right w:type="dxa" w:w="100"/>
+            </w:tcMar>
+          </w:tcPr>
+          <w:p>
+            <w:pPr>
+              <w:spacing w:after="0"/>
+            </w:pPr>
+            <w:r>
+              <w:rPr>
+                <w:rFonts w:ascii="Arial" w:cs="Arial" w:eastAsia="Arial" w:hAnsi="Arial"/>
+                <w:b w:val="false"/>
+                <w:bCs w:val="false"/>
+                <w:sz w:val="18"/>
+                <w:szCs w:val="18"/>
+              </w:rPr>
+              <w:t xml:space="preserve">0.328</w:t>
+            </w:r>
+          </w:p>
+        </w:tc>
+        <w:tc>
+          <w:tcPr>
+            <w:tcW w:type="dxa" w:w="1200"/>
+            <w:tcBorders>
+              <w:top w:val="single" w:color="CCCCCC" w:sz="1"/>
+              <w:left w:val="single" w:color="CCCCCC" w:sz="1"/>
+              <w:bottom w:val="single" w:color="CCCCCC" w:sz="1"/>
+              <w:right w:val="single" w:color="CCCCCC" w:sz="1"/>
+            </w:tcBorders>
+            <w:tcMar>
+              <w:top w:type="dxa" w:w="60"/>
+              <w:left w:type="dxa" w:w="100"/>
+              <w:bottom w:type="dxa" w:w="60"/>
+              <w:right w:type="dxa" w:w="100"/>
+            </w:tcMar>
+          </w:tcPr>
+          <w:p>
+            <w:pPr>
+              <w:spacing w:after="0"/>
+            </w:pPr>
+            <w:r>
+              <w:rPr>
+                <w:rFonts w:ascii="Arial" w:cs="Arial" w:eastAsia="Arial" w:hAnsi="Arial"/>
+                <w:b w:val="false"/>
+                <w:bCs w:val="false"/>
+                <w:sz w:val="18"/>
+                <w:szCs w:val="18"/>
+              </w:rPr>
+              <w:t xml:space="preserve">−0.09</w:t>
+            </w:r>
+          </w:p>
+        </w:tc>
+        <w:tc>
+          <w:tcPr>
+            <w:tcW w:type="dxa" w:w="1000"/>
+            <w:tcBorders>
+              <w:top w:val="single" w:color="CCCCCC" w:sz="1"/>
+              <w:left w:val="single" w:color="CCCCCC" w:sz="1"/>
+              <w:bottom w:val="single" w:color="CCCCCC" w:sz="1"/>
+              <w:right w:val="single" w:color="CCCCCC" w:sz="1"/>
+            </w:tcBorders>
+            <w:tcMar>
+              <w:top w:type="dxa" w:w="60"/>
+              <w:left w:type="dxa" w:w="100"/>
+              <w:bottom w:type="dxa" w:w="60"/>
+              <w:right w:type="dxa" w:w="100"/>
+            </w:tcMar>
+          </w:tcPr>
+          <w:p>
+            <w:pPr>
+              <w:spacing w:after="0"/>
+            </w:pPr>
+            <w:r>
+              <w:rPr>
+                <w:rFonts w:ascii="Arial" w:cs="Arial" w:eastAsia="Arial" w:hAnsi="Arial"/>
+                <w:b w:val="false"/>
+                <w:bCs w:val="false"/>
+                <w:sz w:val="18"/>
+                <w:szCs w:val="18"/>
+              </w:rPr>
+              <w:t xml:space="preserve">0.798</w:t>
+            </w:r>
+          </w:p>
+        </w:tc>
+        <w:tc>
+          <w:tcPr>
+            <w:tcW w:type="dxa" w:w="1000"/>
+            <w:tcBorders>
+              <w:top w:val="single" w:color="CCCCCC" w:sz="1"/>
+              <w:left w:val="single" w:color="CCCCCC" w:sz="1"/>
+              <w:bottom w:val="single" w:color="CCCCCC" w:sz="1"/>
+              <w:right w:val="single" w:color="CCCCCC" w:sz="1"/>
+            </w:tcBorders>
+            <w:tcMar>
+              <w:top w:type="dxa" w:w="60"/>
+              <w:left w:type="dxa" w:w="100"/>
+              <w:bottom w:type="dxa" w:w="60"/>
+              <w:right w:type="dxa" w:w="100"/>
+            </w:tcMar>
+          </w:tcPr>
+          <w:p>
+            <w:pPr>
+              <w:spacing w:after="0"/>
+            </w:pPr>
+            <w:r>
+              <w:rPr>
+                <w:rFonts w:ascii="Arial" w:cs="Arial" w:eastAsia="Arial" w:hAnsi="Arial"/>
+                <w:b w:val="false"/>
+                <w:bCs w:val="false"/>
+                <w:sz w:val="18"/>
+                <w:szCs w:val="18"/>
+              </w:rPr>
+              <w:t xml:space="preserve">0.986</w:t>
+            </w:r>
+          </w:p>
+        </w:tc>
+      </w:tr>
+      <w:tr>
+        <w:tc>
+          <w:tcPr>
+            <w:tcW w:type="dxa" w:w="1100"/>
+            <w:tcBorders>
+              <w:top w:val="single" w:color="CCCCCC" w:sz="1"/>
+              <w:left w:val="single" w:color="CCCCCC" w:sz="1"/>
+              <w:bottom w:val="single" w:color="CCCCCC" w:sz="1"/>
+              <w:right w:val="single" w:color="CCCCCC" w:sz="1"/>
+            </w:tcBorders>
+            <w:tcMar>
+              <w:top w:type="dxa" w:w="60"/>
+              <w:left w:type="dxa" w:w="100"/>
+              <w:bottom w:type="dxa" w:w="60"/>
+              <w:right w:type="dxa" w:w="100"/>
+            </w:tcMar>
+          </w:tcPr>
+          <w:p>
+            <w:pPr>
+              <w:spacing w:after="0"/>
+            </w:pPr>
+            <w:r>
+              <w:rPr>
+                <w:rFonts w:ascii="Arial" w:cs="Arial" w:eastAsia="Arial" w:hAnsi="Arial"/>
+                <w:b w:val="false"/>
+                <w:bCs w:val="false"/>
+                <w:sz w:val="18"/>
+                <w:szCs w:val="18"/>
+              </w:rPr>
+              <w:t xml:space="preserve">6m</w:t>
+            </w:r>
+          </w:p>
+        </w:tc>
+        <w:tc>
+          <w:tcPr>
+            <w:tcW w:type="dxa" w:w="2400"/>
+            <w:tcBorders>
+              <w:top w:val="single" w:color="CCCCCC" w:sz="1"/>
+              <w:left w:val="single" w:color="CCCCCC" w:sz="1"/>
+              <w:bottom w:val="single" w:color="CCCCCC" w:sz="1"/>
+              <w:right w:val="single" w:color="CCCCCC" w:sz="1"/>
+            </w:tcBorders>
+            <w:tcMar>
+              <w:top w:type="dxa" w:w="60"/>
+              <w:left w:type="dxa" w:w="100"/>
+              <w:bottom w:type="dxa" w:w="60"/>
+              <w:right w:type="dxa" w:w="100"/>
+            </w:tcMar>
+          </w:tcPr>
+          <w:p>
+            <w:pPr>
+              <w:spacing w:after="0"/>
+            </w:pPr>
+            <w:r>
+              <w:rPr>
+                <w:rFonts w:ascii="Arial" w:cs="Arial" w:eastAsia="Arial" w:hAnsi="Arial"/>
+                <w:b w:val="false"/>
+                <w:bCs w:val="false"/>
+                <w:sz w:val="18"/>
+                <w:szCs w:val="18"/>
+              </w:rPr>
+              <w:t xml:space="preserve">Wake relative beta</w:t>
+            </w:r>
+          </w:p>
+        </w:tc>
+        <w:tc>
+          <w:tcPr>
+            <w:tcW w:type="dxa" w:w="1100"/>
+            <w:tcBorders>
+              <w:top w:val="single" w:color="CCCCCC" w:sz="1"/>
+              <w:left w:val="single" w:color="CCCCCC" w:sz="1"/>
+              <w:bottom w:val="single" w:color="CCCCCC" w:sz="1"/>
+              <w:right w:val="single" w:color="CCCCCC" w:sz="1"/>
+            </w:tcBorders>
+            <w:tcMar>
+              <w:top w:type="dxa" w:w="60"/>
+              <w:left w:type="dxa" w:w="100"/>
+              <w:bottom w:type="dxa" w:w="60"/>
+              <w:right w:type="dxa" w:w="100"/>
+            </w:tcMar>
+          </w:tcPr>
+          <w:p>
+            <w:pPr>
+              <w:spacing w:after="0"/>
+            </w:pPr>
+            <w:r>
+              <w:rPr>
+                <w:rFonts w:ascii="Arial" w:cs="Arial" w:eastAsia="Arial" w:hAnsi="Arial"/>
+                <w:b w:val="false"/>
+                <w:bCs w:val="false"/>
+                <w:sz w:val="18"/>
+                <w:szCs w:val="18"/>
+              </w:rPr>
+              <w:t xml:space="preserve">0.111</w:t>
+            </w:r>
+          </w:p>
+        </w:tc>
+        <w:tc>
+          <w:tcPr>
+            <w:tcW w:type="dxa" w:w="1100"/>
+            <w:tcBorders>
+              <w:top w:val="single" w:color="CCCCCC" w:sz="1"/>
+              <w:left w:val="single" w:color="CCCCCC" w:sz="1"/>
+              <w:bottom w:val="single" w:color="CCCCCC" w:sz="1"/>
+              <w:right w:val="single" w:color="CCCCCC" w:sz="1"/>
+            </w:tcBorders>
+            <w:tcMar>
+              <w:top w:type="dxa" w:w="60"/>
+              <w:left w:type="dxa" w:w="100"/>
+              <w:bottom w:type="dxa" w:w="60"/>
+              <w:right w:type="dxa" w:w="100"/>
+            </w:tcMar>
+          </w:tcPr>
+          <w:p>
+            <w:pPr>
+              <w:spacing w:after="0"/>
+            </w:pPr>
+            <w:r>
+              <w:rPr>
+                <w:rFonts w:ascii="Arial" w:cs="Arial" w:eastAsia="Arial" w:hAnsi="Arial"/>
+                <w:b w:val="false"/>
+                <w:bCs w:val="false"/>
+                <w:sz w:val="18"/>
+                <w:szCs w:val="18"/>
+              </w:rPr>
+              <w:t xml:space="preserve">0.110</w:t>
+            </w:r>
+          </w:p>
+        </w:tc>
+        <w:tc>
+          <w:tcPr>
+            <w:tcW w:type="dxa" w:w="1200"/>
+            <w:tcBorders>
+              <w:top w:val="single" w:color="CCCCCC" w:sz="1"/>
+              <w:left w:val="single" w:color="CCCCCC" w:sz="1"/>
+              <w:bottom w:val="single" w:color="CCCCCC" w:sz="1"/>
+              <w:right w:val="single" w:color="CCCCCC" w:sz="1"/>
+            </w:tcBorders>
+            <w:tcMar>
+              <w:top w:type="dxa" w:w="60"/>
+              <w:left w:type="dxa" w:w="100"/>
+              <w:bottom w:type="dxa" w:w="60"/>
+              <w:right w:type="dxa" w:w="100"/>
+            </w:tcMar>
+          </w:tcPr>
+          <w:p>
+            <w:pPr>
+              <w:spacing w:after="0"/>
+            </w:pPr>
+            <w:r>
+              <w:rPr>
+                <w:rFonts w:ascii="Arial" w:cs="Arial" w:eastAsia="Arial" w:hAnsi="Arial"/>
+                <w:b w:val="false"/>
+                <w:bCs w:val="false"/>
+                <w:sz w:val="18"/>
+                <w:szCs w:val="18"/>
+              </w:rPr>
+              <w:t xml:space="preserve">−0.03</w:t>
+            </w:r>
+          </w:p>
+        </w:tc>
+        <w:tc>
+          <w:tcPr>
+            <w:tcW w:type="dxa" w:w="1000"/>
+            <w:tcBorders>
+              <w:top w:val="single" w:color="CCCCCC" w:sz="1"/>
+              <w:left w:val="single" w:color="CCCCCC" w:sz="1"/>
+              <w:bottom w:val="single" w:color="CCCCCC" w:sz="1"/>
+              <w:right w:val="single" w:color="CCCCCC" w:sz="1"/>
+            </w:tcBorders>
+            <w:tcMar>
+              <w:top w:type="dxa" w:w="60"/>
+              <w:left w:type="dxa" w:w="100"/>
+              <w:bottom w:type="dxa" w:w="60"/>
+              <w:right w:type="dxa" w:w="100"/>
+            </w:tcMar>
+          </w:tcPr>
+          <w:p>
+            <w:pPr>
+              <w:spacing w:after="0"/>
+            </w:pPr>
+            <w:r>
+              <w:rPr>
+                <w:rFonts w:ascii="Arial" w:cs="Arial" w:eastAsia="Arial" w:hAnsi="Arial"/>
+                <w:b w:val="false"/>
+                <w:bCs w:val="false"/>
+                <w:sz w:val="18"/>
+                <w:szCs w:val="18"/>
+              </w:rPr>
+              <w:t xml:space="preserve">0.959</w:t>
+            </w:r>
+          </w:p>
+        </w:tc>
+        <w:tc>
+          <w:tcPr>
+            <w:tcW w:type="dxa" w:w="1000"/>
+            <w:tcBorders>
+              <w:top w:val="single" w:color="CCCCCC" w:sz="1"/>
+              <w:left w:val="single" w:color="CCCCCC" w:sz="1"/>
+              <w:bottom w:val="single" w:color="CCCCCC" w:sz="1"/>
+              <w:right w:val="single" w:color="CCCCCC" w:sz="1"/>
+            </w:tcBorders>
+            <w:tcMar>
+              <w:top w:type="dxa" w:w="60"/>
+              <w:left w:type="dxa" w:w="100"/>
+              <w:bottom w:type="dxa" w:w="60"/>
+              <w:right w:type="dxa" w:w="100"/>
+            </w:tcMar>
+          </w:tcPr>
+          <w:p>
+            <w:pPr>
+              <w:spacing w:after="0"/>
+            </w:pPr>
+            <w:r>
+              <w:rPr>
+                <w:rFonts w:ascii="Arial" w:cs="Arial" w:eastAsia="Arial" w:hAnsi="Arial"/>
+                <w:b w:val="false"/>
+                <w:bCs w:val="false"/>
+                <w:sz w:val="18"/>
+                <w:szCs w:val="18"/>
+              </w:rPr>
+              <w:t xml:space="preserve">0.999</w:t>
+            </w:r>
+          </w:p>
+        </w:tc>
+      </w:tr>
+      <w:tr>
+        <w:tc>
+          <w:tcPr>
+            <w:tcW w:type="dxa" w:w="1100"/>
+            <w:tcBorders>
+              <w:top w:val="single" w:color="CCCCCC" w:sz="1"/>
+              <w:left w:val="single" w:color="CCCCCC" w:sz="1"/>
+              <w:bottom w:val="single" w:color="CCCCCC" w:sz="1"/>
+              <w:right w:val="single" w:color="CCCCCC" w:sz="1"/>
+            </w:tcBorders>
+            <w:tcMar>
+              <w:top w:type="dxa" w:w="60"/>
+              <w:left w:type="dxa" w:w="100"/>
+              <w:bottom w:type="dxa" w:w="60"/>
+              <w:right w:type="dxa" w:w="100"/>
+            </w:tcMar>
+          </w:tcPr>
+          <w:p>
+            <w:pPr>
+              <w:spacing w:after="0"/>
+            </w:pPr>
+            <w:r>
+              <w:rPr>
+                <w:rFonts w:ascii="Arial" w:cs="Arial" w:eastAsia="Arial" w:hAnsi="Arial"/>
+                <w:b w:val="false"/>
+                <w:bCs w:val="false"/>
+                <w:sz w:val="18"/>
+                <w:szCs w:val="18"/>
+              </w:rPr>
+              <w:t xml:space="preserve">6m</w:t>
+            </w:r>
+          </w:p>
+        </w:tc>
+        <w:tc>
+          <w:tcPr>
+            <w:tcW w:type="dxa" w:w="2400"/>
+            <w:tcBorders>
+              <w:top w:val="single" w:color="CCCCCC" w:sz="1"/>
+              <w:left w:val="single" w:color="CCCCCC" w:sz="1"/>
+              <w:bottom w:val="single" w:color="CCCCCC" w:sz="1"/>
+              <w:right w:val="single" w:color="CCCCCC" w:sz="1"/>
+            </w:tcBorders>
+            <w:tcMar>
+              <w:top w:type="dxa" w:w="60"/>
+              <w:left w:type="dxa" w:w="100"/>
+              <w:bottom w:type="dxa" w:w="60"/>
+              <w:right w:type="dxa" w:w="100"/>
+            </w:tcMar>
+          </w:tcPr>
+          <w:p>
+            <w:pPr>
+              <w:spacing w:after="0"/>
+            </w:pPr>
+            <w:r>
+              <w:rPr>
+                <w:rFonts w:ascii="Arial" w:cs="Arial" w:eastAsia="Arial" w:hAnsi="Arial"/>
+                <w:b w:val="false"/>
+                <w:bCs w:val="false"/>
+                <w:sz w:val="18"/>
+                <w:szCs w:val="18"/>
+              </w:rPr>
+              <w:t xml:space="preserve">REM aperiodic exponent</w:t>
+            </w:r>
+          </w:p>
+        </w:tc>
+        <w:tc>
+          <w:tcPr>
+            <w:tcW w:type="dxa" w:w="1100"/>
+            <w:tcBorders>
+              <w:top w:val="single" w:color="CCCCCC" w:sz="1"/>
+              <w:left w:val="single" w:color="CCCCCC" w:sz="1"/>
+              <w:bottom w:val="single" w:color="CCCCCC" w:sz="1"/>
+              <w:right w:val="single" w:color="CCCCCC" w:sz="1"/>
+            </w:tcBorders>
+            <w:tcMar>
+              <w:top w:type="dxa" w:w="60"/>
+              <w:left w:type="dxa" w:w="100"/>
+              <w:bottom w:type="dxa" w:w="60"/>
+              <w:right w:type="dxa" w:w="100"/>
+            </w:tcMar>
+          </w:tcPr>
+          <w:p>
+            <w:pPr>
+              <w:spacing w:after="0"/>
+            </w:pPr>
+            <w:r>
+              <w:rPr>
+                <w:rFonts w:ascii="Arial" w:cs="Arial" w:eastAsia="Arial" w:hAnsi="Arial"/>
+                <w:b w:val="false"/>
+                <w:bCs w:val="false"/>
+                <w:sz w:val="18"/>
+                <w:szCs w:val="18"/>
+              </w:rPr>
+              <w:t xml:space="preserve">1.689</w:t>
+            </w:r>
+          </w:p>
+        </w:tc>
+        <w:tc>
+          <w:tcPr>
+            <w:tcW w:type="dxa" w:w="1100"/>
+            <w:tcBorders>
+              <w:top w:val="single" w:color="CCCCCC" w:sz="1"/>
+              <w:left w:val="single" w:color="CCCCCC" w:sz="1"/>
+              <w:bottom w:val="single" w:color="CCCCCC" w:sz="1"/>
+              <w:right w:val="single" w:color="CCCCCC" w:sz="1"/>
+            </w:tcBorders>
+            <w:tcMar>
+              <w:top w:type="dxa" w:w="60"/>
+              <w:left w:type="dxa" w:w="100"/>
+              <w:bottom w:type="dxa" w:w="60"/>
+              <w:right w:type="dxa" w:w="100"/>
+            </w:tcMar>
+          </w:tcPr>
+          <w:p>
+            <w:pPr>
+              <w:spacing w:after="0"/>
+            </w:pPr>
+            <w:r>
+              <w:rPr>
+                <w:rFonts w:ascii="Arial" w:cs="Arial" w:eastAsia="Arial" w:hAnsi="Arial"/>
+                <w:b w:val="false"/>
+                <w:bCs w:val="false"/>
+                <w:sz w:val="18"/>
+                <w:szCs w:val="18"/>
+              </w:rPr>
+              <w:t xml:space="preserve">1.595</w:t>
+            </w:r>
+          </w:p>
+        </w:tc>
+        <w:tc>
+          <w:tcPr>
+            <w:tcW w:type="dxa" w:w="1200"/>
+            <w:tcBorders>
+              <w:top w:val="single" w:color="CCCCCC" w:sz="1"/>
+              <w:left w:val="single" w:color="CCCCCC" w:sz="1"/>
+              <w:bottom w:val="single" w:color="CCCCCC" w:sz="1"/>
+              <w:right w:val="single" w:color="CCCCCC" w:sz="1"/>
+            </w:tcBorders>
+            <w:tcMar>
+              <w:top w:type="dxa" w:w="60"/>
+              <w:left w:type="dxa" w:w="100"/>
+              <w:bottom w:type="dxa" w:w="60"/>
+              <w:right w:type="dxa" w:w="100"/>
+            </w:tcMar>
+          </w:tcPr>
+          <w:p>
+            <w:pPr>
+              <w:spacing w:after="0"/>
+            </w:pPr>
+            <w:r>
+              <w:rPr>
+                <w:rFonts w:ascii="Arial" w:cs="Arial" w:eastAsia="Arial" w:hAnsi="Arial"/>
+                <w:b w:val="false"/>
+                <w:bCs w:val="false"/>
+                <w:sz w:val="18"/>
+                <w:szCs w:val="18"/>
+              </w:rPr>
+              <w:t xml:space="preserve">−0.30</w:t>
+            </w:r>
+          </w:p>
+        </w:tc>
+        <w:tc>
+          <w:tcPr>
+            <w:tcW w:type="dxa" w:w="1000"/>
+            <w:tcBorders>
+              <w:top w:val="single" w:color="CCCCCC" w:sz="1"/>
+              <w:left w:val="single" w:color="CCCCCC" w:sz="1"/>
+              <w:bottom w:val="single" w:color="CCCCCC" w:sz="1"/>
+              <w:right w:val="single" w:color="CCCCCC" w:sz="1"/>
+            </w:tcBorders>
+            <w:tcMar>
+              <w:top w:type="dxa" w:w="60"/>
+              <w:left w:type="dxa" w:w="100"/>
+              <w:bottom w:type="dxa" w:w="60"/>
+              <w:right w:type="dxa" w:w="100"/>
+            </w:tcMar>
+          </w:tcPr>
+          <w:p>
+            <w:pPr>
+              <w:spacing w:after="0"/>
+            </w:pPr>
+            <w:r>
+              <w:rPr>
+                <w:rFonts w:ascii="Arial" w:cs="Arial" w:eastAsia="Arial" w:hAnsi="Arial"/>
+                <w:b w:val="false"/>
+                <w:bCs w:val="false"/>
+                <w:sz w:val="18"/>
+                <w:szCs w:val="18"/>
+              </w:rPr>
+              <w:t xml:space="preserve">0.798</w:t>
+            </w:r>
+          </w:p>
+        </w:tc>
+        <w:tc>
+          <w:tcPr>
+            <w:tcW w:type="dxa" w:w="1000"/>
+            <w:tcBorders>
+              <w:top w:val="single" w:color="CCCCCC" w:sz="1"/>
+              <w:left w:val="single" w:color="CCCCCC" w:sz="1"/>
+              <w:bottom w:val="single" w:color="CCCCCC" w:sz="1"/>
+              <w:right w:val="single" w:color="CCCCCC" w:sz="1"/>
+            </w:tcBorders>
+            <w:tcMar>
+              <w:top w:type="dxa" w:w="60"/>
+              <w:left w:type="dxa" w:w="100"/>
+              <w:bottom w:type="dxa" w:w="60"/>
+              <w:right w:type="dxa" w:w="100"/>
+            </w:tcMar>
+          </w:tcPr>
+          <w:p>
+            <w:pPr>
+              <w:spacing w:after="0"/>
+            </w:pPr>
+            <w:r>
+              <w:rPr>
+                <w:rFonts w:ascii="Arial" w:cs="Arial" w:eastAsia="Arial" w:hAnsi="Arial"/>
+                <w:b w:val="false"/>
+                <w:bCs w:val="false"/>
+                <w:sz w:val="18"/>
+                <w:szCs w:val="18"/>
+              </w:rPr>
+              <w:t xml:space="preserve">0.986</w:t>
+            </w:r>
+          </w:p>
+        </w:tc>
+      </w:tr>
+      <w:tr>
+        <w:tc>
+          <w:tcPr>
+            <w:tcW w:type="dxa" w:w="1100"/>
+            <w:tcBorders>
+              <w:top w:val="single" w:color="CCCCCC" w:sz="1"/>
+              <w:left w:val="single" w:color="CCCCCC" w:sz="1"/>
+              <w:bottom w:val="single" w:color="CCCCCC" w:sz="1"/>
+              <w:right w:val="single" w:color="CCCCCC" w:sz="1"/>
+            </w:tcBorders>
+            <w:tcMar>
+              <w:top w:type="dxa" w:w="60"/>
+              <w:left w:type="dxa" w:w="100"/>
+              <w:bottom w:type="dxa" w:w="60"/>
+              <w:right w:type="dxa" w:w="100"/>
+            </w:tcMar>
+          </w:tcPr>
+          <w:p>
+            <w:pPr>
+              <w:spacing w:after="0"/>
+            </w:pPr>
+            <w:r>
+              <w:rPr>
+                <w:rFonts w:ascii="Arial" w:cs="Arial" w:eastAsia="Arial" w:hAnsi="Arial"/>
+                <w:b w:val="false"/>
+                <w:bCs w:val="false"/>
+                <w:sz w:val="18"/>
+                <w:szCs w:val="18"/>
+              </w:rPr>
+              <w:t xml:space="preserve">7m</w:t>
+            </w:r>
+          </w:p>
+        </w:tc>
+        <w:tc>
+          <w:tcPr>
+            <w:tcW w:type="dxa" w:w="2400"/>
+            <w:tcBorders>
+              <w:top w:val="single" w:color="CCCCCC" w:sz="1"/>
+              <w:left w:val="single" w:color="CCCCCC" w:sz="1"/>
+              <w:bottom w:val="single" w:color="CCCCCC" w:sz="1"/>
+              <w:right w:val="single" w:color="CCCCCC" w:sz="1"/>
+            </w:tcBorders>
+            <w:tcMar>
+              <w:top w:type="dxa" w:w="60"/>
+              <w:left w:type="dxa" w:w="100"/>
+              <w:bottom w:type="dxa" w:w="60"/>
+              <w:right w:type="dxa" w:w="100"/>
+            </w:tcMar>
+          </w:tcPr>
+          <w:p>
+            <w:pPr>
+              <w:spacing w:after="0"/>
+            </w:pPr>
+            <w:r>
+              <w:rPr>
+                <w:rFonts w:ascii="Arial" w:cs="Arial" w:eastAsia="Arial" w:hAnsi="Arial"/>
+                <w:b w:val="false"/>
+                <w:bCs w:val="false"/>
+                <w:sz w:val="18"/>
+                <w:szCs w:val="18"/>
+              </w:rPr>
+              <w:t xml:space="preserve">REM relative beta</w:t>
+            </w:r>
+          </w:p>
+        </w:tc>
+        <w:tc>
+          <w:tcPr>
+            <w:tcW w:type="dxa" w:w="1100"/>
+            <w:tcBorders>
+              <w:top w:val="single" w:color="CCCCCC" w:sz="1"/>
+              <w:left w:val="single" w:color="CCCCCC" w:sz="1"/>
+              <w:bottom w:val="single" w:color="CCCCCC" w:sz="1"/>
+              <w:right w:val="single" w:color="CCCCCC" w:sz="1"/>
+            </w:tcBorders>
+            <w:tcMar>
+              <w:top w:type="dxa" w:w="60"/>
+              <w:left w:type="dxa" w:w="100"/>
+              <w:bottom w:type="dxa" w:w="60"/>
+              <w:right w:type="dxa" w:w="100"/>
+            </w:tcMar>
+          </w:tcPr>
+          <w:p>
+            <w:pPr>
+              <w:spacing w:after="0"/>
+            </w:pPr>
+            <w:r>
+              <w:rPr>
+                <w:rFonts w:ascii="Arial" w:cs="Arial" w:eastAsia="Arial" w:hAnsi="Arial"/>
+                <w:b w:val="false"/>
+                <w:bCs w:val="false"/>
+                <w:sz w:val="18"/>
+                <w:szCs w:val="18"/>
+              </w:rPr>
+              <w:t xml:space="preserve">0.131</w:t>
+            </w:r>
+          </w:p>
+        </w:tc>
+        <w:tc>
+          <w:tcPr>
+            <w:tcW w:type="dxa" w:w="1100"/>
+            <w:tcBorders>
+              <w:top w:val="single" w:color="CCCCCC" w:sz="1"/>
+              <w:left w:val="single" w:color="CCCCCC" w:sz="1"/>
+              <w:bottom w:val="single" w:color="CCCCCC" w:sz="1"/>
+              <w:right w:val="single" w:color="CCCCCC" w:sz="1"/>
+            </w:tcBorders>
+            <w:tcMar>
+              <w:top w:type="dxa" w:w="60"/>
+              <w:left w:type="dxa" w:w="100"/>
+              <w:bottom w:type="dxa" w:w="60"/>
+              <w:right w:type="dxa" w:w="100"/>
+            </w:tcMar>
+          </w:tcPr>
+          <w:p>
+            <w:pPr>
+              <w:spacing w:after="0"/>
+            </w:pPr>
+            <w:r>
+              <w:rPr>
+                <w:rFonts w:ascii="Arial" w:cs="Arial" w:eastAsia="Arial" w:hAnsi="Arial"/>
+                <w:b w:val="false"/>
+                <w:bCs w:val="false"/>
+                <w:sz w:val="18"/>
+                <w:szCs w:val="18"/>
+              </w:rPr>
+              <w:t xml:space="preserve">0.128</w:t>
+            </w:r>
+          </w:p>
+        </w:tc>
+        <w:tc>
+          <w:tcPr>
+            <w:tcW w:type="dxa" w:w="1200"/>
+            <w:tcBorders>
+              <w:top w:val="single" w:color="CCCCCC" w:sz="1"/>
+              <w:left w:val="single" w:color="CCCCCC" w:sz="1"/>
+              <w:bottom w:val="single" w:color="CCCCCC" w:sz="1"/>
+              <w:right w:val="single" w:color="CCCCCC" w:sz="1"/>
+            </w:tcBorders>
+            <w:tcMar>
+              <w:top w:type="dxa" w:w="60"/>
+              <w:left w:type="dxa" w:w="100"/>
+              <w:bottom w:type="dxa" w:w="60"/>
+              <w:right w:type="dxa" w:w="100"/>
+            </w:tcMar>
+          </w:tcPr>
+          <w:p>
+            <w:pPr>
+              <w:spacing w:after="0"/>
+            </w:pPr>
+            <w:r>
+              <w:rPr>
+                <w:rFonts w:ascii="Arial" w:cs="Arial" w:eastAsia="Arial" w:hAnsi="Arial"/>
+                <w:b w:val="false"/>
+                <w:bCs w:val="false"/>
+                <w:sz w:val="18"/>
+                <w:szCs w:val="18"/>
+              </w:rPr>
+              <w:t xml:space="preserve">−0.10</w:t>
+            </w:r>
+          </w:p>
+        </w:tc>
+        <w:tc>
+          <w:tcPr>
+            <w:tcW w:type="dxa" w:w="1000"/>
+            <w:tcBorders>
+              <w:top w:val="single" w:color="CCCCCC" w:sz="1"/>
+              <w:left w:val="single" w:color="CCCCCC" w:sz="1"/>
+              <w:bottom w:val="single" w:color="CCCCCC" w:sz="1"/>
+              <w:right w:val="single" w:color="CCCCCC" w:sz="1"/>
+            </w:tcBorders>
+            <w:tcMar>
+              <w:top w:type="dxa" w:w="60"/>
+              <w:left w:type="dxa" w:w="100"/>
+              <w:bottom w:type="dxa" w:w="60"/>
+              <w:right w:type="dxa" w:w="100"/>
+            </w:tcMar>
+          </w:tcPr>
+          <w:p>
+            <w:pPr>
+              <w:spacing w:after="0"/>
+            </w:pPr>
+            <w:r>
+              <w:rPr>
+                <w:rFonts w:ascii="Arial" w:cs="Arial" w:eastAsia="Arial" w:hAnsi="Arial"/>
+                <w:b w:val="false"/>
+                <w:bCs w:val="false"/>
+                <w:sz w:val="18"/>
+                <w:szCs w:val="18"/>
+              </w:rPr>
+              <w:t xml:space="preserve">0.950</w:t>
+            </w:r>
+          </w:p>
+        </w:tc>
+        <w:tc>
+          <w:tcPr>
+            <w:tcW w:type="dxa" w:w="1000"/>
+            <w:tcBorders>
+              <w:top w:val="single" w:color="CCCCCC" w:sz="1"/>
+              <w:left w:val="single" w:color="CCCCCC" w:sz="1"/>
+              <w:bottom w:val="single" w:color="CCCCCC" w:sz="1"/>
+              <w:right w:val="single" w:color="CCCCCC" w:sz="1"/>
+            </w:tcBorders>
+            <w:tcMar>
+              <w:top w:type="dxa" w:w="60"/>
+              <w:left w:type="dxa" w:w="100"/>
+              <w:bottom w:type="dxa" w:w="60"/>
+              <w:right w:type="dxa" w:w="100"/>
+            </w:tcMar>
+          </w:tcPr>
+          <w:p>
+            <w:pPr>
+              <w:spacing w:after="0"/>
+            </w:pPr>
+            <w:r>
+              <w:rPr>
+                <w:rFonts w:ascii="Arial" w:cs="Arial" w:eastAsia="Arial" w:hAnsi="Arial"/>
+                <w:b w:val="false"/>
+                <w:bCs w:val="false"/>
+                <w:sz w:val="18"/>
+                <w:szCs w:val="18"/>
+              </w:rPr>
+              <w:t xml:space="preserve">1.000</w:t>
+            </w:r>
+          </w:p>
+        </w:tc>
+      </w:tr>
+      <w:tr>
+        <w:tc>
+          <w:tcPr>
+            <w:tcW w:type="dxa" w:w="1100"/>
+            <w:tcBorders>
+              <w:top w:val="single" w:color="CCCCCC" w:sz="1"/>
+              <w:left w:val="single" w:color="CCCCCC" w:sz="1"/>
+              <w:bottom w:val="single" w:color="CCCCCC" w:sz="1"/>
+              <w:right w:val="single" w:color="CCCCCC" w:sz="1"/>
+            </w:tcBorders>
+            <w:tcMar>
+              <w:top w:type="dxa" w:w="60"/>
+              <w:left w:type="dxa" w:w="100"/>
+              <w:bottom w:type="dxa" w:w="60"/>
+              <w:right w:type="dxa" w:w="100"/>
+            </w:tcMar>
+          </w:tcPr>
+          <w:p>
+            <w:pPr>
+              <w:spacing w:after="0"/>
+            </w:pPr>
+            <w:r>
+              <w:rPr>
+                <w:rFonts w:ascii="Arial" w:cs="Arial" w:eastAsia="Arial" w:hAnsi="Arial"/>
+                <w:b w:val="false"/>
+                <w:bCs w:val="false"/>
+                <w:sz w:val="18"/>
+                <w:szCs w:val="18"/>
+              </w:rPr>
+              <w:t xml:space="preserve">7m</w:t>
+            </w:r>
+          </w:p>
+        </w:tc>
+        <w:tc>
+          <w:tcPr>
+            <w:tcW w:type="dxa" w:w="2400"/>
+            <w:tcBorders>
+              <w:top w:val="single" w:color="CCCCCC" w:sz="1"/>
+              <w:left w:val="single" w:color="CCCCCC" w:sz="1"/>
+              <w:bottom w:val="single" w:color="CCCCCC" w:sz="1"/>
+              <w:right w:val="single" w:color="CCCCCC" w:sz="1"/>
+            </w:tcBorders>
+            <w:tcMar>
+              <w:top w:type="dxa" w:w="60"/>
+              <w:left w:type="dxa" w:w="100"/>
+              <w:bottom w:type="dxa" w:w="60"/>
+              <w:right w:type="dxa" w:w="100"/>
+            </w:tcMar>
+          </w:tcPr>
+          <w:p>
+            <w:pPr>
+              <w:spacing w:after="0"/>
+            </w:pPr>
+            <w:r>
+              <w:rPr>
+                <w:rFonts w:ascii="Arial" w:cs="Arial" w:eastAsia="Arial" w:hAnsi="Arial"/>
+                <w:b w:val="false"/>
+                <w:bCs w:val="false"/>
+                <w:sz w:val="18"/>
+                <w:szCs w:val="18"/>
+              </w:rPr>
+              <w:t xml:space="preserve">REM theta/delta ratio</w:t>
+            </w:r>
+          </w:p>
+        </w:tc>
+        <w:tc>
+          <w:tcPr>
+            <w:tcW w:type="dxa" w:w="1100"/>
+            <w:tcBorders>
+              <w:top w:val="single" w:color="CCCCCC" w:sz="1"/>
+              <w:left w:val="single" w:color="CCCCCC" w:sz="1"/>
+              <w:bottom w:val="single" w:color="CCCCCC" w:sz="1"/>
+              <w:right w:val="single" w:color="CCCCCC" w:sz="1"/>
+            </w:tcBorders>
+            <w:tcMar>
+              <w:top w:type="dxa" w:w="60"/>
+              <w:left w:type="dxa" w:w="100"/>
+              <w:bottom w:type="dxa" w:w="60"/>
+              <w:right w:type="dxa" w:w="100"/>
+            </w:tcMar>
+          </w:tcPr>
+          <w:p>
+            <w:pPr>
+              <w:spacing w:after="0"/>
+            </w:pPr>
+            <w:r>
+              <w:rPr>
+                <w:rFonts w:ascii="Arial" w:cs="Arial" w:eastAsia="Arial" w:hAnsi="Arial"/>
+                <w:b w:val="false"/>
+                <w:bCs w:val="false"/>
+                <w:sz w:val="18"/>
+                <w:szCs w:val="18"/>
+              </w:rPr>
+              <w:t xml:space="preserve">1.547</w:t>
+            </w:r>
+          </w:p>
+        </w:tc>
+        <w:tc>
+          <w:tcPr>
+            <w:tcW w:type="dxa" w:w="1100"/>
+            <w:tcBorders>
+              <w:top w:val="single" w:color="CCCCCC" w:sz="1"/>
+              <w:left w:val="single" w:color="CCCCCC" w:sz="1"/>
+              <w:bottom w:val="single" w:color="CCCCCC" w:sz="1"/>
+              <w:right w:val="single" w:color="CCCCCC" w:sz="1"/>
+            </w:tcBorders>
+            <w:tcMar>
+              <w:top w:type="dxa" w:w="60"/>
+              <w:left w:type="dxa" w:w="100"/>
+              <w:bottom w:type="dxa" w:w="60"/>
+              <w:right w:type="dxa" w:w="100"/>
+            </w:tcMar>
+          </w:tcPr>
+          <w:p>
+            <w:pPr>
+              <w:spacing w:after="0"/>
+            </w:pPr>
+            <w:r>
+              <w:rPr>
+                <w:rFonts w:ascii="Arial" w:cs="Arial" w:eastAsia="Arial" w:hAnsi="Arial"/>
+                <w:b w:val="false"/>
+                <w:bCs w:val="false"/>
+                <w:sz w:val="18"/>
+                <w:szCs w:val="18"/>
+              </w:rPr>
+              <w:t xml:space="preserve">1.476</w:t>
+            </w:r>
+          </w:p>
+        </w:tc>
+        <w:tc>
+          <w:tcPr>
+            <w:tcW w:type="dxa" w:w="1200"/>
+            <w:tcBorders>
+              <w:top w:val="single" w:color="CCCCCC" w:sz="1"/>
+              <w:left w:val="single" w:color="CCCCCC" w:sz="1"/>
+              <w:bottom w:val="single" w:color="CCCCCC" w:sz="1"/>
+              <w:right w:val="single" w:color="CCCCCC" w:sz="1"/>
+            </w:tcBorders>
+            <w:tcMar>
+              <w:top w:type="dxa" w:w="60"/>
+              <w:left w:type="dxa" w:w="100"/>
+              <w:bottom w:type="dxa" w:w="60"/>
+              <w:right w:type="dxa" w:w="100"/>
+            </w:tcMar>
+          </w:tcPr>
+          <w:p>
+            <w:pPr>
+              <w:spacing w:after="0"/>
+            </w:pPr>
+            <w:r>
+              <w:rPr>
+                <w:rFonts w:ascii="Arial" w:cs="Arial" w:eastAsia="Arial" w:hAnsi="Arial"/>
+                <w:b w:val="false"/>
+                <w:bCs w:val="false"/>
+                <w:sz w:val="18"/>
+                <w:szCs w:val="18"/>
+              </w:rPr>
+              <w:t xml:space="preserve">−0.12</w:t>
+            </w:r>
+          </w:p>
+        </w:tc>
+        <w:tc>
+          <w:tcPr>
+            <w:tcW w:type="dxa" w:w="1000"/>
+            <w:tcBorders>
+              <w:top w:val="single" w:color="CCCCCC" w:sz="1"/>
+              <w:left w:val="single" w:color="CCCCCC" w:sz="1"/>
+              <w:bottom w:val="single" w:color="CCCCCC" w:sz="1"/>
+              <w:right w:val="single" w:color="CCCCCC" w:sz="1"/>
+            </w:tcBorders>
+            <w:tcMar>
+              <w:top w:type="dxa" w:w="60"/>
+              <w:left w:type="dxa" w:w="100"/>
+              <w:bottom w:type="dxa" w:w="60"/>
+              <w:right w:type="dxa" w:w="100"/>
+            </w:tcMar>
+          </w:tcPr>
+          <w:p>
+            <w:pPr>
+              <w:spacing w:after="0"/>
+            </w:pPr>
+            <w:r>
+              <w:rPr>
+                <w:rFonts w:ascii="Arial" w:cs="Arial" w:eastAsia="Arial" w:hAnsi="Arial"/>
+                <w:b w:val="false"/>
+                <w:bCs w:val="false"/>
+                <w:sz w:val="18"/>
+                <w:szCs w:val="18"/>
+              </w:rPr>
+              <w:t xml:space="preserve">1.000</w:t>
+            </w:r>
+          </w:p>
+        </w:tc>
+        <w:tc>
+          <w:tcPr>
+            <w:tcW w:type="dxa" w:w="1000"/>
+            <w:tcBorders>
+              <w:top w:val="single" w:color="CCCCCC" w:sz="1"/>
+              <w:left w:val="single" w:color="CCCCCC" w:sz="1"/>
+              <w:bottom w:val="single" w:color="CCCCCC" w:sz="1"/>
+              <w:right w:val="single" w:color="CCCCCC" w:sz="1"/>
+            </w:tcBorders>
+            <w:tcMar>
+              <w:top w:type="dxa" w:w="60"/>
+              <w:left w:type="dxa" w:w="100"/>
+              <w:bottom w:type="dxa" w:w="60"/>
+              <w:right w:type="dxa" w:w="100"/>
+            </w:tcMar>
+          </w:tcPr>
+          <w:p>
+            <w:pPr>
+              <w:spacing w:after="0"/>
+            </w:pPr>
+            <w:r>
+              <w:rPr>
+                <w:rFonts w:ascii="Arial" w:cs="Arial" w:eastAsia="Arial" w:hAnsi="Arial"/>
+                <w:b w:val="false"/>
+                <w:bCs w:val="false"/>
+                <w:sz w:val="18"/>
+                <w:szCs w:val="18"/>
+              </w:rPr>
+              <w:t xml:space="preserve">1.000</w:t>
+            </w:r>
+          </w:p>
+        </w:tc>
+      </w:tr>
+      <w:tr>
+        <w:tc>
+          <w:tcPr>
+            <w:tcW w:type="dxa" w:w="1100"/>
+            <w:tcBorders>
+              <w:top w:val="single" w:color="CCCCCC" w:sz="1"/>
+              <w:left w:val="single" w:color="CCCCCC" w:sz="1"/>
+              <w:bottom w:val="single" w:color="CCCCCC" w:sz="1"/>
+              <w:right w:val="single" w:color="CCCCCC" w:sz="1"/>
+            </w:tcBorders>
+            <w:tcMar>
+              <w:top w:type="dxa" w:w="60"/>
+              <w:left w:type="dxa" w:w="100"/>
+              <w:bottom w:type="dxa" w:w="60"/>
+              <w:right w:type="dxa" w:w="100"/>
+            </w:tcMar>
+          </w:tcPr>
+          <w:p>
+            <w:pPr>
+              <w:spacing w:after="0"/>
+            </w:pPr>
+            <w:r>
+              <w:rPr>
+                <w:rFonts w:ascii="Arial" w:cs="Arial" w:eastAsia="Arial" w:hAnsi="Arial"/>
+                <w:b w:val="false"/>
+                <w:bCs w:val="false"/>
+                <w:sz w:val="18"/>
+                <w:szCs w:val="18"/>
+              </w:rPr>
+              <w:t xml:space="preserve">7m</w:t>
+            </w:r>
+          </w:p>
+        </w:tc>
+        <w:tc>
+          <w:tcPr>
+            <w:tcW w:type="dxa" w:w="2400"/>
+            <w:tcBorders>
+              <w:top w:val="single" w:color="CCCCCC" w:sz="1"/>
+              <w:left w:val="single" w:color="CCCCCC" w:sz="1"/>
+              <w:bottom w:val="single" w:color="CCCCCC" w:sz="1"/>
+              <w:right w:val="single" w:color="CCCCCC" w:sz="1"/>
+            </w:tcBorders>
+            <w:tcMar>
+              <w:top w:type="dxa" w:w="60"/>
+              <w:left w:type="dxa" w:w="100"/>
+              <w:bottom w:type="dxa" w:w="60"/>
+              <w:right w:type="dxa" w:w="100"/>
+            </w:tcMar>
+          </w:tcPr>
+          <w:p>
+            <w:pPr>
+              <w:spacing w:after="0"/>
+            </w:pPr>
+            <w:r>
+              <w:rPr>
+                <w:rFonts w:ascii="Arial" w:cs="Arial" w:eastAsia="Arial" w:hAnsi="Arial"/>
+                <w:b w:val="false"/>
+                <w:bCs w:val="false"/>
+                <w:sz w:val="18"/>
+                <w:szCs w:val="18"/>
+              </w:rPr>
+              <w:t xml:space="preserve">REM relative theta</w:t>
+            </w:r>
+          </w:p>
+        </w:tc>
+        <w:tc>
+          <w:tcPr>
+            <w:tcW w:type="dxa" w:w="1100"/>
+            <w:tcBorders>
+              <w:top w:val="single" w:color="CCCCCC" w:sz="1"/>
+              <w:left w:val="single" w:color="CCCCCC" w:sz="1"/>
+              <w:bottom w:val="single" w:color="CCCCCC" w:sz="1"/>
+              <w:right w:val="single" w:color="CCCCCC" w:sz="1"/>
+            </w:tcBorders>
+            <w:tcMar>
+              <w:top w:type="dxa" w:w="60"/>
+              <w:left w:type="dxa" w:w="100"/>
+              <w:bottom w:type="dxa" w:w="60"/>
+              <w:right w:type="dxa" w:w="100"/>
+            </w:tcMar>
+          </w:tcPr>
+          <w:p>
+            <w:pPr>
+              <w:spacing w:after="0"/>
+            </w:pPr>
+            <w:r>
+              <w:rPr>
+                <w:rFonts w:ascii="Arial" w:cs="Arial" w:eastAsia="Arial" w:hAnsi="Arial"/>
+                <w:b w:val="false"/>
+                <w:bCs w:val="false"/>
+                <w:sz w:val="18"/>
+                <w:szCs w:val="18"/>
+              </w:rPr>
+              <w:t xml:space="preserve">0.351</w:t>
+            </w:r>
+          </w:p>
+        </w:tc>
+        <w:tc>
+          <w:tcPr>
+            <w:tcW w:type="dxa" w:w="1100"/>
+            <w:tcBorders>
+              <w:top w:val="single" w:color="CCCCCC" w:sz="1"/>
+              <w:left w:val="single" w:color="CCCCCC" w:sz="1"/>
+              <w:bottom w:val="single" w:color="CCCCCC" w:sz="1"/>
+              <w:right w:val="single" w:color="CCCCCC" w:sz="1"/>
+            </w:tcBorders>
+            <w:tcMar>
+              <w:top w:type="dxa" w:w="60"/>
+              <w:left w:type="dxa" w:w="100"/>
+              <w:bottom w:type="dxa" w:w="60"/>
+              <w:right w:type="dxa" w:w="100"/>
+            </w:tcMar>
+          </w:tcPr>
+          <w:p>
+            <w:pPr>
+              <w:spacing w:after="0"/>
+            </w:pPr>
+            <w:r>
+              <w:rPr>
+                <w:rFonts w:ascii="Arial" w:cs="Arial" w:eastAsia="Arial" w:hAnsi="Arial"/>
+                <w:b w:val="false"/>
+                <w:bCs w:val="false"/>
+                <w:sz w:val="18"/>
+                <w:szCs w:val="18"/>
+              </w:rPr>
+              <w:t xml:space="preserve">0.342</w:t>
+            </w:r>
+          </w:p>
+        </w:tc>
+        <w:tc>
+          <w:tcPr>
+            <w:tcW w:type="dxa" w:w="1200"/>
+            <w:tcBorders>
+              <w:top w:val="single" w:color="CCCCCC" w:sz="1"/>
+              <w:left w:val="single" w:color="CCCCCC" w:sz="1"/>
+              <w:bottom w:val="single" w:color="CCCCCC" w:sz="1"/>
+              <w:right w:val="single" w:color="CCCCCC" w:sz="1"/>
+            </w:tcBorders>
+            <w:tcMar>
+              <w:top w:type="dxa" w:w="60"/>
+              <w:left w:type="dxa" w:w="100"/>
+              <w:bottom w:type="dxa" w:w="60"/>
+              <w:right w:type="dxa" w:w="100"/>
+            </w:tcMar>
+          </w:tcPr>
+          <w:p>
+            <w:pPr>
+              <w:spacing w:after="0"/>
+            </w:pPr>
+            <w:r>
+              <w:rPr>
+                <w:rFonts w:ascii="Arial" w:cs="Arial" w:eastAsia="Arial" w:hAnsi="Arial"/>
+                <w:b w:val="false"/>
+                <w:bCs w:val="false"/>
+                <w:sz w:val="18"/>
+                <w:szCs w:val="18"/>
+              </w:rPr>
+              <w:t xml:space="preserve">−0.13</w:t>
+            </w:r>
+          </w:p>
+        </w:tc>
+        <w:tc>
+          <w:tcPr>
+            <w:tcW w:type="dxa" w:w="1000"/>
+            <w:tcBorders>
+              <w:top w:val="single" w:color="CCCCCC" w:sz="1"/>
+              <w:left w:val="single" w:color="CCCCCC" w:sz="1"/>
+              <w:bottom w:val="single" w:color="CCCCCC" w:sz="1"/>
+              <w:right w:val="single" w:color="CCCCCC" w:sz="1"/>
+            </w:tcBorders>
+            <w:tcMar>
+              <w:top w:type="dxa" w:w="60"/>
+              <w:left w:type="dxa" w:w="100"/>
+              <w:bottom w:type="dxa" w:w="60"/>
+              <w:right w:type="dxa" w:w="100"/>
+            </w:tcMar>
+          </w:tcPr>
+          <w:p>
+            <w:pPr>
+              <w:spacing w:after="0"/>
+            </w:pPr>
+            <w:r>
+              <w:rPr>
+                <w:rFonts w:ascii="Arial" w:cs="Arial" w:eastAsia="Arial" w:hAnsi="Arial"/>
+                <w:b w:val="false"/>
+                <w:bCs w:val="false"/>
+                <w:sz w:val="18"/>
+                <w:szCs w:val="18"/>
+              </w:rPr>
+              <w:t xml:space="preserve">0.662</w:t>
+            </w:r>
+          </w:p>
+        </w:tc>
+        <w:tc>
+          <w:tcPr>
+            <w:tcW w:type="dxa" w:w="1000"/>
+            <w:tcBorders>
+              <w:top w:val="single" w:color="CCCCCC" w:sz="1"/>
+              <w:left w:val="single" w:color="CCCCCC" w:sz="1"/>
+              <w:bottom w:val="single" w:color="CCCCCC" w:sz="1"/>
+              <w:right w:val="single" w:color="CCCCCC" w:sz="1"/>
+            </w:tcBorders>
+            <w:tcMar>
+              <w:top w:type="dxa" w:w="60"/>
+              <w:left w:type="dxa" w:w="100"/>
+              <w:bottom w:type="dxa" w:w="60"/>
+              <w:right w:type="dxa" w:w="100"/>
+            </w:tcMar>
+          </w:tcPr>
+          <w:p>
+            <w:pPr>
+              <w:spacing w:after="0"/>
+            </w:pPr>
+            <w:r>
+              <w:rPr>
+                <w:rFonts w:ascii="Arial" w:cs="Arial" w:eastAsia="Arial" w:hAnsi="Arial"/>
+                <w:b w:val="false"/>
+                <w:bCs w:val="false"/>
+                <w:sz w:val="18"/>
+                <w:szCs w:val="18"/>
+              </w:rPr>
+              <w:t xml:space="preserve">1.000</w:t>
+            </w:r>
+          </w:p>
+        </w:tc>
+      </w:tr>
+      <w:tr>
+        <w:tc>
+          <w:tcPr>
+            <w:tcW w:type="dxa" w:w="1100"/>
+            <w:tcBorders>
+              <w:top w:val="single" w:color="CCCCCC" w:sz="1"/>
+              <w:left w:val="single" w:color="CCCCCC" w:sz="1"/>
+              <w:bottom w:val="single" w:color="CCCCCC" w:sz="1"/>
+              <w:right w:val="single" w:color="CCCCCC" w:sz="1"/>
+            </w:tcBorders>
+            <w:tcMar>
+              <w:top w:type="dxa" w:w="60"/>
+              <w:left w:type="dxa" w:w="100"/>
+              <w:bottom w:type="dxa" w:w="60"/>
+              <w:right w:type="dxa" w:w="100"/>
+            </w:tcMar>
+          </w:tcPr>
+          <w:p>
+            <w:pPr>
+              <w:spacing w:after="0"/>
+            </w:pPr>
+            <w:r>
+              <w:rPr>
+                <w:rFonts w:ascii="Arial" w:cs="Arial" w:eastAsia="Arial" w:hAnsi="Arial"/>
+                <w:b w:val="false"/>
+                <w:bCs w:val="false"/>
+                <w:sz w:val="18"/>
+                <w:szCs w:val="18"/>
+              </w:rPr>
+              <w:t xml:space="preserve">7m</w:t>
+            </w:r>
+          </w:p>
+        </w:tc>
+        <w:tc>
+          <w:tcPr>
+            <w:tcW w:type="dxa" w:w="2400"/>
+            <w:tcBorders>
+              <w:top w:val="single" w:color="CCCCCC" w:sz="1"/>
+              <w:left w:val="single" w:color="CCCCCC" w:sz="1"/>
+              <w:bottom w:val="single" w:color="CCCCCC" w:sz="1"/>
+              <w:right w:val="single" w:color="CCCCCC" w:sz="1"/>
+            </w:tcBorders>
+            <w:tcMar>
+              <w:top w:type="dxa" w:w="60"/>
+              <w:left w:type="dxa" w:w="100"/>
+              <w:bottom w:type="dxa" w:w="60"/>
+              <w:right w:type="dxa" w:w="100"/>
+            </w:tcMar>
+          </w:tcPr>
+          <w:p>
+            <w:pPr>
+              <w:spacing w:after="0"/>
+            </w:pPr>
+            <w:r>
+              <w:rPr>
+                <w:rFonts w:ascii="Arial" w:cs="Arial" w:eastAsia="Arial" w:hAnsi="Arial"/>
+                <w:b w:val="false"/>
+                <w:bCs w:val="false"/>
+                <w:sz w:val="18"/>
+                <w:szCs w:val="18"/>
+              </w:rPr>
+              <w:t xml:space="preserve">Wake relative beta</w:t>
+            </w:r>
+          </w:p>
+        </w:tc>
+        <w:tc>
+          <w:tcPr>
+            <w:tcW w:type="dxa" w:w="1100"/>
+            <w:tcBorders>
+              <w:top w:val="single" w:color="CCCCCC" w:sz="1"/>
+              <w:left w:val="single" w:color="CCCCCC" w:sz="1"/>
+              <w:bottom w:val="single" w:color="CCCCCC" w:sz="1"/>
+              <w:right w:val="single" w:color="CCCCCC" w:sz="1"/>
+            </w:tcBorders>
+            <w:tcMar>
+              <w:top w:type="dxa" w:w="60"/>
+              <w:left w:type="dxa" w:w="100"/>
+              <w:bottom w:type="dxa" w:w="60"/>
+              <w:right w:type="dxa" w:w="100"/>
+            </w:tcMar>
+          </w:tcPr>
+          <w:p>
+            <w:pPr>
+              <w:spacing w:after="0"/>
+            </w:pPr>
+            <w:r>
+              <w:rPr>
+                <w:rFonts w:ascii="Arial" w:cs="Arial" w:eastAsia="Arial" w:hAnsi="Arial"/>
+                <w:b w:val="false"/>
+                <w:bCs w:val="false"/>
+                <w:sz w:val="18"/>
+                <w:szCs w:val="18"/>
+              </w:rPr>
+              <w:t xml:space="preserve">0.129</w:t>
+            </w:r>
+          </w:p>
+        </w:tc>
+        <w:tc>
+          <w:tcPr>
+            <w:tcW w:type="dxa" w:w="1100"/>
+            <w:tcBorders>
+              <w:top w:val="single" w:color="CCCCCC" w:sz="1"/>
+              <w:left w:val="single" w:color="CCCCCC" w:sz="1"/>
+              <w:bottom w:val="single" w:color="CCCCCC" w:sz="1"/>
+              <w:right w:val="single" w:color="CCCCCC" w:sz="1"/>
+            </w:tcBorders>
+            <w:tcMar>
+              <w:top w:type="dxa" w:w="60"/>
+              <w:left w:type="dxa" w:w="100"/>
+              <w:bottom w:type="dxa" w:w="60"/>
+              <w:right w:type="dxa" w:w="100"/>
+            </w:tcMar>
+          </w:tcPr>
+          <w:p>
+            <w:pPr>
+              <w:spacing w:after="0"/>
+            </w:pPr>
+            <w:r>
+              <w:rPr>
+                <w:rFonts w:ascii="Arial" w:cs="Arial" w:eastAsia="Arial" w:hAnsi="Arial"/>
+                <w:b w:val="false"/>
+                <w:bCs w:val="false"/>
+                <w:sz w:val="18"/>
+                <w:szCs w:val="18"/>
+              </w:rPr>
+              <w:t xml:space="preserve">0.120</w:t>
+            </w:r>
+          </w:p>
+        </w:tc>
+        <w:tc>
+          <w:tcPr>
+            <w:tcW w:type="dxa" w:w="1200"/>
+            <w:tcBorders>
+              <w:top w:val="single" w:color="CCCCCC" w:sz="1"/>
+              <w:left w:val="single" w:color="CCCCCC" w:sz="1"/>
+              <w:bottom w:val="single" w:color="CCCCCC" w:sz="1"/>
+              <w:right w:val="single" w:color="CCCCCC" w:sz="1"/>
+            </w:tcBorders>
+            <w:tcMar>
+              <w:top w:type="dxa" w:w="60"/>
+              <w:left w:type="dxa" w:w="100"/>
+              <w:bottom w:type="dxa" w:w="60"/>
+              <w:right w:type="dxa" w:w="100"/>
+            </w:tcMar>
+          </w:tcPr>
+          <w:p>
+            <w:pPr>
+              <w:spacing w:after="0"/>
+            </w:pPr>
+            <w:r>
+              <w:rPr>
+                <w:rFonts w:ascii="Arial" w:cs="Arial" w:eastAsia="Arial" w:hAnsi="Arial"/>
+                <w:b w:val="false"/>
+                <w:bCs w:val="false"/>
+                <w:sz w:val="18"/>
+                <w:szCs w:val="18"/>
+              </w:rPr>
+              <w:t xml:space="preserve">−0.25</w:t>
+            </w:r>
+          </w:p>
+        </w:tc>
+        <w:tc>
+          <w:tcPr>
+            <w:tcW w:type="dxa" w:w="1000"/>
+            <w:tcBorders>
+              <w:top w:val="single" w:color="CCCCCC" w:sz="1"/>
+              <w:left w:val="single" w:color="CCCCCC" w:sz="1"/>
+              <w:bottom w:val="single" w:color="CCCCCC" w:sz="1"/>
+              <w:right w:val="single" w:color="CCCCCC" w:sz="1"/>
+            </w:tcBorders>
+            <w:tcMar>
+              <w:top w:type="dxa" w:w="60"/>
+              <w:left w:type="dxa" w:w="100"/>
+              <w:bottom w:type="dxa" w:w="60"/>
+              <w:right w:type="dxa" w:w="100"/>
+            </w:tcMar>
+          </w:tcPr>
+          <w:p>
+            <w:pPr>
+              <w:spacing w:after="0"/>
+            </w:pPr>
+            <w:r>
+              <w:rPr>
+                <w:rFonts w:ascii="Arial" w:cs="Arial" w:eastAsia="Arial" w:hAnsi="Arial"/>
+                <w:b w:val="false"/>
+                <w:bCs w:val="false"/>
+                <w:sz w:val="18"/>
+                <w:szCs w:val="18"/>
+              </w:rPr>
+              <w:t xml:space="preserve">0.755</w:t>
+            </w:r>
+          </w:p>
+        </w:tc>
+        <w:tc>
+          <w:tcPr>
+            <w:tcW w:type="dxa" w:w="1000"/>
+            <w:tcBorders>
+              <w:top w:val="single" w:color="CCCCCC" w:sz="1"/>
+              <w:left w:val="single" w:color="CCCCCC" w:sz="1"/>
+              <w:bottom w:val="single" w:color="CCCCCC" w:sz="1"/>
+              <w:right w:val="single" w:color="CCCCCC" w:sz="1"/>
+            </w:tcBorders>
+            <w:tcMar>
+              <w:top w:type="dxa" w:w="60"/>
+              <w:left w:type="dxa" w:w="100"/>
+              <w:bottom w:type="dxa" w:w="60"/>
+              <w:right w:type="dxa" w:w="100"/>
+            </w:tcMar>
+          </w:tcPr>
+          <w:p>
+            <w:pPr>
+              <w:spacing w:after="0"/>
+            </w:pPr>
+            <w:r>
+              <w:rPr>
+                <w:rFonts w:ascii="Arial" w:cs="Arial" w:eastAsia="Arial" w:hAnsi="Arial"/>
+                <w:b w:val="false"/>
+                <w:bCs w:val="false"/>
+                <w:sz w:val="18"/>
+                <w:szCs w:val="18"/>
+              </w:rPr>
+              <w:t xml:space="preserve">1.000</w:t>
+            </w:r>
+          </w:p>
+        </w:tc>
+      </w:tr>
+      <w:tr>
+        <w:tc>
+          <w:tcPr>
+            <w:tcW w:type="dxa" w:w="1100"/>
+            <w:tcBorders>
+              <w:top w:val="single" w:color="CCCCCC" w:sz="1"/>
+              <w:left w:val="single" w:color="CCCCCC" w:sz="1"/>
+              <w:bottom w:val="single" w:color="CCCCCC" w:sz="1"/>
+              <w:right w:val="single" w:color="CCCCCC" w:sz="1"/>
+            </w:tcBorders>
+            <w:tcMar>
+              <w:top w:type="dxa" w:w="60"/>
+              <w:left w:type="dxa" w:w="100"/>
+              <w:bottom w:type="dxa" w:w="60"/>
+              <w:right w:type="dxa" w:w="100"/>
+            </w:tcMar>
+          </w:tcPr>
+          <w:p>
+            <w:pPr>
+              <w:spacing w:after="0"/>
+            </w:pPr>
+            <w:r>
+              <w:rPr>
+                <w:rFonts w:ascii="Arial" w:cs="Arial" w:eastAsia="Arial" w:hAnsi="Arial"/>
+                <w:b w:val="false"/>
+                <w:bCs w:val="false"/>
+                <w:sz w:val="18"/>
+                <w:szCs w:val="18"/>
+              </w:rPr>
+              <w:t xml:space="preserve">7m</w:t>
+            </w:r>
+          </w:p>
+        </w:tc>
+        <w:tc>
+          <w:tcPr>
+            <w:tcW w:type="dxa" w:w="2400"/>
+            <w:tcBorders>
+              <w:top w:val="single" w:color="CCCCCC" w:sz="1"/>
+              <w:left w:val="single" w:color="CCCCCC" w:sz="1"/>
+              <w:bottom w:val="single" w:color="CCCCCC" w:sz="1"/>
+              <w:right w:val="single" w:color="CCCCCC" w:sz="1"/>
+            </w:tcBorders>
+            <w:tcMar>
+              <w:top w:type="dxa" w:w="60"/>
+              <w:left w:type="dxa" w:w="100"/>
+              <w:bottom w:type="dxa" w:w="60"/>
+              <w:right w:type="dxa" w:w="100"/>
+            </w:tcMar>
+          </w:tcPr>
+          <w:p>
+            <w:pPr>
+              <w:spacing w:after="0"/>
+            </w:pPr>
+            <w:r>
+              <w:rPr>
+                <w:rFonts w:ascii="Arial" w:cs="Arial" w:eastAsia="Arial" w:hAnsi="Arial"/>
+                <w:b w:val="false"/>
+                <w:bCs w:val="false"/>
+                <w:sz w:val="18"/>
+                <w:szCs w:val="18"/>
+              </w:rPr>
+              <w:t xml:space="preserve">REM aperiodic exponent</w:t>
+            </w:r>
+          </w:p>
+        </w:tc>
+        <w:tc>
+          <w:tcPr>
+            <w:tcW w:type="dxa" w:w="1100"/>
+            <w:tcBorders>
+              <w:top w:val="single" w:color="CCCCCC" w:sz="1"/>
+              <w:left w:val="single" w:color="CCCCCC" w:sz="1"/>
+              <w:bottom w:val="single" w:color="CCCCCC" w:sz="1"/>
+              <w:right w:val="single" w:color="CCCCCC" w:sz="1"/>
+            </w:tcBorders>
+            <w:tcMar>
+              <w:top w:type="dxa" w:w="60"/>
+              <w:left w:type="dxa" w:w="100"/>
+              <w:bottom w:type="dxa" w:w="60"/>
+              <w:right w:type="dxa" w:w="100"/>
+            </w:tcMar>
+          </w:tcPr>
+          <w:p>
+            <w:pPr>
+              <w:spacing w:after="0"/>
+            </w:pPr>
+            <w:r>
+              <w:rPr>
+                <w:rFonts w:ascii="Arial" w:cs="Arial" w:eastAsia="Arial" w:hAnsi="Arial"/>
+                <w:b w:val="false"/>
+                <w:bCs w:val="false"/>
+                <w:sz w:val="18"/>
+                <w:szCs w:val="18"/>
+              </w:rPr>
+              <w:t xml:space="preserve">1.631</w:t>
+            </w:r>
+          </w:p>
+        </w:tc>
+        <w:tc>
+          <w:tcPr>
+            <w:tcW w:type="dxa" w:w="1100"/>
+            <w:tcBorders>
+              <w:top w:val="single" w:color="CCCCCC" w:sz="1"/>
+              <w:left w:val="single" w:color="CCCCCC" w:sz="1"/>
+              <w:bottom w:val="single" w:color="CCCCCC" w:sz="1"/>
+              <w:right w:val="single" w:color="CCCCCC" w:sz="1"/>
+            </w:tcBorders>
+            <w:tcMar>
+              <w:top w:type="dxa" w:w="60"/>
+              <w:left w:type="dxa" w:w="100"/>
+              <w:bottom w:type="dxa" w:w="60"/>
+              <w:right w:type="dxa" w:w="100"/>
+            </w:tcMar>
+          </w:tcPr>
+          <w:p>
+            <w:pPr>
+              <w:spacing w:after="0"/>
+            </w:pPr>
+            <w:r>
+              <w:rPr>
+                <w:rFonts w:ascii="Arial" w:cs="Arial" w:eastAsia="Arial" w:hAnsi="Arial"/>
+                <w:b w:val="false"/>
+                <w:bCs w:val="false"/>
+                <w:sz w:val="18"/>
+                <w:szCs w:val="18"/>
+              </w:rPr>
+              <w:t xml:space="preserve">1.582</w:t>
+            </w:r>
+          </w:p>
+        </w:tc>
+        <w:tc>
+          <w:tcPr>
+            <w:tcW w:type="dxa" w:w="1200"/>
+            <w:tcBorders>
+              <w:top w:val="single" w:color="CCCCCC" w:sz="1"/>
+              <w:left w:val="single" w:color="CCCCCC" w:sz="1"/>
+              <w:bottom w:val="single" w:color="CCCCCC" w:sz="1"/>
+              <w:right w:val="single" w:color="CCCCCC" w:sz="1"/>
+            </w:tcBorders>
+            <w:tcMar>
+              <w:top w:type="dxa" w:w="60"/>
+              <w:left w:type="dxa" w:w="100"/>
+              <w:bottom w:type="dxa" w:w="60"/>
+              <w:right w:type="dxa" w:w="100"/>
+            </w:tcMar>
+          </w:tcPr>
+          <w:p>
+            <w:pPr>
+              <w:spacing w:after="0"/>
+            </w:pPr>
+            <w:r>
+              <w:rPr>
+                <w:rFonts w:ascii="Arial" w:cs="Arial" w:eastAsia="Arial" w:hAnsi="Arial"/>
+                <w:b w:val="false"/>
+                <w:bCs w:val="false"/>
+                <w:sz w:val="18"/>
+                <w:szCs w:val="18"/>
+              </w:rPr>
+              <w:t xml:space="preserve">−0.17</w:t>
+            </w:r>
+          </w:p>
+        </w:tc>
+        <w:tc>
+          <w:tcPr>
+            <w:tcW w:type="dxa" w:w="1000"/>
+            <w:tcBorders>
+              <w:top w:val="single" w:color="CCCCCC" w:sz="1"/>
+              <w:left w:val="single" w:color="CCCCCC" w:sz="1"/>
+              <w:bottom w:val="single" w:color="CCCCCC" w:sz="1"/>
+              <w:right w:val="single" w:color="CCCCCC" w:sz="1"/>
+            </w:tcBorders>
+            <w:tcMar>
+              <w:top w:type="dxa" w:w="60"/>
+              <w:left w:type="dxa" w:w="100"/>
+              <w:bottom w:type="dxa" w:w="60"/>
+              <w:right w:type="dxa" w:w="100"/>
+            </w:tcMar>
+          </w:tcPr>
+          <w:p>
+            <w:pPr>
+              <w:spacing w:after="0"/>
+            </w:pPr>
+            <w:r>
+              <w:rPr>
+                <w:rFonts w:ascii="Arial" w:cs="Arial" w:eastAsia="Arial" w:hAnsi="Arial"/>
+                <w:b w:val="false"/>
+                <w:bCs w:val="false"/>
+                <w:sz w:val="18"/>
+                <w:szCs w:val="18"/>
+              </w:rPr>
+              <w:t xml:space="preserve">0.852</w:t>
+            </w:r>
+          </w:p>
+        </w:tc>
+        <w:tc>
+          <w:tcPr>
+            <w:tcW w:type="dxa" w:w="1000"/>
+            <w:tcBorders>
+              <w:top w:val="single" w:color="CCCCCC" w:sz="1"/>
+              <w:left w:val="single" w:color="CCCCCC" w:sz="1"/>
+              <w:bottom w:val="single" w:color="CCCCCC" w:sz="1"/>
+              <w:right w:val="single" w:color="CCCCCC" w:sz="1"/>
+            </w:tcBorders>
+            <w:tcMar>
+              <w:top w:type="dxa" w:w="60"/>
+              <w:left w:type="dxa" w:w="100"/>
+              <w:bottom w:type="dxa" w:w="60"/>
+              <w:right w:type="dxa" w:w="100"/>
+            </w:tcMar>
+          </w:tcPr>
+          <w:p>
+            <w:pPr>
+              <w:spacing w:after="0"/>
+            </w:pPr>
+            <w:r>
+              <w:rPr>
+                <w:rFonts w:ascii="Arial" w:cs="Arial" w:eastAsia="Arial" w:hAnsi="Arial"/>
+                <w:b w:val="false"/>
+                <w:bCs w:val="false"/>
+                <w:sz w:val="18"/>
+                <w:szCs w:val="18"/>
+              </w:rPr>
+              <w:t xml:space="preserve">1.000</w:t>
+            </w:r>
+          </w:p>
+        </w:tc>
+      </w:tr>
+    </w:tbl>
     <w:p>
       <w:pPr>
-        <w:shd w:fill="E2EFDA" w:val="clear"/>
         <w:spacing w:after="160" w:line="276"/>
       </w:pPr>
       <w:r>
-        <w:rPr>
-          <w:i/>
-          <w:iCs/>
-          <w:color w:val="375623"/>
-        </w:rPr>
-        <w:t xml:space="preserve">[PLACEHOLDER] Awaiting the secondary-timepoint results CSV (6- and 7-month feature comparisons) to populate exact values.</w:t>
+        <w:t xml:space="preserve">Headline features at the two intermediate timepoints (6 and 7 months) that fall between the acute challenge and the progressive and end-stage windows, at the animal level (Scenario A). No headline feature differed significantly between genotypes at either timepoint after FDR correction. This is consistent with the biphasic trajectory described in the Results, in which the acute (4-month) elevation has resolved and the end-stage (12-month) reversal has not yet developed, leaving 6 and 7 months as a relatively quiescent interval for these measures. Per-group sample sizes were 8/8 (6m) and 8/6 (7m). Full feature tables are available in the results files (statistics_6m_A.csv, statistics_7m_A.csv).</w:t>
       </w:r>
     </w:p>
     <w:p>
